--- a/public/documents/paper-sample-zh.docx
+++ b/public/documents/paper-sample-zh.docx
@@ -14,7 +14,7 @@
     <w:p>
       <w:pPr>
         <w:rPr>
-          <w:rFonts w:ascii="SimSun" w:hAnsi="SimSun" w:cs="SimSun"/>
+          <w:rFonts w:ascii="宋体" w:hAnsi="宋体" w:cs="宋体"/>
           <w:sz w:val="36"/>
           <w:szCs w:val="36"/>
         </w:rPr>
@@ -23,7 +23,7 @@
     <w:p>
       <w:pPr>
         <w:rPr>
-          <w:rFonts w:ascii="SimSun" w:hAnsi="SimSun" w:cs="SimSun"/>
+          <w:rFonts w:ascii="宋体" w:hAnsi="宋体" w:cs="宋体"/>
           <w:sz w:val="36"/>
           <w:szCs w:val="36"/>
         </w:rPr>
@@ -32,7 +32,7 @@
     <w:p>
       <w:pPr>
         <w:rPr>
-          <w:rFonts w:ascii="SimSun" w:hAnsi="SimSun" w:cs="SimSun"/>
+          <w:rFonts w:ascii="宋体" w:hAnsi="宋体" w:cs="宋体"/>
           <w:sz w:val="36"/>
           <w:szCs w:val="36"/>
         </w:rPr>
@@ -94,7 +94,7 @@
     <w:p>
       <w:pPr>
         <w:rPr>
-          <w:rFonts w:ascii="SimSun" w:hAnsi="SimSun" w:cs="SimSun"/>
+          <w:rFonts w:ascii="宋体" w:hAnsi="宋体" w:cs="宋体"/>
           <w:sz w:val="36"/>
           <w:szCs w:val="36"/>
         </w:rPr>
@@ -103,7 +103,7 @@
     <w:p>
       <w:pPr>
         <w:rPr>
-          <w:rFonts w:ascii="SimSun" w:hAnsi="SimSun" w:cs="SimSun"/>
+          <w:rFonts w:ascii="宋体" w:hAnsi="宋体" w:cs="宋体"/>
           <w:sz w:val="36"/>
           <w:szCs w:val="36"/>
         </w:rPr>
@@ -112,7 +112,7 @@
     <w:p>
       <w:pPr>
         <w:rPr>
-          <w:rFonts w:ascii="SimSun" w:hAnsi="SimSun" w:cs="SimSun"/>
+          <w:rFonts w:ascii="宋体" w:hAnsi="宋体" w:cs="宋体"/>
           <w:sz w:val="36"/>
           <w:szCs w:val="36"/>
         </w:rPr>
@@ -121,7 +121,7 @@
     <w:p>
       <w:pPr>
         <w:rPr>
-          <w:rFonts w:ascii="SimSun" w:hAnsi="SimSun" w:cs="SimSun"/>
+          <w:rFonts w:ascii="宋体" w:hAnsi="宋体" w:cs="宋体"/>
           <w:sz w:val="36"/>
           <w:szCs w:val="36"/>
         </w:rPr>
@@ -130,7 +130,7 @@
     <w:p>
       <w:pPr>
         <w:rPr>
-          <w:rFonts w:ascii="SimSun" w:hAnsi="SimSun" w:cs="SimSun"/>
+          <w:rFonts w:ascii="宋体" w:hAnsi="宋体" w:cs="宋体"/>
           <w:sz w:val="36"/>
           <w:szCs w:val="36"/>
         </w:rPr>
@@ -139,7 +139,7 @@
     <w:p>
       <w:pPr>
         <w:rPr>
-          <w:rFonts w:ascii="SimSun" w:hAnsi="SimSun" w:cs="SimSun"/>
+          <w:rFonts w:ascii="宋体" w:hAnsi="宋体" w:cs="宋体"/>
           <w:sz w:val="36"/>
           <w:szCs w:val="36"/>
         </w:rPr>
@@ -148,7 +148,7 @@
     <w:p>
       <w:pPr>
         <w:rPr>
-          <w:rFonts w:ascii="SimSun" w:hAnsi="SimSun" w:cs="SimSun"/>
+          <w:rFonts w:ascii="宋体" w:hAnsi="宋体" w:cs="宋体"/>
           <w:sz w:val="36"/>
           <w:szCs w:val="36"/>
         </w:rPr>
@@ -157,7 +157,7 @@
     <w:p>
       <w:pPr>
         <w:rPr>
-          <w:rFonts w:ascii="SimSun" w:hAnsi="SimSun" w:cs="SimSun"/>
+          <w:rFonts w:ascii="宋体" w:hAnsi="宋体" w:cs="宋体"/>
           <w:sz w:val="36"/>
           <w:szCs w:val="36"/>
         </w:rPr>
@@ -166,7 +166,7 @@
     <w:p>
       <w:pPr>
         <w:rPr>
-          <w:rFonts w:ascii="SimSun" w:hAnsi="SimSun" w:cs="SimSun"/>
+          <w:rFonts w:ascii="宋体" w:hAnsi="宋体" w:cs="宋体"/>
           <w:sz w:val="36"/>
           <w:szCs w:val="36"/>
         </w:rPr>
@@ -175,7 +175,7 @@
     <w:p>
       <w:pPr>
         <w:rPr>
-          <w:rFonts w:ascii="SimSun" w:hAnsi="SimSun" w:cs="SimSun"/>
+          <w:rFonts w:ascii="宋体" w:hAnsi="宋体" w:cs="宋体"/>
           <w:sz w:val="36"/>
           <w:szCs w:val="36"/>
         </w:rPr>
@@ -184,7 +184,7 @@
     <w:p>
       <w:pPr>
         <w:rPr>
-          <w:rFonts w:ascii="SimSun" w:hAnsi="SimSun" w:cs="SimSun"/>
+          <w:rFonts w:ascii="宋体" w:hAnsi="宋体" w:cs="宋体"/>
           <w:sz w:val="36"/>
           <w:szCs w:val="36"/>
         </w:rPr>
@@ -197,7 +197,7 @@
         </w:tabs>
         <w:jc w:val="center"/>
         <w:rPr>
-          <w:rFonts w:ascii="SimSun" w:hAnsi="SimSun" w:cs="SimSun"/>
+          <w:rFonts w:ascii="宋体" w:hAnsi="宋体" w:cs="宋体"/>
           <w:b/>
           <w:bCs/>
           <w:sz w:val="52"/>
@@ -206,7 +206,7 @@
       </w:pPr>
       <w:r>
         <w:rPr>
-          <w:rFonts w:ascii="SimSun" w:hAnsi="SimSun" w:cs="SimSun" w:hint="eastAsia"/>
+          <w:rFonts w:ascii="宋体" w:hAnsi="宋体" w:cs="宋体" w:hint="eastAsia"/>
           <w:b/>
           <w:bCs/>
           <w:sz w:val="52"/>
@@ -216,7 +216,7 @@
       </w:r>
       <w:r>
         <w:rPr>
-          <w:rFonts w:ascii="SimSun" w:hAnsi="SimSun" w:cs="SimSun" w:hint="eastAsia"/>
+          <w:rFonts w:ascii="宋体" w:hAnsi="宋体" w:cs="宋体" w:hint="eastAsia"/>
           <w:b/>
           <w:bCs/>
           <w:sz w:val="52"/>
@@ -226,13 +226,23 @@
       </w:r>
       <w:r>
         <w:rPr>
-          <w:rFonts w:ascii="SimSun" w:hAnsi="SimSun" w:cs="SimSun" w:hint="eastAsia"/>
+          <w:rFonts w:ascii="宋体" w:hAnsi="宋体" w:cs="宋体" w:hint="eastAsia"/>
           <w:b/>
           <w:bCs/>
           <w:sz w:val="52"/>
           <w:szCs w:val="52"/>
         </w:rPr>
-        <w:t>界浙江中学生哲学大会</w:t>
+        <w:t>届</w:t>
+      </w:r>
+      <w:r>
+        <w:rPr>
+          <w:rFonts w:ascii="宋体" w:hAnsi="宋体" w:cs="宋体" w:hint="eastAsia"/>
+          <w:b/>
+          <w:bCs/>
+          <w:sz w:val="52"/>
+          <w:szCs w:val="52"/>
+        </w:rPr>
+        <w:t>浙江中学生哲学大会</w:t>
       </w:r>
     </w:p>
     <w:p>
@@ -242,7 +252,7 @@
         </w:tabs>
         <w:jc w:val="center"/>
         <w:rPr>
-          <w:rFonts w:ascii="FangSong" w:eastAsia="FangSong" w:hAnsi="FangSong" w:cs="FangSong"/>
+          <w:rFonts w:ascii="仿宋" w:eastAsia="仿宋" w:hAnsi="仿宋" w:cs="仿宋"/>
           <w:sz w:val="52"/>
           <w:szCs w:val="52"/>
         </w:rPr>
@@ -255,7 +265,7 @@
         </w:tabs>
         <w:jc w:val="center"/>
         <w:rPr>
-          <w:rFonts w:ascii="FangSong" w:eastAsia="FangSong" w:hAnsi="FangSong" w:cs="FangSong"/>
+          <w:rFonts w:ascii="仿宋" w:eastAsia="仿宋" w:hAnsi="仿宋" w:cs="仿宋"/>
           <w:sz w:val="52"/>
           <w:szCs w:val="52"/>
         </w:rPr>
@@ -273,7 +283,7 @@
       </w:pPr>
       <w:r>
         <w:rPr>
-          <w:rFonts w:ascii="FangSong" w:eastAsia="FangSong" w:hAnsi="FangSong" w:cs="FangSong" w:hint="eastAsia"/>
+          <w:rFonts w:ascii="仿宋" w:eastAsia="仿宋" w:hAnsi="仿宋" w:cs="仿宋" w:hint="eastAsia"/>
           <w:sz w:val="52"/>
           <w:szCs w:val="52"/>
         </w:rPr>
@@ -282,10 +292,10 @@
     </w:p>
     <w:p>
       <w:pPr>
-        <w:pStyle w:val="Title"/>
+        <w:pStyle w:val="af1"/>
         <w:jc w:val="center"/>
         <w:rPr>
-          <w:rFonts w:ascii="SimHei" w:eastAsia="SimHei" w:hAnsi="SimHei" w:cs="SimHei"/>
+          <w:rFonts w:ascii="黑体" w:eastAsia="黑体" w:hAnsi="黑体" w:cs="黑体"/>
           <w:sz w:val="32"/>
           <w:szCs w:val="32"/>
         </w:rPr>
@@ -309,7 +319,7 @@
       <w:bookmarkStart w:id="16" w:name="_Toc21637"/>
       <w:r>
         <w:rPr>
-          <w:rFonts w:ascii="SimHei" w:eastAsia="SimHei" w:hAnsi="SimHei" w:cs="SimHei" w:hint="eastAsia"/>
+          <w:rFonts w:ascii="黑体" w:eastAsia="黑体" w:hAnsi="黑体" w:cs="黑体" w:hint="eastAsia"/>
           <w:sz w:val="32"/>
           <w:szCs w:val="32"/>
         </w:rPr>
@@ -322,14 +332,14 @@
       <w:pPr>
         <w:jc w:val="center"/>
         <w:rPr>
-          <w:rFonts w:ascii="FangSong" w:eastAsia="FangSong" w:hAnsi="FangSong" w:cs="FangSong"/>
-          <w:sz w:val="24"/>
-          <w:szCs w:val="24"/>
-        </w:rPr>
-      </w:pPr>
-      <w:r>
-        <w:rPr>
-          <w:rFonts w:ascii="FangSong" w:eastAsia="FangSong" w:hAnsi="FangSong" w:cs="FangSong" w:hint="eastAsia"/>
+          <w:rFonts w:ascii="仿宋" w:eastAsia="仿宋" w:hAnsi="仿宋" w:cs="仿宋"/>
+          <w:sz w:val="24"/>
+          <w:szCs w:val="24"/>
+        </w:rPr>
+      </w:pPr>
+      <w:r>
+        <w:rPr>
+          <w:rFonts w:ascii="仿宋" w:eastAsia="仿宋" w:hAnsi="仿宋" w:cs="仿宋" w:hint="eastAsia"/>
           <w:sz w:val="24"/>
           <w:szCs w:val="24"/>
         </w:rPr>
@@ -337,7 +347,7 @@
       </w:r>
       <w:r>
         <w:rPr>
-          <w:rFonts w:ascii="FangSong" w:eastAsia="FangSong" w:hAnsi="FangSong" w:cs="FangSong" w:hint="eastAsia"/>
+          <w:rFonts w:ascii="仿宋" w:eastAsia="仿宋" w:hAnsi="仿宋" w:cs="仿宋" w:hint="eastAsia"/>
           <w:sz w:val="24"/>
           <w:szCs w:val="24"/>
           <w:vertAlign w:val="superscript"/>
@@ -346,7 +356,7 @@
       </w:r>
       <w:r>
         <w:rPr>
-          <w:rFonts w:ascii="FangSong" w:eastAsia="FangSong" w:hAnsi="FangSong" w:cs="FangSong" w:hint="eastAsia"/>
+          <w:rFonts w:ascii="仿宋" w:eastAsia="仿宋" w:hAnsi="仿宋" w:cs="仿宋" w:hint="eastAsia"/>
           <w:sz w:val="24"/>
           <w:szCs w:val="24"/>
         </w:rPr>
@@ -354,7 +364,7 @@
       </w:r>
       <w:r>
         <w:rPr>
-          <w:rFonts w:ascii="FangSong" w:eastAsia="FangSong" w:hAnsi="FangSong" w:cs="FangSong" w:hint="eastAsia"/>
+          <w:rFonts w:ascii="仿宋" w:eastAsia="仿宋" w:hAnsi="仿宋" w:cs="仿宋" w:hint="eastAsia"/>
           <w:sz w:val="24"/>
           <w:szCs w:val="24"/>
           <w:vertAlign w:val="superscript"/>
@@ -363,7 +373,7 @@
       </w:r>
       <w:r>
         <w:rPr>
-          <w:rFonts w:ascii="FangSong" w:eastAsia="FangSong" w:hAnsi="FangSong" w:cs="FangSong" w:hint="eastAsia"/>
+          <w:rFonts w:ascii="仿宋" w:eastAsia="仿宋" w:hAnsi="仿宋" w:cs="仿宋" w:hint="eastAsia"/>
           <w:sz w:val="24"/>
           <w:szCs w:val="24"/>
         </w:rPr>
@@ -371,7 +381,7 @@
       </w:r>
       <w:r>
         <w:rPr>
-          <w:rFonts w:ascii="FangSong" w:eastAsia="FangSong" w:hAnsi="FangSong" w:cs="FangSong" w:hint="eastAsia"/>
+          <w:rFonts w:ascii="仿宋" w:eastAsia="仿宋" w:hAnsi="仿宋" w:cs="仿宋" w:hint="eastAsia"/>
           <w:sz w:val="24"/>
           <w:szCs w:val="24"/>
           <w:vertAlign w:val="superscript"/>
@@ -380,7 +390,7 @@
       </w:r>
       <w:r>
         <w:rPr>
-          <w:rFonts w:ascii="FangSong" w:eastAsia="FangSong" w:hAnsi="FangSong" w:cs="FangSong" w:hint="eastAsia"/>
+          <w:rFonts w:ascii="仿宋" w:eastAsia="仿宋" w:hAnsi="仿宋" w:cs="仿宋" w:hint="eastAsia"/>
           <w:sz w:val="24"/>
           <w:szCs w:val="24"/>
         </w:rPr>
@@ -388,7 +398,7 @@
       </w:r>
       <w:r>
         <w:rPr>
-          <w:rFonts w:ascii="FangSong" w:eastAsia="FangSong" w:hAnsi="FangSong" w:cs="FangSong" w:hint="eastAsia"/>
+          <w:rFonts w:ascii="仿宋" w:eastAsia="仿宋" w:hAnsi="仿宋" w:cs="仿宋" w:hint="eastAsia"/>
           <w:sz w:val="24"/>
           <w:szCs w:val="24"/>
           <w:vertAlign w:val="superscript"/>
@@ -397,7 +407,7 @@
       </w:r>
       <w:r>
         <w:rPr>
-          <w:rFonts w:ascii="FangSong" w:eastAsia="FangSong" w:hAnsi="FangSong" w:cs="FangSong" w:hint="eastAsia"/>
+          <w:rFonts w:ascii="仿宋" w:eastAsia="仿宋" w:hAnsi="仿宋" w:cs="仿宋" w:hint="eastAsia"/>
           <w:sz w:val="24"/>
           <w:szCs w:val="24"/>
         </w:rPr>
@@ -405,7 +415,7 @@
       </w:r>
       <w:r>
         <w:rPr>
-          <w:rFonts w:ascii="FangSong" w:eastAsia="FangSong" w:hAnsi="FangSong" w:cs="FangSong" w:hint="eastAsia"/>
+          <w:rFonts w:ascii="仿宋" w:eastAsia="仿宋" w:hAnsi="仿宋" w:cs="仿宋" w:hint="eastAsia"/>
           <w:sz w:val="24"/>
           <w:szCs w:val="24"/>
           <w:vertAlign w:val="superscript"/>
@@ -417,18 +427,54 @@
       <w:pPr>
         <w:jc w:val="center"/>
         <w:rPr>
-          <w:rFonts w:ascii="FangSong" w:eastAsia="FangSong" w:hAnsi="FangSong" w:cs="FangSong"/>
-          <w:sz w:val="24"/>
-          <w:szCs w:val="24"/>
-        </w:rPr>
-      </w:pPr>
-      <w:r>
-        <w:rPr>
-          <w:rFonts w:ascii="FangSong" w:eastAsia="FangSong" w:hAnsi="FangSong" w:cs="FangSong" w:hint="eastAsia"/>
-          <w:sz w:val="24"/>
-          <w:szCs w:val="24"/>
-        </w:rPr>
-        <w:t>（1通信地址,城市 邮编；2通信地址,城市 邮编；……）</w:t>
+          <w:rFonts w:ascii="仿宋" w:eastAsia="仿宋" w:hAnsi="仿宋" w:cs="仿宋"/>
+          <w:sz w:val="24"/>
+          <w:szCs w:val="24"/>
+        </w:rPr>
+      </w:pPr>
+      <w:r>
+        <w:rPr>
+          <w:rFonts w:ascii="仿宋" w:eastAsia="仿宋" w:hAnsi="仿宋" w:cs="仿宋" w:hint="eastAsia"/>
+          <w:sz w:val="24"/>
+          <w:szCs w:val="24"/>
+        </w:rPr>
+        <w:t>（1通信</w:t>
+      </w:r>
+      <w:proofErr w:type="gramStart"/>
+      <w:r>
+        <w:rPr>
+          <w:rFonts w:ascii="仿宋" w:eastAsia="仿宋" w:hAnsi="仿宋" w:cs="仿宋" w:hint="eastAsia"/>
+          <w:sz w:val="24"/>
+          <w:szCs w:val="24"/>
+        </w:rPr>
+        <w:t>地址,城市 邮编</w:t>
+      </w:r>
+      <w:proofErr w:type="gramEnd"/>
+      <w:r>
+        <w:rPr>
+          <w:rFonts w:ascii="仿宋" w:eastAsia="仿宋" w:hAnsi="仿宋" w:cs="仿宋" w:hint="eastAsia"/>
+          <w:sz w:val="24"/>
+          <w:szCs w:val="24"/>
+        </w:rPr>
+        <w:t>；2通信</w:t>
+      </w:r>
+      <w:proofErr w:type="gramStart"/>
+      <w:r>
+        <w:rPr>
+          <w:rFonts w:ascii="仿宋" w:eastAsia="仿宋" w:hAnsi="仿宋" w:cs="仿宋" w:hint="eastAsia"/>
+          <w:sz w:val="24"/>
+          <w:szCs w:val="24"/>
+        </w:rPr>
+        <w:t>地址,城市 邮编</w:t>
+      </w:r>
+      <w:proofErr w:type="gramEnd"/>
+      <w:r>
+        <w:rPr>
+          <w:rFonts w:ascii="仿宋" w:eastAsia="仿宋" w:hAnsi="仿宋" w:cs="仿宋" w:hint="eastAsia"/>
+          <w:sz w:val="24"/>
+          <w:szCs w:val="24"/>
+        </w:rPr>
+        <w:t>；……）</w:t>
       </w:r>
     </w:p>
     <w:bookmarkEnd w:id="0"/>
@@ -460,11 +506,12 @@
     </w:p>
     <w:p>
       <w:pPr>
-        <w:pStyle w:val="NormalWeb"/>
+        <w:pStyle w:val="af0"/>
         <w:spacing w:before="0" w:after="0" w:line="360" w:lineRule="auto"/>
         <w:ind w:firstLineChars="200" w:firstLine="482"/>
         <w:jc w:val="both"/>
       </w:pPr>
+      <w:proofErr w:type="gramStart"/>
       <w:r>
         <w:rPr>
           <w:rFonts w:ascii="Times New Roman" w:cs="Times New Roman" w:hint="eastAsia"/>
@@ -487,14 +534,24 @@
           <w:b/>
           <w:bCs/>
         </w:rPr>
-        <w:t>要：</w:t>
-      </w:r>
+        <w:t>要</w:t>
+      </w:r>
+      <w:proofErr w:type="gramEnd"/>
       <w:r>
         <w:rPr>
           <w:rFonts w:ascii="Times New Roman" w:cs="Times New Roman" w:hint="eastAsia"/>
+          <w:b/>
+          <w:bCs/>
+        </w:rPr>
+        <w:t>：</w:t>
+      </w:r>
+      <w:r>
+        <w:rPr>
+          <w:rFonts w:ascii="Times New Roman" w:cs="Times New Roman" w:hint="eastAsia"/>
         </w:rPr>
         <w:t>摘要内容</w:t>
       </w:r>
+      <w:proofErr w:type="gramStart"/>
       <w:r>
         <w:rPr>
           <w:rFonts w:ascii="Times New Roman" w:cs="Times New Roman" w:hint="eastAsia"/>
@@ -505,14 +562,29 @@
         <w:rPr>
           <w:rFonts w:ascii="Times New Roman" w:cs="Times New Roman" w:hint="eastAsia"/>
         </w:rPr>
-        <w:t>宋体，小四号</w:t>
-      </w:r>
+        <w:t>宋体</w:t>
+      </w:r>
+      <w:proofErr w:type="gramEnd"/>
       <w:r>
         <w:rPr>
           <w:rFonts w:ascii="Times New Roman" w:cs="Times New Roman" w:hint="eastAsia"/>
         </w:rPr>
+        <w:t>，小四</w:t>
+      </w:r>
+      <w:proofErr w:type="gramStart"/>
+      <w:r>
+        <w:rPr>
+          <w:rFonts w:ascii="Times New Roman" w:cs="Times New Roman" w:hint="eastAsia"/>
+        </w:rPr>
+        <w:t>号</w:t>
+      </w:r>
+      <w:r>
+        <w:rPr>
+          <w:rFonts w:ascii="Times New Roman" w:cs="Times New Roman" w:hint="eastAsia"/>
+        </w:rPr>
         <w:t>)</w:t>
       </w:r>
+      <w:proofErr w:type="gramEnd"/>
       <w:r>
         <w:rPr>
           <w:rFonts w:ascii="Times New Roman" w:cs="Times New Roman" w:hint="eastAsia"/>
@@ -543,6 +615,7 @@
         </w:rPr>
         <w:t>字符。关键词</w:t>
       </w:r>
+      <w:proofErr w:type="gramStart"/>
       <w:r>
         <w:rPr>
           <w:rFonts w:ascii="Times New Roman" w:cs="Times New Roman" w:hint="eastAsia"/>
@@ -553,12 +626,26 @@
         <w:rPr>
           <w:rFonts w:ascii="Times New Roman" w:cs="Times New Roman" w:hint="eastAsia"/>
         </w:rPr>
-        <w:t>宋体，小四号，加粗</w:t>
-      </w:r>
+        <w:t>宋体</w:t>
+      </w:r>
+      <w:proofErr w:type="gramEnd"/>
       <w:r>
         <w:rPr>
           <w:rFonts w:ascii="Times New Roman" w:cs="Times New Roman" w:hint="eastAsia"/>
         </w:rPr>
+        <w:t>，小四号，加</w:t>
+      </w:r>
+      <w:proofErr w:type="gramStart"/>
+      <w:r>
+        <w:rPr>
+          <w:rFonts w:ascii="Times New Roman" w:cs="Times New Roman" w:hint="eastAsia"/>
+        </w:rPr>
+        <w:t>粗</w:t>
+      </w:r>
+      <w:r>
+        <w:rPr>
+          <w:rFonts w:ascii="Times New Roman" w:cs="Times New Roman" w:hint="eastAsia"/>
+        </w:rPr>
         <w:t>)</w:t>
       </w:r>
       <w:r>
@@ -567,6 +654,7 @@
         </w:rPr>
         <w:t>，</w:t>
       </w:r>
+      <w:proofErr w:type="gramEnd"/>
       <w:r>
         <w:rPr>
           <w:rFonts w:ascii="Times New Roman" w:cs="Times New Roman" w:hint="eastAsia"/>
@@ -589,19 +677,33 @@
         <w:rPr>
           <w:rFonts w:ascii="Times New Roman" w:cs="Times New Roman" w:hint="eastAsia"/>
         </w:rPr>
-        <w:t>宋体，小四号</w:t>
-      </w:r>
+        <w:t>宋体，小四</w:t>
+      </w:r>
+      <w:proofErr w:type="gramStart"/>
       <w:r>
         <w:rPr>
           <w:rFonts w:ascii="Times New Roman" w:cs="Times New Roman" w:hint="eastAsia"/>
         </w:rPr>
+        <w:t>号</w:t>
+      </w:r>
+      <w:r>
+        <w:rPr>
+          <w:rFonts w:ascii="Times New Roman" w:cs="Times New Roman" w:hint="eastAsia"/>
+        </w:rPr>
         <w:t>)</w:t>
       </w:r>
       <w:r>
         <w:rPr>
           <w:rFonts w:ascii="Times New Roman" w:cs="Times New Roman" w:hint="eastAsia"/>
         </w:rPr>
-        <w:t>，关键词之间用分号分隔，段落首行缩进</w:t>
+        <w:t>，</w:t>
+      </w:r>
+      <w:proofErr w:type="gramEnd"/>
+      <w:r>
+        <w:rPr>
+          <w:rFonts w:ascii="Times New Roman" w:cs="Times New Roman" w:hint="eastAsia"/>
+        </w:rPr>
+        <w:t>关键词之间用分号分隔，段落首行缩进</w:t>
       </w:r>
       <w:r>
         <w:rPr>
@@ -631,6 +733,7 @@
         </w:rPr>
         <w:t>摘要</w:t>
       </w:r>
+      <w:proofErr w:type="gramStart"/>
       <w:r>
         <w:rPr>
           <w:rFonts w:hint="eastAsia"/>
@@ -643,7 +746,23 @@
           <w:rFonts w:hint="eastAsia"/>
           <w:sz w:val="24"/>
         </w:rPr>
-        <w:t>宋体，三号，加粗，居中，两字之间空两格</w:t>
+        <w:t>宋体</w:t>
+      </w:r>
+      <w:proofErr w:type="gramEnd"/>
+      <w:r>
+        <w:rPr>
+          <w:rFonts w:hint="eastAsia"/>
+          <w:sz w:val="24"/>
+        </w:rPr>
+        <w:t>，三号，加粗，居中，两字之间空两</w:t>
+      </w:r>
+      <w:proofErr w:type="gramStart"/>
+      <w:r>
+        <w:rPr>
+          <w:rFonts w:hint="eastAsia"/>
+          <w:sz w:val="24"/>
+        </w:rPr>
+        <w:t>格</w:t>
       </w:r>
       <w:r>
         <w:rPr>
@@ -657,7 +776,31 @@
           <w:rFonts w:hint="eastAsia"/>
           <w:sz w:val="24"/>
         </w:rPr>
-        <w:t>，标题放在在奇数页。无页眉。页码：罗马数字（</w:t>
+        <w:t>，</w:t>
+      </w:r>
+      <w:proofErr w:type="gramEnd"/>
+      <w:r>
+        <w:rPr>
+          <w:rFonts w:hint="eastAsia"/>
+          <w:sz w:val="24"/>
+        </w:rPr>
+        <w:t>标题放</w:t>
+      </w:r>
+      <w:proofErr w:type="gramStart"/>
+      <w:r>
+        <w:rPr>
+          <w:rFonts w:hint="eastAsia"/>
+          <w:sz w:val="24"/>
+        </w:rPr>
+        <w:t>在在</w:t>
+      </w:r>
+      <w:proofErr w:type="gramEnd"/>
+      <w:r>
+        <w:rPr>
+          <w:rFonts w:hint="eastAsia"/>
+          <w:sz w:val="24"/>
+        </w:rPr>
+        <w:t>奇数页。无页眉。页码：罗马数字（</w:t>
       </w:r>
       <w:r>
         <w:rPr>
@@ -800,42 +943,44 @@
     <w:bookmarkEnd w:id="25"/>
     <w:p>
       <w:pPr>
-        <w:pStyle w:val="a1"/>
+        <w:pStyle w:val="afc"/>
         <w:spacing w:before="240" w:after="0" w:line="360" w:lineRule="auto"/>
         <w:jc w:val="both"/>
         <w:rPr>
-          <w:rFonts w:ascii="Times New Roman" w:eastAsia="SimSun" w:hAnsi="Times New Roman" w:cs="Times New Roman"/>
-        </w:rPr>
-      </w:pPr>
-      <w:r>
-        <w:rPr>
-          <w:rFonts w:ascii="Times New Roman" w:eastAsia="SimSun" w:hAnsi="Times New Roman" w:cs="Times New Roman" w:hint="eastAsia"/>
+          <w:rFonts w:ascii="Times New Roman" w:eastAsia="宋体" w:hAnsi="Times New Roman" w:cs="Times New Roman"/>
+        </w:rPr>
+      </w:pPr>
+      <w:proofErr w:type="gramStart"/>
+      <w:r>
+        <w:rPr>
+          <w:rFonts w:ascii="Times New Roman" w:eastAsia="宋体" w:hAnsi="Times New Roman" w:cs="Times New Roman" w:hint="eastAsia"/>
         </w:rPr>
         <w:lastRenderedPageBreak/>
         <w:t xml:space="preserve">1 </w:t>
       </w:r>
       <w:r>
         <w:rPr>
-          <w:rFonts w:ascii="Times New Roman" w:eastAsia="SimSun" w:hAnsi="Times New Roman" w:cs="Times New Roman" w:hint="eastAsia"/>
+          <w:rFonts w:ascii="Times New Roman" w:eastAsia="宋体" w:hAnsi="Times New Roman" w:cs="Times New Roman" w:hint="eastAsia"/>
         </w:rPr>
         <w:t>绪</w:t>
       </w:r>
       <w:r>
         <w:rPr>
-          <w:rFonts w:ascii="Times New Roman" w:eastAsia="SimSun" w:hAnsi="Times New Roman" w:cs="Times New Roman" w:hint="eastAsia"/>
+          <w:rFonts w:ascii="Times New Roman" w:eastAsia="宋体" w:hAnsi="Times New Roman" w:cs="Times New Roman" w:hint="eastAsia"/>
         </w:rPr>
         <w:t xml:space="preserve"> </w:t>
       </w:r>
-      <w:r>
-        <w:rPr>
-          <w:rFonts w:ascii="Times New Roman" w:eastAsia="SimSun" w:hAnsi="Times New Roman" w:cs="Times New Roman" w:hint="eastAsia"/>
+      <w:proofErr w:type="gramEnd"/>
+      <w:r>
+        <w:rPr>
+          <w:rFonts w:ascii="Times New Roman" w:eastAsia="宋体" w:hAnsi="Times New Roman" w:cs="Times New Roman" w:hint="eastAsia"/>
         </w:rPr>
         <w:t>论</w:t>
       </w:r>
     </w:p>
     <w:p>
       <w:pPr>
-        <w:pStyle w:val="NormalWeb"/>
+        <w:pStyle w:val="af0"/>
         <w:spacing w:before="0" w:after="0" w:line="360" w:lineRule="auto"/>
         <w:ind w:firstLineChars="200" w:firstLine="480"/>
         <w:jc w:val="both"/>
@@ -857,7 +1002,7 @@
     </w:p>
     <w:p>
       <w:pPr>
-        <w:pStyle w:val="NormalWeb"/>
+        <w:pStyle w:val="af0"/>
         <w:spacing w:before="0" w:after="0" w:line="360" w:lineRule="auto"/>
         <w:ind w:firstLineChars="200" w:firstLine="480"/>
         <w:jc w:val="both"/>
@@ -895,11 +1040,11 @@
     </w:p>
     <w:p>
       <w:pPr>
-        <w:pStyle w:val="a1"/>
+        <w:pStyle w:val="afc"/>
         <w:spacing w:before="240" w:after="0" w:line="360" w:lineRule="auto"/>
         <w:jc w:val="left"/>
         <w:rPr>
-          <w:rFonts w:ascii="Times New Roman" w:eastAsia="SimSun" w:hAnsi="Times New Roman" w:cs="Times New Roman"/>
+          <w:rFonts w:ascii="Times New Roman" w:eastAsia="宋体" w:hAnsi="Times New Roman" w:cs="Times New Roman"/>
         </w:rPr>
       </w:pPr>
       <w:bookmarkStart w:id="31" w:name="_Toc181756520"/>
@@ -914,16 +1059,17 @@
       <w:bookmarkEnd w:id="28"/>
       <w:bookmarkEnd w:id="29"/>
       <w:bookmarkEnd w:id="30"/>
-      <w:r>
-        <w:rPr>
-          <w:rFonts w:ascii="Times New Roman" w:eastAsia="SimSun" w:hAnsi="Times New Roman" w:cs="Times New Roman"/>
+      <w:proofErr w:type="gramStart"/>
+      <w:r>
+        <w:rPr>
+          <w:rFonts w:ascii="Times New Roman" w:eastAsia="宋体" w:hAnsi="Times New Roman" w:cs="Times New Roman"/>
         </w:rPr>
         <w:t>2</w:t>
       </w:r>
       <w:bookmarkEnd w:id="31"/>
       <w:r>
         <w:rPr>
-          <w:rFonts w:ascii="Times New Roman" w:eastAsia="SimSun" w:hAnsi="Times New Roman" w:cs="Times New Roman"/>
+          <w:rFonts w:ascii="Times New Roman" w:eastAsia="宋体" w:hAnsi="Times New Roman" w:cs="Times New Roman"/>
         </w:rPr>
         <w:t xml:space="preserve"> </w:t>
       </w:r>
@@ -932,9 +1078,16 @@
       <w:bookmarkEnd w:id="34"/>
       <w:r>
         <w:rPr>
-          <w:rFonts w:ascii="Times New Roman" w:eastAsia="SimSun" w:hAnsi="Times New Roman" w:cs="Times New Roman"/>
-        </w:rPr>
-        <w:t>字体与页面设置</w:t>
+          <w:rFonts w:ascii="Times New Roman" w:eastAsia="宋体" w:hAnsi="Times New Roman" w:cs="Times New Roman"/>
+        </w:rPr>
+        <w:t>字体</w:t>
+      </w:r>
+      <w:proofErr w:type="gramEnd"/>
+      <w:r>
+        <w:rPr>
+          <w:rFonts w:ascii="Times New Roman" w:eastAsia="宋体" w:hAnsi="Times New Roman" w:cs="Times New Roman"/>
+        </w:rPr>
+        <w:t>与页面设置</w:t>
       </w:r>
       <w:bookmarkEnd w:id="35"/>
       <w:bookmarkEnd w:id="36"/>
@@ -942,13 +1095,14 @@
     </w:p>
     <w:p>
       <w:pPr>
-        <w:pStyle w:val="a2"/>
+        <w:pStyle w:val="afd"/>
       </w:pPr>
       <w:bookmarkStart w:id="38" w:name="_Toc211047337"/>
       <w:bookmarkStart w:id="39" w:name="_Toc23433"/>
       <w:bookmarkStart w:id="40" w:name="_Toc213577488"/>
       <w:bookmarkStart w:id="41" w:name="_Toc20116"/>
       <w:bookmarkStart w:id="42" w:name="_Toc181756522"/>
+      <w:proofErr w:type="gramStart"/>
       <w:r>
         <w:t xml:space="preserve">2.1 </w:t>
       </w:r>
@@ -959,10 +1113,11 @@
       <w:bookmarkEnd w:id="39"/>
       <w:bookmarkEnd w:id="40"/>
       <w:bookmarkEnd w:id="41"/>
-    </w:p>
-    <w:p>
-      <w:pPr>
-        <w:pStyle w:val="NormalWeb"/>
+      <w:proofErr w:type="gramEnd"/>
+    </w:p>
+    <w:p>
+      <w:pPr>
+        <w:pStyle w:val="af0"/>
         <w:spacing w:before="0" w:after="0" w:line="360" w:lineRule="auto"/>
         <w:ind w:firstLineChars="200" w:firstLine="480"/>
         <w:jc w:val="both"/>
@@ -1128,10 +1283,10 @@
     </w:p>
     <w:p>
       <w:pPr>
-        <w:pStyle w:val="a0"/>
+        <w:pStyle w:val="afb"/>
         <w:spacing w:before="0" w:after="0" w:line="360" w:lineRule="auto"/>
         <w:rPr>
-          <w:rFonts w:eastAsia="SimSun"/>
+          <w:rFonts w:eastAsia="宋体"/>
         </w:rPr>
       </w:pPr>
       <w:bookmarkStart w:id="44" w:name="_Toc213577489"/>
@@ -1139,24 +1294,38 @@
       <w:bookmarkStart w:id="46" w:name="_Toc10250"/>
       <w:r>
         <w:rPr>
-          <w:rFonts w:eastAsia="SimSun"/>
-        </w:rPr>
-        <w:t xml:space="preserve">2.1.1 </w:t>
+          <w:rFonts w:eastAsia="宋体"/>
+        </w:rPr>
+        <w:t>2.</w:t>
+      </w:r>
+      <w:proofErr w:type="gramStart"/>
+      <w:r>
+        <w:rPr>
+          <w:rFonts w:eastAsia="宋体"/>
+        </w:rPr>
+        <w:t xml:space="preserve">1.1 </w:t>
       </w:r>
       <w:bookmarkEnd w:id="43"/>
       <w:bookmarkEnd w:id="44"/>
       <w:r>
         <w:rPr>
-          <w:rFonts w:eastAsia="SimSun" w:hint="eastAsia"/>
-        </w:rPr>
-        <w:t>其他要求</w:t>
+          <w:rFonts w:eastAsia="宋体" w:hint="eastAsia"/>
+        </w:rPr>
+        <w:t>其他</w:t>
+      </w:r>
+      <w:proofErr w:type="gramEnd"/>
+      <w:r>
+        <w:rPr>
+          <w:rFonts w:eastAsia="宋体" w:hint="eastAsia"/>
+        </w:rPr>
+        <w:t>要求</w:t>
       </w:r>
       <w:bookmarkEnd w:id="45"/>
       <w:bookmarkEnd w:id="46"/>
     </w:p>
     <w:p>
       <w:pPr>
-        <w:pStyle w:val="1"/>
+        <w:pStyle w:val="10"/>
         <w:widowControl w:val="0"/>
         <w:spacing w:before="0" w:beforeAutospacing="0" w:after="0" w:afterAutospacing="0" w:line="360" w:lineRule="auto"/>
         <w:ind w:firstLineChars="200" w:firstLine="480"/>
@@ -1173,7 +1342,7 @@
     </w:p>
     <w:p>
       <w:pPr>
-        <w:pStyle w:val="1"/>
+        <w:pStyle w:val="10"/>
         <w:widowControl w:val="0"/>
         <w:spacing w:before="0" w:beforeAutospacing="0" w:after="0" w:afterAutospacing="0" w:line="360" w:lineRule="auto"/>
         <w:ind w:firstLineChars="200" w:firstLine="480"/>
@@ -1189,7 +1358,7 @@
       </w:r>
       <w:r>
         <w:rPr>
-          <w:rStyle w:val="FootnoteReference"/>
+          <w:rStyle w:val="af9"/>
           <w:rFonts w:ascii="Times New Roman" w:hAnsi="Times New Roman" w:cs="Times New Roman" w:hint="eastAsia"/>
         </w:rPr>
         <w:footnoteReference w:id="1"/>
@@ -1203,7 +1372,7 @@
     </w:p>
     <w:p>
       <w:pPr>
-        <w:pStyle w:val="1"/>
+        <w:pStyle w:val="10"/>
         <w:widowControl w:val="0"/>
         <w:spacing w:before="0" w:beforeAutospacing="0" w:after="0" w:afterAutospacing="0" w:line="360" w:lineRule="auto"/>
         <w:ind w:firstLineChars="200" w:firstLine="480"/>
@@ -1280,7 +1449,7 @@
     </w:p>
     <w:p>
       <w:pPr>
-        <w:pStyle w:val="1"/>
+        <w:pStyle w:val="10"/>
         <w:widowControl w:val="0"/>
         <w:spacing w:before="0" w:beforeAutospacing="0" w:after="0" w:afterAutospacing="0" w:line="360" w:lineRule="auto"/>
         <w:ind w:firstLineChars="200" w:firstLine="480"/>
@@ -1297,16 +1466,21 @@
     </w:p>
     <w:p>
       <w:pPr>
-        <w:pStyle w:val="a2"/>
+        <w:pStyle w:val="afd"/>
       </w:pPr>
       <w:bookmarkStart w:id="47" w:name="_Toc18413"/>
       <w:bookmarkStart w:id="48" w:name="_Toc26580"/>
       <w:bookmarkStart w:id="49" w:name="_Toc213577490"/>
+      <w:proofErr w:type="gramStart"/>
       <w:r>
         <w:t xml:space="preserve">2.2 </w:t>
       </w:r>
       <w:r>
-        <w:t>页面设置</w:t>
+        <w:t>页面</w:t>
+      </w:r>
+      <w:proofErr w:type="gramEnd"/>
+      <w:r>
+        <w:t>设置</w:t>
       </w:r>
       <w:bookmarkEnd w:id="47"/>
       <w:bookmarkEnd w:id="48"/>
@@ -1314,7 +1488,7 @@
     </w:p>
     <w:p>
       <w:pPr>
-        <w:pStyle w:val="NormalWeb"/>
+        <w:pStyle w:val="af0"/>
         <w:spacing w:before="0" w:after="0" w:line="360" w:lineRule="auto"/>
         <w:ind w:firstLineChars="200" w:firstLine="480"/>
         <w:jc w:val="both"/>
@@ -1373,12 +1547,12 @@
     </w:p>
     <w:p>
       <w:pPr>
-        <w:pStyle w:val="a0"/>
+        <w:pStyle w:val="afb"/>
         <w:spacing w:before="0" w:after="0" w:line="360" w:lineRule="auto"/>
         <w:ind w:firstLineChars="200" w:firstLine="480"/>
         <w:outlineLvl w:val="9"/>
         <w:rPr>
-          <w:rFonts w:eastAsia="SimSun"/>
+          <w:rFonts w:eastAsia="宋体"/>
           <w:kern w:val="28"/>
           <w:sz w:val="28"/>
           <w:szCs w:val="28"/>
@@ -1391,7 +1565,7 @@
       <w:bookmarkStart w:id="57" w:name="_Toc213577486"/>
       <w:r>
         <w:rPr>
-          <w:rFonts w:eastAsia="SimSun" w:hint="eastAsia"/>
+          <w:rFonts w:eastAsia="宋体" w:hint="eastAsia"/>
           <w:b w:val="0"/>
           <w:bCs w:val="0"/>
           <w:kern w:val="0"/>
@@ -1400,7 +1574,7 @@
       </w:r>
       <w:r>
         <w:rPr>
-          <w:rFonts w:eastAsia="SimSun" w:hint="eastAsia"/>
+          <w:rFonts w:eastAsia="宋体" w:hint="eastAsia"/>
           <w:b w:val="0"/>
           <w:bCs w:val="0"/>
           <w:kern w:val="0"/>
@@ -1409,7 +1583,7 @@
       </w:r>
       <w:r>
         <w:rPr>
-          <w:rFonts w:eastAsia="SimSun" w:hint="eastAsia"/>
+          <w:rFonts w:eastAsia="宋体" w:hint="eastAsia"/>
           <w:b w:val="0"/>
           <w:bCs w:val="0"/>
           <w:kern w:val="0"/>
@@ -1423,7 +1597,7 @@
       <w:bookmarkEnd w:id="57"/>
       <w:r>
         <w:rPr>
-          <w:rFonts w:eastAsia="SimSun" w:hint="eastAsia"/>
+          <w:rFonts w:eastAsia="宋体" w:hint="eastAsia"/>
           <w:b w:val="0"/>
           <w:bCs w:val="0"/>
           <w:kern w:val="0"/>
@@ -1432,7 +1606,7 @@
       </w:r>
       <w:r>
         <w:rPr>
-          <w:rFonts w:eastAsia="SimSun"/>
+          <w:rFonts w:eastAsia="宋体"/>
           <w:b w:val="0"/>
           <w:bCs w:val="0"/>
           <w:kern w:val="0"/>
@@ -1442,7 +1616,7 @@
       </w:r>
       <w:r>
         <w:rPr>
-          <w:rFonts w:eastAsia="SimSun" w:hint="eastAsia"/>
+          <w:rFonts w:eastAsia="宋体" w:hint="eastAsia"/>
           <w:b w:val="0"/>
           <w:bCs w:val="0"/>
           <w:kern w:val="0"/>
@@ -1452,7 +1626,7 @@
       </w:r>
       <w:r>
         <w:rPr>
-          <w:rFonts w:eastAsia="SimSun"/>
+          <w:rFonts w:eastAsia="宋体"/>
           <w:b w:val="0"/>
           <w:bCs w:val="0"/>
           <w:kern w:val="0"/>
@@ -1463,7 +1637,7 @@
     </w:p>
     <w:p>
       <w:pPr>
-        <w:pStyle w:val="a0"/>
+        <w:pStyle w:val="afb"/>
         <w:numPr>
           <w:ilvl w:val="2"/>
           <w:numId w:val="0"/>
@@ -1474,7 +1648,7 @@
       </w:pPr>
       <w:r>
         <w:rPr>
-          <w:rFonts w:eastAsia="SimSun" w:hint="eastAsia"/>
+          <w:rFonts w:eastAsia="宋体" w:hint="eastAsia"/>
           <w:b w:val="0"/>
           <w:bCs w:val="0"/>
           <w:kern w:val="0"/>
@@ -1483,7 +1657,7 @@
       </w:r>
       <w:r>
         <w:rPr>
-          <w:rFonts w:eastAsia="SimSun" w:hint="eastAsia"/>
+          <w:rFonts w:eastAsia="宋体" w:hint="eastAsia"/>
           <w:b w:val="0"/>
           <w:bCs w:val="0"/>
           <w:kern w:val="0"/>
@@ -1492,7 +1666,7 @@
       </w:r>
       <w:r>
         <w:rPr>
-          <w:rFonts w:eastAsia="SimSun" w:hint="eastAsia"/>
+          <w:rFonts w:eastAsia="宋体" w:hint="eastAsia"/>
           <w:b w:val="0"/>
           <w:bCs w:val="0"/>
           <w:kern w:val="0"/>
@@ -1501,7 +1675,7 @@
       </w:r>
       <w:r>
         <w:rPr>
-          <w:rFonts w:eastAsia="SimSun"/>
+          <w:rFonts w:eastAsia="宋体"/>
           <w:b w:val="0"/>
           <w:bCs w:val="0"/>
           <w:kern w:val="0"/>
@@ -1512,7 +1686,7 @@
     </w:p>
     <w:p>
       <w:pPr>
-        <w:pStyle w:val="NormalWeb"/>
+        <w:pStyle w:val="af0"/>
         <w:spacing w:before="0" w:after="0" w:line="360" w:lineRule="auto"/>
         <w:ind w:firstLineChars="200" w:firstLine="480"/>
         <w:jc w:val="both"/>
@@ -1541,7 +1715,7 @@
     </w:p>
     <w:p>
       <w:pPr>
-        <w:pStyle w:val="NormalWeb"/>
+        <w:pStyle w:val="af0"/>
         <w:spacing w:before="0" w:after="0" w:line="360" w:lineRule="auto"/>
         <w:ind w:firstLineChars="200" w:firstLine="480"/>
         <w:jc w:val="both"/>
@@ -1570,7 +1744,7 @@
     </w:p>
     <w:p>
       <w:pPr>
-        <w:pStyle w:val="NormalWeb"/>
+        <w:pStyle w:val="af0"/>
         <w:spacing w:before="0" w:after="0" w:line="360" w:lineRule="auto"/>
         <w:ind w:firstLineChars="200" w:firstLine="480"/>
         <w:jc w:val="both"/>
@@ -1595,12 +1769,24 @@
         <w:rPr>
           <w:rFonts w:ascii="Times New Roman" w:cs="Times New Roman" w:hint="eastAsia"/>
         </w:rPr>
-        <w:t>）页眉：奇数页为本篇论文的题目，偶数页为“第二界浙江中学生哲学大会”，宋体、小五号、居中。</w:t>
-      </w:r>
-    </w:p>
-    <w:p>
-      <w:pPr>
-        <w:pStyle w:val="NormalWeb"/>
+        <w:t>）页眉：奇数页为本篇论文的题目，偶数页为“第</w:t>
+      </w:r>
+      <w:r>
+        <w:rPr>
+          <w:rFonts w:ascii="Times New Roman" w:cs="Times New Roman" w:hint="eastAsia"/>
+        </w:rPr>
+        <w:t>三届</w:t>
+      </w:r>
+      <w:r>
+        <w:rPr>
+          <w:rFonts w:ascii="Times New Roman" w:cs="Times New Roman" w:hint="eastAsia"/>
+        </w:rPr>
+        <w:t>浙江中学生哲学大会”，宋体、小五号、居中。</w:t>
+      </w:r>
+    </w:p>
+    <w:p>
+      <w:pPr>
+        <w:pStyle w:val="af0"/>
         <w:spacing w:before="0" w:after="0" w:line="360" w:lineRule="auto"/>
         <w:ind w:firstLineChars="200" w:firstLine="480"/>
         <w:jc w:val="both"/>
@@ -1689,7 +1875,7 @@
     </w:p>
     <w:p>
       <w:pPr>
-        <w:pStyle w:val="NormalWeb"/>
+        <w:pStyle w:val="af0"/>
         <w:spacing w:before="0" w:after="0" w:line="360" w:lineRule="auto"/>
         <w:ind w:firstLineChars="200" w:firstLine="480"/>
         <w:jc w:val="both"/>
@@ -1718,7 +1904,7 @@
     </w:p>
     <w:p>
       <w:pPr>
-        <w:pStyle w:val="a2"/>
+        <w:pStyle w:val="afd"/>
         <w:rPr>
           <w:lang w:val="en-US"/>
         </w:rPr>
@@ -1753,45 +1939,54 @@
     </w:p>
     <w:p>
       <w:pPr>
-        <w:pStyle w:val="a1"/>
+        <w:pStyle w:val="afc"/>
         <w:spacing w:before="240" w:after="0" w:line="360" w:lineRule="auto"/>
         <w:jc w:val="both"/>
         <w:rPr>
-          <w:rFonts w:ascii="Times New Roman" w:eastAsia="SimSun" w:hAnsi="Times New Roman" w:cs="Times New Roman"/>
+          <w:rFonts w:ascii="Times New Roman" w:eastAsia="宋体" w:hAnsi="Times New Roman" w:cs="Times New Roman"/>
         </w:rPr>
       </w:pPr>
       <w:bookmarkStart w:id="58" w:name="_Toc2816"/>
       <w:bookmarkEnd w:id="42"/>
-      <w:r>
-        <w:rPr>
-          <w:rFonts w:ascii="Times New Roman" w:eastAsia="SimSun" w:hAnsi="Times New Roman" w:cs="Times New Roman" w:hint="eastAsia"/>
+      <w:proofErr w:type="gramStart"/>
+      <w:r>
+        <w:rPr>
+          <w:rFonts w:ascii="Times New Roman" w:eastAsia="宋体" w:hAnsi="Times New Roman" w:cs="Times New Roman" w:hint="eastAsia"/>
         </w:rPr>
         <w:lastRenderedPageBreak/>
         <w:t>3</w:t>
       </w:r>
       <w:r>
         <w:rPr>
-          <w:rFonts w:ascii="Times New Roman" w:eastAsia="SimSun" w:hAnsi="Times New Roman" w:cs="Times New Roman"/>
+          <w:rFonts w:ascii="Times New Roman" w:eastAsia="宋体" w:hAnsi="Times New Roman" w:cs="Times New Roman"/>
         </w:rPr>
         <w:t xml:space="preserve"> </w:t>
       </w:r>
       <w:r>
         <w:rPr>
-          <w:rFonts w:ascii="Times New Roman" w:eastAsia="SimSun" w:hAnsi="Times New Roman" w:cs="Times New Roman"/>
-        </w:rPr>
-        <w:t>图与公式的格式要求</w:t>
+          <w:rFonts w:ascii="Times New Roman" w:eastAsia="宋体" w:hAnsi="Times New Roman" w:cs="Times New Roman"/>
+        </w:rPr>
+        <w:t>图</w:t>
+      </w:r>
+      <w:proofErr w:type="gramEnd"/>
+      <w:r>
+        <w:rPr>
+          <w:rFonts w:ascii="Times New Roman" w:eastAsia="宋体" w:hAnsi="Times New Roman" w:cs="Times New Roman"/>
+        </w:rPr>
+        <w:t>与公式的格式要求</w:t>
       </w:r>
       <w:bookmarkEnd w:id="58"/>
     </w:p>
     <w:p>
       <w:pPr>
-        <w:pStyle w:val="a2"/>
+        <w:pStyle w:val="afd"/>
       </w:pPr>
       <w:bookmarkStart w:id="59" w:name="_Toc213577492"/>
       <w:bookmarkStart w:id="60" w:name="_Toc32499"/>
       <w:bookmarkStart w:id="61" w:name="_Toc25802"/>
       <w:bookmarkStart w:id="62" w:name="_Toc211047340"/>
       <w:bookmarkStart w:id="63" w:name="_Toc201133776"/>
+      <w:proofErr w:type="gramStart"/>
       <w:r>
         <w:t xml:space="preserve">3.1 </w:t>
       </w:r>
@@ -1801,13 +1996,14 @@
       <w:bookmarkEnd w:id="59"/>
       <w:bookmarkEnd w:id="60"/>
       <w:bookmarkEnd w:id="61"/>
-    </w:p>
-    <w:p>
-      <w:pPr>
-        <w:pStyle w:val="a0"/>
+      <w:proofErr w:type="gramEnd"/>
+    </w:p>
+    <w:p>
+      <w:pPr>
+        <w:pStyle w:val="afb"/>
         <w:spacing w:before="0" w:after="0" w:line="360" w:lineRule="auto"/>
         <w:rPr>
-          <w:rFonts w:eastAsia="SimSun"/>
+          <w:rFonts w:eastAsia="宋体"/>
         </w:rPr>
       </w:pPr>
       <w:bookmarkStart w:id="64" w:name="_Toc213577493"/>
@@ -1815,20 +2011,34 @@
       <w:bookmarkStart w:id="66" w:name="_Toc9618"/>
       <w:r>
         <w:rPr>
-          <w:rFonts w:eastAsia="SimSun"/>
-        </w:rPr>
-        <w:t xml:space="preserve">3.1.1 </w:t>
-      </w:r>
-      <w:r>
-        <w:rPr>
-          <w:rFonts w:eastAsia="SimSun"/>
-        </w:rPr>
-        <w:t>图及图题标注</w:t>
+          <w:rFonts w:eastAsia="宋体"/>
+        </w:rPr>
+        <w:t>3.1.</w:t>
+      </w:r>
+      <w:proofErr w:type="gramStart"/>
+      <w:r>
+        <w:rPr>
+          <w:rFonts w:eastAsia="宋体"/>
+        </w:rPr>
+        <w:t xml:space="preserve">1 </w:t>
+      </w:r>
+      <w:r>
+        <w:rPr>
+          <w:rFonts w:eastAsia="宋体"/>
+        </w:rPr>
+        <w:t>图</w:t>
+      </w:r>
+      <w:proofErr w:type="gramEnd"/>
+      <w:r>
+        <w:rPr>
+          <w:rFonts w:eastAsia="宋体"/>
+        </w:rPr>
+        <w:t>及图题标注</w:t>
       </w:r>
       <w:bookmarkEnd w:id="64"/>
       <w:r>
         <w:rPr>
-          <w:rFonts w:eastAsia="SimSun" w:hint="eastAsia"/>
+          <w:rFonts w:eastAsia="宋体" w:hint="eastAsia"/>
         </w:rPr>
         <w:t>范例</w:t>
       </w:r>
@@ -1872,6 +2082,7 @@
         </w:rPr>
         <w:t>图要有：编号，图名（五号宋体加重）；图号和图名要居图上方的正中，应按顺序编号</w:t>
       </w:r>
+      <w:proofErr w:type="gramStart"/>
       <w:r>
         <w:rPr>
           <w:rFonts w:hint="eastAsia"/>
@@ -1884,7 +2095,23 @@
           <w:rFonts w:hint="eastAsia"/>
           <w:sz w:val="24"/>
         </w:rPr>
-        <w:t>有章节按章编号，如</w:t>
+        <w:t>有</w:t>
+      </w:r>
+      <w:proofErr w:type="gramEnd"/>
+      <w:r>
+        <w:rPr>
+          <w:rFonts w:hint="eastAsia"/>
+          <w:sz w:val="24"/>
+        </w:rPr>
+        <w:t>章节按章编号，</w:t>
+      </w:r>
+      <w:proofErr w:type="gramStart"/>
+      <w:r>
+        <w:rPr>
+          <w:rFonts w:hint="eastAsia"/>
+          <w:sz w:val="24"/>
+        </w:rPr>
+        <w:t>如</w:t>
       </w:r>
       <w:r>
         <w:rPr>
@@ -1898,21 +2125,45 @@
           <w:rFonts w:hint="eastAsia"/>
           <w:sz w:val="24"/>
         </w:rPr>
-        <w:t>第一章第一个图记为图</w:t>
-      </w:r>
-      <w:r>
-        <w:rPr>
-          <w:rFonts w:hint="eastAsia"/>
-          <w:sz w:val="24"/>
-        </w:rPr>
-        <w:t>1-1)</w:t>
-      </w:r>
-      <w:r>
-        <w:rPr>
-          <w:rFonts w:hint="eastAsia"/>
-          <w:sz w:val="24"/>
-        </w:rPr>
-        <w:t>，图要标明计量单位。</w:t>
+        <w:t>第一</w:t>
+      </w:r>
+      <w:proofErr w:type="gramEnd"/>
+      <w:r>
+        <w:rPr>
+          <w:rFonts w:hint="eastAsia"/>
+          <w:sz w:val="24"/>
+        </w:rPr>
+        <w:t>章第一个图记为图</w:t>
+      </w:r>
+      <w:r>
+        <w:rPr>
+          <w:rFonts w:hint="eastAsia"/>
+          <w:sz w:val="24"/>
+        </w:rPr>
+        <w:t>1</w:t>
+      </w:r>
+      <w:proofErr w:type="gramStart"/>
+      <w:r>
+        <w:rPr>
+          <w:rFonts w:hint="eastAsia"/>
+          <w:sz w:val="24"/>
+        </w:rPr>
+        <w:t>-1)</w:t>
+      </w:r>
+      <w:r>
+        <w:rPr>
+          <w:rFonts w:hint="eastAsia"/>
+          <w:sz w:val="24"/>
+        </w:rPr>
+        <w:t>，</w:t>
+      </w:r>
+      <w:proofErr w:type="gramEnd"/>
+      <w:r>
+        <w:rPr>
+          <w:rFonts w:hint="eastAsia"/>
+          <w:sz w:val="24"/>
+        </w:rPr>
+        <w:t>图要标明计量单位。</w:t>
       </w:r>
     </w:p>
     <w:p>
@@ -2032,11 +2283,16 @@
         </w:rPr>
         <w:t>3</w:t>
       </w:r>
+      <w:proofErr w:type="gramStart"/>
       <w:r>
         <w:t xml:space="preserve">-1 </w:t>
       </w:r>
       <w:r>
-        <w:t>图题字体宋体，字号</w:t>
+        <w:t>图</w:t>
+      </w:r>
+      <w:proofErr w:type="gramEnd"/>
+      <w:r>
+        <w:t>题字体宋体，字号</w:t>
       </w:r>
       <w:r>
         <w:rPr>
@@ -2056,7 +2312,7 @@
     </w:p>
     <w:p>
       <w:pPr>
-        <w:pStyle w:val="a2"/>
+        <w:pStyle w:val="afd"/>
         <w:rPr>
           <w:lang w:val="en-US"/>
         </w:rPr>
@@ -2064,6 +2320,7 @@
       <w:bookmarkStart w:id="67" w:name="_Toc20721"/>
       <w:bookmarkStart w:id="68" w:name="_Toc20309"/>
       <w:bookmarkStart w:id="69" w:name="_Toc213577494"/>
+      <w:proofErr w:type="gramStart"/>
       <w:r>
         <w:rPr>
           <w:rFonts w:hint="eastAsia"/>
@@ -2080,33 +2337,48 @@
       </w:r>
       <w:bookmarkEnd w:id="67"/>
       <w:bookmarkEnd w:id="68"/>
-    </w:p>
-    <w:p>
-      <w:pPr>
-        <w:pStyle w:val="a0"/>
+      <w:proofErr w:type="gramEnd"/>
+    </w:p>
+    <w:p>
+      <w:pPr>
+        <w:pStyle w:val="afb"/>
         <w:spacing w:before="0" w:after="0" w:line="360" w:lineRule="auto"/>
         <w:rPr>
-          <w:rFonts w:eastAsia="SimSun"/>
+          <w:rFonts w:eastAsia="宋体"/>
         </w:rPr>
       </w:pPr>
       <w:bookmarkStart w:id="70" w:name="_Toc5698"/>
       <w:bookmarkStart w:id="71" w:name="_Toc16985"/>
       <w:r>
         <w:rPr>
-          <w:rFonts w:eastAsia="SimSun"/>
-        </w:rPr>
-        <w:t xml:space="preserve">3.1.2 </w:t>
-      </w:r>
-      <w:r>
-        <w:rPr>
-          <w:rFonts w:eastAsia="SimSun"/>
-        </w:rPr>
-        <w:t>公式及其标注</w:t>
+          <w:rFonts w:eastAsia="宋体"/>
+        </w:rPr>
+        <w:t>3.1.</w:t>
+      </w:r>
+      <w:proofErr w:type="gramStart"/>
+      <w:r>
+        <w:rPr>
+          <w:rFonts w:eastAsia="宋体"/>
+        </w:rPr>
+        <w:t xml:space="preserve">2 </w:t>
+      </w:r>
+      <w:r>
+        <w:rPr>
+          <w:rFonts w:eastAsia="宋体"/>
+        </w:rPr>
+        <w:t>公式</w:t>
+      </w:r>
+      <w:proofErr w:type="gramEnd"/>
+      <w:r>
+        <w:rPr>
+          <w:rFonts w:eastAsia="宋体"/>
+        </w:rPr>
+        <w:t>及其标注</w:t>
       </w:r>
       <w:bookmarkEnd w:id="69"/>
       <w:r>
         <w:rPr>
-          <w:rFonts w:eastAsia="SimSun" w:hint="eastAsia"/>
+          <w:rFonts w:eastAsia="宋体" w:hint="eastAsia"/>
         </w:rPr>
         <w:t>范例</w:t>
       </w:r>
@@ -2146,6 +2418,7 @@
         </w:rPr>
         <w:t>公式编辑器编辑。文中公式应用阿拉伯数字连续编序号</w:t>
       </w:r>
+      <w:proofErr w:type="gramStart"/>
       <w:r>
         <w:rPr>
           <w:rFonts w:hint="eastAsia"/>
@@ -2160,7 +2433,25 @@
           <w:sz w:val="24"/>
           <w:szCs w:val="24"/>
         </w:rPr>
-        <w:t>有章节按章编号，如</w:t>
+        <w:t>有</w:t>
+      </w:r>
+      <w:proofErr w:type="gramEnd"/>
+      <w:r>
+        <w:rPr>
+          <w:rFonts w:hint="eastAsia"/>
+          <w:sz w:val="24"/>
+          <w:szCs w:val="24"/>
+        </w:rPr>
+        <w:t>章节按章编号，</w:t>
+      </w:r>
+      <w:proofErr w:type="gramStart"/>
+      <w:r>
+        <w:rPr>
+          <w:rFonts w:hint="eastAsia"/>
+          <w:sz w:val="24"/>
+          <w:szCs w:val="24"/>
+        </w:rPr>
+        <w:t>如</w:t>
       </w:r>
       <w:r>
         <w:rPr>
@@ -2176,7 +2467,16 @@
           <w:sz w:val="24"/>
           <w:szCs w:val="24"/>
         </w:rPr>
-        <w:t>第二章第一个公式记为（</w:t>
+        <w:t>第二</w:t>
+      </w:r>
+      <w:proofErr w:type="gramEnd"/>
+      <w:r>
+        <w:rPr>
+          <w:rFonts w:hint="eastAsia"/>
+          <w:sz w:val="24"/>
+          <w:szCs w:val="24"/>
+        </w:rPr>
+        <w:t>章第一个公式记为（</w:t>
       </w:r>
       <w:r>
         <w:rPr>
@@ -2228,6 +2528,7 @@
         </w:rPr>
         <w:t>公式书写应在文中另起一行。推导过程的中间步骤应尽可能忽略，各种符号应遵循有关规则。特别注意变量的符号</w:t>
       </w:r>
+      <w:proofErr w:type="gramStart"/>
       <w:r>
         <w:rPr>
           <w:rFonts w:hint="eastAsia"/>
@@ -2252,6 +2553,7 @@
         </w:rPr>
         <w:t>)</w:t>
       </w:r>
+      <w:proofErr w:type="gramEnd"/>
       <w:r>
         <w:rPr>
           <w:rFonts w:hint="eastAsia"/>
@@ -2313,10 +2615,10 @@
             <v:path o:extrusionok="f" gradientshapeok="t" o:connecttype="rect"/>
             <o:lock v:ext="edit" aspectratio="t"/>
           </v:shapetype>
-          <v:shape id="_x0000_i1025" type="#_x0000_t75" alt="" style="width:215.5pt;height:35pt;mso-width-percent:0;mso-height-percent:0;mso-width-percent:0;mso-height-percent:0" o:ole="">
+          <v:shape id="_x0000_i1025" type="#_x0000_t75" alt="" style="width:215.6pt;height:35pt;mso-width-percent:0;mso-height-percent:0;mso-width-percent:0;mso-height-percent:0" o:ole="">
             <v:imagedata r:id="rId24" o:title=""/>
           </v:shape>
-          <o:OLEObject Type="Embed" ProgID="Equation.3" ShapeID="_x0000_i1025" DrawAspect="Content" ObjectID="_1841670275" r:id="rId25"/>
+          <o:OLEObject Type="Embed" ProgID="Equation.3" ShapeID="_x0000_i1025" DrawAspect="Content" ObjectID="_1848223424" r:id="rId25"/>
         </w:object>
       </w:r>
       <w:r>
@@ -2344,7 +2646,7 @@
         <w:spacing w:line="360" w:lineRule="auto"/>
         <w:ind w:firstLineChars="200" w:firstLine="480"/>
         <w:rPr>
-          <w:rFonts w:ascii="SimSun" w:hAnsi="SimSun"/>
+          <w:rFonts w:ascii="宋体" w:hAnsi="宋体"/>
           <w:sz w:val="24"/>
           <w:szCs w:val="24"/>
         </w:rPr>
@@ -2358,6 +2660,7 @@
         <w:t>式</w:t>
       </w:r>
       <w:bookmarkEnd w:id="62"/>
+      <w:proofErr w:type="gramStart"/>
       <w:r>
         <w:rPr>
           <w:sz w:val="24"/>
@@ -2380,6 +2683,7 @@
         </w:rPr>
         <w:t>1)</w:t>
       </w:r>
+      <w:proofErr w:type="gramEnd"/>
       <w:r>
         <w:rPr>
           <w:sz w:val="24"/>
@@ -2449,18 +2753,19 @@
     </w:p>
     <w:p>
       <w:pPr>
-        <w:pStyle w:val="a1"/>
+        <w:pStyle w:val="afc"/>
         <w:spacing w:before="240" w:after="0" w:line="360" w:lineRule="auto"/>
         <w:jc w:val="both"/>
         <w:rPr>
-          <w:rFonts w:ascii="Times New Roman" w:eastAsia="SimSun" w:hAnsi="Times New Roman" w:cs="Times New Roman"/>
+          <w:rFonts w:ascii="Times New Roman" w:eastAsia="宋体" w:hAnsi="Times New Roman" w:cs="Times New Roman"/>
           <w:lang w:val="fr-FR"/>
         </w:rPr>
       </w:pPr>
       <w:bookmarkStart w:id="75" w:name="_Toc31955"/>
-      <w:r>
-        <w:rPr>
-          <w:rFonts w:ascii="Times New Roman" w:eastAsia="SimSun" w:hAnsi="Times New Roman" w:cs="Times New Roman"/>
+      <w:proofErr w:type="gramStart"/>
+      <w:r>
+        <w:rPr>
+          <w:rFonts w:ascii="Times New Roman" w:eastAsia="宋体" w:hAnsi="Times New Roman" w:cs="Times New Roman"/>
           <w:lang w:val="fr-FR"/>
         </w:rPr>
         <w:lastRenderedPageBreak/>
@@ -2468,9 +2773,16 @@
       </w:r>
       <w:r>
         <w:rPr>
-          <w:rFonts w:ascii="Times New Roman" w:eastAsia="SimSun" w:hAnsi="Times New Roman" w:cs="Times New Roman"/>
-        </w:rPr>
-        <w:t>表的格式要求</w:t>
+          <w:rFonts w:ascii="Times New Roman" w:eastAsia="宋体" w:hAnsi="Times New Roman" w:cs="Times New Roman"/>
+        </w:rPr>
+        <w:t>表</w:t>
+      </w:r>
+      <w:proofErr w:type="gramEnd"/>
+      <w:r>
+        <w:rPr>
+          <w:rFonts w:ascii="Times New Roman" w:eastAsia="宋体" w:hAnsi="Times New Roman" w:cs="Times New Roman"/>
+        </w:rPr>
+        <w:t>的格式要求</w:t>
       </w:r>
       <w:bookmarkEnd w:id="72"/>
       <w:bookmarkEnd w:id="73"/>
@@ -2478,18 +2790,23 @@
     </w:p>
     <w:p>
       <w:pPr>
-        <w:pStyle w:val="a2"/>
+        <w:pStyle w:val="afd"/>
       </w:pPr>
       <w:bookmarkStart w:id="76" w:name="_Toc21230"/>
       <w:bookmarkStart w:id="77" w:name="_Toc213577496"/>
       <w:bookmarkStart w:id="78" w:name="_Toc9604"/>
+      <w:proofErr w:type="gramStart"/>
       <w:r>
         <w:t xml:space="preserve">4.1 </w:t>
       </w:r>
       <w:bookmarkEnd w:id="63"/>
       <w:bookmarkEnd w:id="74"/>
       <w:r>
-        <w:t>表的格式</w:t>
+        <w:t>表</w:t>
+      </w:r>
+      <w:proofErr w:type="gramEnd"/>
+      <w:r>
+        <w:t>的格式</w:t>
       </w:r>
       <w:bookmarkEnd w:id="76"/>
       <w:bookmarkEnd w:id="77"/>
@@ -2497,10 +2814,10 @@
     </w:p>
     <w:p>
       <w:pPr>
-        <w:pStyle w:val="a0"/>
+        <w:pStyle w:val="afb"/>
         <w:spacing w:before="0" w:after="0" w:line="360" w:lineRule="auto"/>
         <w:rPr>
-          <w:rFonts w:eastAsia="SimSun"/>
+          <w:rFonts w:eastAsia="宋体"/>
           <w:lang w:val="fr-FR"/>
         </w:rPr>
       </w:pPr>
@@ -2511,24 +2828,33 @@
       <w:bookmarkStart w:id="83" w:name="_Toc20438"/>
       <w:r>
         <w:rPr>
-          <w:rFonts w:eastAsia="SimSun"/>
+          <w:rFonts w:eastAsia="宋体"/>
           <w:lang w:val="fr-FR"/>
         </w:rPr>
-        <w:t xml:space="preserve">4.1.1 </w:t>
+        <w:t>4.</w:t>
+      </w:r>
+      <w:proofErr w:type="gramStart"/>
+      <w:r>
+        <w:rPr>
+          <w:rFonts w:eastAsia="宋体"/>
+          <w:lang w:val="fr-FR"/>
+        </w:rPr>
+        <w:t xml:space="preserve">1.1 </w:t>
       </w:r>
       <w:bookmarkEnd w:id="79"/>
       <w:bookmarkEnd w:id="80"/>
       <w:r>
         <w:rPr>
-          <w:rFonts w:eastAsia="SimSun"/>
+          <w:rFonts w:eastAsia="宋体"/>
           <w:lang w:val="fr-FR"/>
         </w:rPr>
         <w:t>表</w:t>
       </w:r>
       <w:bookmarkEnd w:id="81"/>
-      <w:r>
-        <w:rPr>
-          <w:rFonts w:eastAsia="SimSun" w:hint="eastAsia"/>
+      <w:proofErr w:type="gramEnd"/>
+      <w:r>
+        <w:rPr>
+          <w:rFonts w:eastAsia="宋体" w:hint="eastAsia"/>
           <w:lang w:val="fr-FR"/>
         </w:rPr>
         <w:t>范例</w:t>
@@ -2551,6 +2877,7 @@
         </w:rPr>
         <w:t>表格应设计合理，排列紧凑，须为“三线表”</w:t>
       </w:r>
+      <w:proofErr w:type="gramStart"/>
       <w:r>
         <w:rPr>
           <w:rFonts w:hint="eastAsia"/>
@@ -2572,6 +2899,7 @@
         </w:rPr>
         <w:t>)</w:t>
       </w:r>
+      <w:proofErr w:type="gramEnd"/>
       <w:r>
         <w:rPr>
           <w:rFonts w:hint="eastAsia"/>
@@ -2623,6 +2951,7 @@
         </w:rPr>
         <w:t>表格要有：编号，表名（五号宋体加重）；表号和表名要居表上方正中（中间空一格），表应按顺序编号</w:t>
       </w:r>
+      <w:proofErr w:type="gramStart"/>
       <w:r>
         <w:rPr>
           <w:rFonts w:hint="eastAsia"/>
@@ -2635,7 +2964,23 @@
           <w:rFonts w:hint="eastAsia"/>
           <w:sz w:val="24"/>
         </w:rPr>
-        <w:t>有章节按章编号，如</w:t>
+        <w:t>有</w:t>
+      </w:r>
+      <w:proofErr w:type="gramEnd"/>
+      <w:r>
+        <w:rPr>
+          <w:rFonts w:hint="eastAsia"/>
+          <w:sz w:val="24"/>
+        </w:rPr>
+        <w:t>章节按章编号，</w:t>
+      </w:r>
+      <w:proofErr w:type="gramStart"/>
+      <w:r>
+        <w:rPr>
+          <w:rFonts w:hint="eastAsia"/>
+          <w:sz w:val="24"/>
+        </w:rPr>
+        <w:t>如</w:t>
       </w:r>
       <w:r>
         <w:rPr>
@@ -2649,21 +2994,45 @@
           <w:rFonts w:hint="eastAsia"/>
           <w:sz w:val="24"/>
         </w:rPr>
-        <w:t>第一章第一个表记为表</w:t>
-      </w:r>
-      <w:r>
-        <w:rPr>
-          <w:rFonts w:hint="eastAsia"/>
-          <w:sz w:val="24"/>
-        </w:rPr>
-        <w:t>1-1)</w:t>
-      </w:r>
-      <w:r>
-        <w:rPr>
-          <w:rFonts w:hint="eastAsia"/>
-          <w:sz w:val="24"/>
-        </w:rPr>
-        <w:t>。表格中要注明“项目”（例如，数据的名称，标明量和单位的符号），若单位相同，可统一写在表头或表顶线上右侧。表内文字为宋体五号居中。</w:t>
+        <w:t>第一</w:t>
+      </w:r>
+      <w:proofErr w:type="gramEnd"/>
+      <w:r>
+        <w:rPr>
+          <w:rFonts w:hint="eastAsia"/>
+          <w:sz w:val="24"/>
+        </w:rPr>
+        <w:t>章第一个表记为表</w:t>
+      </w:r>
+      <w:r>
+        <w:rPr>
+          <w:rFonts w:hint="eastAsia"/>
+          <w:sz w:val="24"/>
+        </w:rPr>
+        <w:t>1</w:t>
+      </w:r>
+      <w:proofErr w:type="gramStart"/>
+      <w:r>
+        <w:rPr>
+          <w:rFonts w:hint="eastAsia"/>
+          <w:sz w:val="24"/>
+        </w:rPr>
+        <w:t>-1)</w:t>
+      </w:r>
+      <w:r>
+        <w:rPr>
+          <w:rFonts w:hint="eastAsia"/>
+          <w:sz w:val="24"/>
+        </w:rPr>
+        <w:t>。</w:t>
+      </w:r>
+      <w:proofErr w:type="gramEnd"/>
+      <w:r>
+        <w:rPr>
+          <w:rFonts w:hint="eastAsia"/>
+          <w:sz w:val="24"/>
+        </w:rPr>
+        <w:t>表格中要注明“项目”（例如，数据的名称，标明量和单位的符号），若单位相同，可统一写在表头或表顶线上右侧。表内文字为宋体五号居中。</w:t>
       </w:r>
     </w:p>
     <w:p>
@@ -2712,7 +3081,7 @@
       </w:pPr>
       <w:r>
         <w:rPr>
-          <w:rFonts w:hAnsi="SimSun" w:hint="eastAsia"/>
+          <w:rFonts w:hAnsi="宋体" w:hint="eastAsia"/>
           <w:sz w:val="21"/>
           <w:szCs w:val="21"/>
         </w:rPr>
@@ -2726,6 +3095,7 @@
         </w:rPr>
         <w:t>4</w:t>
       </w:r>
+      <w:proofErr w:type="gramStart"/>
       <w:r>
         <w:rPr>
           <w:rFonts w:ascii="Times New Roman" w:cs="Times New Roman"/>
@@ -2736,7 +3106,7 @@
       </w:r>
       <w:r>
         <w:rPr>
-          <w:rFonts w:hAnsi="SimSun"/>
+          <w:rFonts w:hAnsi="宋体"/>
           <w:sz w:val="21"/>
           <w:szCs w:val="21"/>
         </w:rPr>
@@ -2744,11 +3114,20 @@
       </w:r>
       <w:r>
         <w:rPr>
-          <w:rFonts w:hAnsi="SimSun" w:hint="eastAsia"/>
+          <w:rFonts w:hAnsi="宋体" w:hint="eastAsia"/>
           <w:sz w:val="21"/>
           <w:szCs w:val="21"/>
         </w:rPr>
-        <w:t>几种主要油料植物的果实产量和油的产量</w:t>
+        <w:t>几</w:t>
+      </w:r>
+      <w:proofErr w:type="gramEnd"/>
+      <w:r>
+        <w:rPr>
+          <w:rFonts w:hAnsi="宋体" w:hint="eastAsia"/>
+          <w:sz w:val="21"/>
+          <w:szCs w:val="21"/>
+        </w:rPr>
+        <w:t>种主要油料植物的果实产量和油的产量</w:t>
       </w:r>
       <w:r>
         <w:rPr>
@@ -2813,12 +3192,12 @@
               <w:ind w:firstLineChars="250" w:firstLine="525"/>
               <w:jc w:val="center"/>
               <w:rPr>
-                <w:rFonts w:ascii="SimSun" w:hAnsi="SimSun"/>
+                <w:rFonts w:ascii="宋体" w:hAnsi="宋体"/>
               </w:rPr>
             </w:pPr>
             <w:r>
               <w:rPr>
-                <w:rFonts w:ascii="SimSun" w:hAnsi="SimSun" w:hint="eastAsia"/>
+                <w:rFonts w:ascii="宋体" w:hAnsi="宋体" w:hint="eastAsia"/>
               </w:rPr>
               <w:t>名称</w:t>
             </w:r>
@@ -2838,12 +3217,12 @@
               <w:spacing w:line="360" w:lineRule="auto"/>
               <w:jc w:val="center"/>
               <w:rPr>
-                <w:rFonts w:ascii="SimSun" w:hAnsi="SimSun"/>
+                <w:rFonts w:ascii="宋体" w:hAnsi="宋体"/>
               </w:rPr>
             </w:pPr>
             <w:r>
               <w:rPr>
-                <w:rFonts w:ascii="SimSun" w:hAnsi="SimSun" w:hint="eastAsia"/>
+                <w:rFonts w:ascii="宋体" w:hAnsi="宋体" w:hint="eastAsia"/>
               </w:rPr>
               <w:t>果实产量（</w:t>
             </w:r>
@@ -2858,7 +3237,7 @@
             </w:r>
             <w:r>
               <w:rPr>
-                <w:rFonts w:ascii="SimSun" w:hAnsi="SimSun"/>
+                <w:rFonts w:ascii="宋体" w:hAnsi="宋体"/>
               </w:rPr>
               <w:t>）</w:t>
             </w:r>
@@ -2878,15 +3257,23 @@
               <w:spacing w:line="360" w:lineRule="auto"/>
               <w:jc w:val="center"/>
               <w:rPr>
-                <w:rFonts w:ascii="SimSun" w:hAnsi="SimSun"/>
+                <w:rFonts w:ascii="宋体" w:hAnsi="宋体"/>
               </w:rPr>
             </w:pPr>
             <w:r>
               <w:rPr>
-                <w:rFonts w:ascii="SimSun" w:hAnsi="SimSun" w:hint="eastAsia"/>
+                <w:rFonts w:ascii="宋体" w:hAnsi="宋体" w:hint="eastAsia"/>
               </w:rPr>
-              <w:t>油的产量 （</w:t>
+              <w:t>油的</w:t>
             </w:r>
+            <w:proofErr w:type="gramStart"/>
+            <w:r>
+              <w:rPr>
+                <w:rFonts w:ascii="宋体" w:hAnsi="宋体" w:hint="eastAsia"/>
+              </w:rPr>
+              <w:t>产量 （</w:t>
+            </w:r>
+            <w:proofErr w:type="gramEnd"/>
             <w:r>
               <w:rPr>
                 <w:rFonts w:hint="eastAsia"/>
@@ -2925,12 +3312,12 @@
               <w:ind w:firstLineChars="250" w:firstLine="525"/>
               <w:jc w:val="center"/>
               <w:rPr>
-                <w:rFonts w:ascii="SimSun" w:hAnsi="SimSun"/>
+                <w:rFonts w:ascii="宋体" w:hAnsi="宋体"/>
               </w:rPr>
             </w:pPr>
             <w:r>
               <w:rPr>
-                <w:rFonts w:ascii="SimSun" w:hAnsi="SimSun" w:hint="eastAsia"/>
+                <w:rFonts w:ascii="宋体" w:hAnsi="宋体" w:hint="eastAsia"/>
               </w:rPr>
               <w:t>油棕</w:t>
             </w:r>
@@ -2949,7 +3336,7 @@
               <w:spacing w:line="360" w:lineRule="auto"/>
               <w:jc w:val="center"/>
               <w:rPr>
-                <w:rFonts w:ascii="SimSun" w:hAnsi="SimSun"/>
+                <w:rFonts w:ascii="宋体" w:hAnsi="宋体"/>
               </w:rPr>
             </w:pPr>
             <w:r>
@@ -2973,7 +3360,7 @@
               <w:spacing w:line="360" w:lineRule="auto"/>
               <w:jc w:val="center"/>
               <w:rPr>
-                <w:rFonts w:ascii="SimSun" w:hAnsi="SimSun"/>
+                <w:rFonts w:ascii="宋体" w:hAnsi="宋体"/>
               </w:rPr>
             </w:pPr>
             <w:r>
@@ -3001,12 +3388,12 @@
               <w:ind w:firstLineChars="250" w:firstLine="525"/>
               <w:jc w:val="center"/>
               <w:rPr>
-                <w:rFonts w:ascii="SimSun" w:hAnsi="SimSun"/>
+                <w:rFonts w:ascii="宋体" w:hAnsi="宋体"/>
               </w:rPr>
             </w:pPr>
             <w:r>
               <w:rPr>
-                <w:rFonts w:ascii="SimSun" w:hAnsi="SimSun" w:hint="eastAsia"/>
+                <w:rFonts w:ascii="宋体" w:hAnsi="宋体" w:hint="eastAsia"/>
               </w:rPr>
               <w:t>大豆</w:t>
             </w:r>
@@ -3022,7 +3409,7 @@
               <w:spacing w:line="360" w:lineRule="auto"/>
               <w:jc w:val="center"/>
               <w:rPr>
-                <w:rFonts w:ascii="SimSun" w:hAnsi="SimSun"/>
+                <w:rFonts w:ascii="宋体" w:hAnsi="宋体"/>
               </w:rPr>
             </w:pPr>
             <w:r>
@@ -3043,7 +3430,7 @@
               <w:spacing w:line="360" w:lineRule="auto"/>
               <w:jc w:val="center"/>
               <w:rPr>
-                <w:rFonts w:ascii="SimSun" w:hAnsi="SimSun"/>
+                <w:rFonts w:ascii="宋体" w:hAnsi="宋体"/>
               </w:rPr>
             </w:pPr>
             <w:r>
@@ -3071,12 +3458,12 @@
               <w:ind w:firstLineChars="250" w:firstLine="525"/>
               <w:jc w:val="center"/>
               <w:rPr>
-                <w:rFonts w:ascii="SimSun" w:hAnsi="SimSun"/>
+                <w:rFonts w:ascii="宋体" w:hAnsi="宋体"/>
               </w:rPr>
             </w:pPr>
             <w:r>
               <w:rPr>
-                <w:rFonts w:ascii="SimSun" w:hAnsi="SimSun" w:hint="eastAsia"/>
+                <w:rFonts w:ascii="宋体" w:hAnsi="宋体" w:hint="eastAsia"/>
               </w:rPr>
               <w:t>油菜籽</w:t>
             </w:r>
@@ -3092,7 +3479,7 @@
               <w:spacing w:line="360" w:lineRule="auto"/>
               <w:jc w:val="center"/>
               <w:rPr>
-                <w:rFonts w:ascii="SimSun" w:hAnsi="SimSun"/>
+                <w:rFonts w:ascii="宋体" w:hAnsi="宋体"/>
               </w:rPr>
             </w:pPr>
             <w:r>
@@ -3113,7 +3500,7 @@
               <w:spacing w:line="360" w:lineRule="auto"/>
               <w:jc w:val="center"/>
               <w:rPr>
-                <w:rFonts w:ascii="SimSun" w:hAnsi="SimSun"/>
+                <w:rFonts w:ascii="宋体" w:hAnsi="宋体"/>
               </w:rPr>
             </w:pPr>
             <w:r>
@@ -3149,16 +3536,21 @@
     </w:p>
     <w:p>
       <w:pPr>
-        <w:pStyle w:val="a2"/>
+        <w:pStyle w:val="afd"/>
       </w:pPr>
       <w:bookmarkStart w:id="84" w:name="_Toc17800"/>
       <w:bookmarkStart w:id="85" w:name="_Toc213577498"/>
       <w:bookmarkStart w:id="86" w:name="_Toc17437"/>
+      <w:proofErr w:type="gramStart"/>
       <w:r>
         <w:t xml:space="preserve">4.2 </w:t>
       </w:r>
       <w:r>
-        <w:t>表的内容</w:t>
+        <w:t>表</w:t>
+      </w:r>
+      <w:proofErr w:type="gramEnd"/>
+      <w:r>
+        <w:t>的内容</w:t>
       </w:r>
       <w:bookmarkEnd w:id="84"/>
       <w:bookmarkEnd w:id="85"/>
@@ -3218,11 +3610,11 @@
     </w:p>
     <w:p>
       <w:pPr>
-        <w:pStyle w:val="a1"/>
+        <w:pStyle w:val="afc"/>
         <w:spacing w:before="240" w:after="0" w:line="360" w:lineRule="auto"/>
         <w:jc w:val="both"/>
         <w:rPr>
-          <w:rFonts w:ascii="Times New Roman" w:eastAsia="SimSun" w:hAnsi="Times New Roman" w:cs="Times New Roman"/>
+          <w:rFonts w:ascii="Times New Roman" w:eastAsia="宋体" w:hAnsi="Times New Roman" w:cs="Times New Roman"/>
         </w:rPr>
       </w:pPr>
       <w:bookmarkStart w:id="87" w:name="_Toc197182433"/>
@@ -3233,18 +3625,26 @@
       <w:bookmarkStart w:id="92" w:name="_Toc197783519"/>
       <w:bookmarkStart w:id="93" w:name="_Toc211047345"/>
       <w:bookmarkStart w:id="94" w:name="_Toc132427698"/>
-      <w:r>
-        <w:rPr>
-          <w:rFonts w:ascii="Times New Roman" w:eastAsia="SimSun" w:hAnsi="Times New Roman" w:cs="Times New Roman"/>
+      <w:proofErr w:type="gramStart"/>
+      <w:r>
+        <w:rPr>
+          <w:rFonts w:ascii="Times New Roman" w:eastAsia="宋体" w:hAnsi="Times New Roman" w:cs="Times New Roman"/>
         </w:rPr>
         <w:lastRenderedPageBreak/>
         <w:t xml:space="preserve">5 </w:t>
       </w:r>
       <w:r>
         <w:rPr>
-          <w:rFonts w:ascii="Times New Roman" w:eastAsia="SimSun" w:hAnsi="Times New Roman" w:cs="Times New Roman"/>
-        </w:rPr>
-        <w:t>结论与展望</w:t>
+          <w:rFonts w:ascii="Times New Roman" w:eastAsia="宋体" w:hAnsi="Times New Roman" w:cs="Times New Roman"/>
+        </w:rPr>
+        <w:t>结论</w:t>
+      </w:r>
+      <w:proofErr w:type="gramEnd"/>
+      <w:r>
+        <w:rPr>
+          <w:rFonts w:ascii="Times New Roman" w:eastAsia="宋体" w:hAnsi="Times New Roman" w:cs="Times New Roman"/>
+        </w:rPr>
+        <w:t>与展望</w:t>
       </w:r>
       <w:bookmarkEnd w:id="87"/>
       <w:bookmarkEnd w:id="88"/>
@@ -3256,7 +3656,7 @@
     </w:p>
     <w:p>
       <w:pPr>
-        <w:pStyle w:val="a2"/>
+        <w:pStyle w:val="afd"/>
       </w:pPr>
       <w:bookmarkStart w:id="95" w:name="_Toc197182434"/>
       <w:bookmarkStart w:id="96" w:name="_Toc197783520"/>
@@ -3264,6 +3664,7 @@
       <w:bookmarkStart w:id="98" w:name="_Toc19574"/>
       <w:bookmarkStart w:id="99" w:name="_Toc213577500"/>
       <w:bookmarkStart w:id="100" w:name="_Toc20095"/>
+      <w:proofErr w:type="gramStart"/>
       <w:r>
         <w:t>5.1</w:t>
       </w:r>
@@ -3283,6 +3684,7 @@
       <w:bookmarkEnd w:id="98"/>
       <w:bookmarkEnd w:id="99"/>
       <w:bookmarkEnd w:id="100"/>
+      <w:proofErr w:type="gramEnd"/>
     </w:p>
     <w:p>
       <w:pPr>
@@ -3303,12 +3705,13 @@
     </w:p>
     <w:p>
       <w:pPr>
-        <w:pStyle w:val="a2"/>
+        <w:pStyle w:val="afd"/>
       </w:pPr>
       <w:bookmarkStart w:id="103" w:name="_Toc211047347"/>
       <w:bookmarkStart w:id="104" w:name="_Toc5635"/>
       <w:bookmarkStart w:id="105" w:name="_Toc213577501"/>
       <w:bookmarkStart w:id="106" w:name="_Toc5329"/>
+      <w:proofErr w:type="gramStart"/>
       <w:r>
         <w:t>5.2</w:t>
       </w:r>
@@ -3320,7 +3723,11 @@
         <w:t xml:space="preserve"> </w:t>
       </w:r>
       <w:r>
-        <w:t>不足之处及未来展望</w:t>
+        <w:t>不足</w:t>
+      </w:r>
+      <w:proofErr w:type="gramEnd"/>
+      <w:r>
+        <w:t>之处及未来展望</w:t>
       </w:r>
       <w:bookmarkEnd w:id="101"/>
       <w:bookmarkEnd w:id="102"/>
@@ -3368,10 +3775,10 @@
     </w:p>
     <w:p>
       <w:pPr>
-        <w:pStyle w:val="a1"/>
+        <w:pStyle w:val="afc"/>
         <w:spacing w:before="240" w:after="0" w:line="360" w:lineRule="auto"/>
         <w:rPr>
-          <w:rFonts w:ascii="Times New Roman" w:eastAsia="SimSun" w:hAnsi="Times New Roman" w:cs="Times New Roman"/>
+          <w:rFonts w:ascii="Times New Roman" w:eastAsia="宋体" w:hAnsi="Times New Roman" w:cs="Times New Roman"/>
         </w:rPr>
       </w:pPr>
       <w:bookmarkStart w:id="107" w:name="_Toc1265"/>
@@ -3383,7 +3790,7 @@
       <w:bookmarkEnd w:id="94"/>
       <w:r>
         <w:rPr>
-          <w:rFonts w:ascii="Times New Roman" w:eastAsia="SimSun" w:hAnsi="Times New Roman" w:cs="Times New Roman"/>
+          <w:rFonts w:ascii="Times New Roman" w:eastAsia="宋体" w:hAnsi="Times New Roman" w:cs="Times New Roman"/>
         </w:rPr>
         <w:lastRenderedPageBreak/>
         <w:t>参考文献</w:t>
@@ -3426,6 +3833,7 @@
           <w:szCs w:val="24"/>
         </w:rPr>
       </w:pPr>
+      <w:proofErr w:type="gramStart"/>
       <w:r>
         <w:rPr>
           <w:rFonts w:ascii="ˎ̥" w:hAnsi="ˎ̥" w:hint="eastAsia"/>
@@ -3440,15 +3848,16 @@
           <w:sz w:val="24"/>
           <w:szCs w:val="24"/>
         </w:rPr>
-        <w:t xml:space="preserve">, </w:t>
-      </w:r>
+        <w:t>,</w:t>
+      </w:r>
+      <w:proofErr w:type="gramEnd"/>
       <w:r>
         <w:rPr>
           <w:rFonts w:ascii="ˎ̥" w:hAnsi="ˎ̥" w:hint="eastAsia"/>
           <w:sz w:val="24"/>
           <w:szCs w:val="24"/>
         </w:rPr>
-        <w:t>黄海洋</w:t>
+        <w:t xml:space="preserve"> </w:t>
       </w:r>
       <w:r>
         <w:rPr>
@@ -3456,15 +3865,16 @@
           <w:sz w:val="24"/>
           <w:szCs w:val="24"/>
         </w:rPr>
-        <w:t xml:space="preserve">, </w:t>
-      </w:r>
+        <w:t>黄海</w:t>
+      </w:r>
+      <w:proofErr w:type="gramStart"/>
       <w:r>
         <w:rPr>
           <w:rFonts w:ascii="ˎ̥" w:hAnsi="ˎ̥" w:hint="eastAsia"/>
           <w:sz w:val="24"/>
           <w:szCs w:val="24"/>
         </w:rPr>
-        <w:t>曾文艺</w:t>
+        <w:t>洋</w:t>
       </w:r>
       <w:r>
         <w:rPr>
@@ -3472,14 +3882,57 @@
           <w:sz w:val="24"/>
           <w:szCs w:val="24"/>
         </w:rPr>
-        <w:t xml:space="preserve">. </w:t>
-      </w:r>
+        <w:t>,</w:t>
+      </w:r>
+      <w:proofErr w:type="gramEnd"/>
       <w:r>
         <w:rPr>
           <w:rFonts w:ascii="ˎ̥" w:hAnsi="ˎ̥" w:hint="eastAsia"/>
           <w:sz w:val="24"/>
           <w:szCs w:val="24"/>
         </w:rPr>
+        <w:t xml:space="preserve"> </w:t>
+      </w:r>
+      <w:r>
+        <w:rPr>
+          <w:rFonts w:ascii="ˎ̥" w:hAnsi="ˎ̥" w:hint="eastAsia"/>
+          <w:sz w:val="24"/>
+          <w:szCs w:val="24"/>
+        </w:rPr>
+        <w:t>曾</w:t>
+      </w:r>
+      <w:proofErr w:type="gramStart"/>
+      <w:r>
+        <w:rPr>
+          <w:rFonts w:ascii="ˎ̥" w:hAnsi="ˎ̥" w:hint="eastAsia"/>
+          <w:sz w:val="24"/>
+          <w:szCs w:val="24"/>
+        </w:rPr>
+        <w:t>文艺</w:t>
+      </w:r>
+      <w:r>
+        <w:rPr>
+          <w:rFonts w:ascii="ˎ̥" w:hAnsi="ˎ̥" w:hint="eastAsia"/>
+          <w:sz w:val="24"/>
+          <w:szCs w:val="24"/>
+        </w:rPr>
+        <w:t>.</w:t>
+      </w:r>
+      <w:proofErr w:type="gramEnd"/>
+      <w:r>
+        <w:rPr>
+          <w:rFonts w:ascii="ˎ̥" w:hAnsi="ˎ̥" w:hint="eastAsia"/>
+          <w:sz w:val="24"/>
+          <w:szCs w:val="24"/>
+        </w:rPr>
+        <w:t xml:space="preserve"> </w:t>
+      </w:r>
+      <w:r>
+        <w:rPr>
+          <w:rFonts w:ascii="ˎ̥" w:hAnsi="ˎ̥" w:hint="eastAsia"/>
+          <w:sz w:val="24"/>
+          <w:szCs w:val="24"/>
+        </w:rPr>
         <w:t>数学模型与数学建模</w:t>
       </w:r>
       <w:r>
@@ -3490,6 +3943,7 @@
         </w:rPr>
         <w:t xml:space="preserve">[M]. </w:t>
       </w:r>
+      <w:proofErr w:type="gramStart"/>
       <w:r>
         <w:rPr>
           <w:rFonts w:ascii="ˎ̥" w:hAnsi="ˎ̥" w:hint="eastAsia"/>
@@ -3504,15 +3958,16 @@
           <w:sz w:val="24"/>
           <w:szCs w:val="24"/>
         </w:rPr>
-        <w:t xml:space="preserve">: </w:t>
-      </w:r>
+        <w:t>:</w:t>
+      </w:r>
+      <w:proofErr w:type="gramEnd"/>
       <w:r>
         <w:rPr>
           <w:rFonts w:ascii="ˎ̥" w:hAnsi="ˎ̥" w:hint="eastAsia"/>
           <w:sz w:val="24"/>
           <w:szCs w:val="24"/>
         </w:rPr>
-        <w:t>北京师范大学出版社</w:t>
+        <w:t xml:space="preserve"> </w:t>
       </w:r>
       <w:r>
         <w:rPr>
@@ -3520,7 +3975,33 @@
           <w:sz w:val="24"/>
           <w:szCs w:val="24"/>
         </w:rPr>
-        <w:t>, 1997, 50-51.</w:t>
+        <w:t>北京师范大学</w:t>
+      </w:r>
+      <w:proofErr w:type="gramStart"/>
+      <w:r>
+        <w:rPr>
+          <w:rFonts w:ascii="ˎ̥" w:hAnsi="ˎ̥" w:hint="eastAsia"/>
+          <w:sz w:val="24"/>
+          <w:szCs w:val="24"/>
+        </w:rPr>
+        <w:t>出版社</w:t>
+      </w:r>
+      <w:r>
+        <w:rPr>
+          <w:rFonts w:ascii="ˎ̥" w:hAnsi="ˎ̥" w:hint="eastAsia"/>
+          <w:sz w:val="24"/>
+          <w:szCs w:val="24"/>
+        </w:rPr>
+        <w:t>,</w:t>
+      </w:r>
+      <w:proofErr w:type="gramEnd"/>
+      <w:r>
+        <w:rPr>
+          <w:rFonts w:ascii="ˎ̥" w:hAnsi="ˎ̥" w:hint="eastAsia"/>
+          <w:sz w:val="24"/>
+          <w:szCs w:val="24"/>
+        </w:rPr>
+        <w:t xml:space="preserve"> 1997, 50-51.</w:t>
       </w:r>
     </w:p>
     <w:p>
@@ -3536,6 +4017,7 @@
           <w:szCs w:val="24"/>
         </w:rPr>
       </w:pPr>
+      <w:proofErr w:type="gramStart"/>
       <w:r>
         <w:rPr>
           <w:rFonts w:ascii="ˎ̥" w:hAnsi="ˎ̥" w:hint="eastAsia"/>
@@ -3550,14 +4032,23 @@
           <w:sz w:val="24"/>
           <w:szCs w:val="24"/>
         </w:rPr>
-        <w:t xml:space="preserve">. </w:t>
-      </w:r>
+        <w:t>.</w:t>
+      </w:r>
+      <w:proofErr w:type="gramEnd"/>
       <w:r>
         <w:rPr>
           <w:rFonts w:ascii="ˎ̥" w:hAnsi="ˎ̥" w:hint="eastAsia"/>
           <w:sz w:val="24"/>
           <w:szCs w:val="24"/>
         </w:rPr>
+        <w:t xml:space="preserve"> </w:t>
+      </w:r>
+      <w:r>
+        <w:rPr>
+          <w:rFonts w:ascii="ˎ̥" w:hAnsi="ˎ̥" w:hint="eastAsia"/>
+          <w:sz w:val="24"/>
+          <w:szCs w:val="24"/>
+        </w:rPr>
         <w:t>数学教师课堂教学行为比较研究</w:t>
       </w:r>
       <w:r>
@@ -3574,15 +4065,33 @@
           <w:sz w:val="24"/>
           <w:szCs w:val="24"/>
         </w:rPr>
-        <w:t>南京师范大学</w:t>
-      </w:r>
+        <w:t>南京师范</w:t>
+      </w:r>
+      <w:proofErr w:type="gramStart"/>
       <w:r>
         <w:rPr>
           <w:rFonts w:ascii="ˎ̥" w:hAnsi="ˎ̥" w:hint="eastAsia"/>
           <w:sz w:val="24"/>
           <w:szCs w:val="24"/>
         </w:rPr>
-        <w:t>, 2012.</w:t>
+        <w:t>大学</w:t>
+      </w:r>
+      <w:r>
+        <w:rPr>
+          <w:rFonts w:ascii="ˎ̥" w:hAnsi="ˎ̥" w:hint="eastAsia"/>
+          <w:sz w:val="24"/>
+          <w:szCs w:val="24"/>
+        </w:rPr>
+        <w:t>,</w:t>
+      </w:r>
+      <w:proofErr w:type="gramEnd"/>
+      <w:r>
+        <w:rPr>
+          <w:rFonts w:ascii="ˎ̥" w:hAnsi="ˎ̥" w:hint="eastAsia"/>
+          <w:sz w:val="24"/>
+          <w:szCs w:val="24"/>
+        </w:rPr>
+        <w:t xml:space="preserve"> 2012.</w:t>
       </w:r>
     </w:p>
     <w:p>
@@ -3598,6 +4107,7 @@
           <w:szCs w:val="24"/>
         </w:rPr>
       </w:pPr>
+      <w:proofErr w:type="gramStart"/>
       <w:r>
         <w:rPr>
           <w:rFonts w:ascii="ˎ̥" w:hAnsi="ˎ̥" w:hint="eastAsia"/>
@@ -3612,14 +4122,23 @@
           <w:sz w:val="24"/>
           <w:szCs w:val="24"/>
         </w:rPr>
-        <w:t xml:space="preserve">. </w:t>
-      </w:r>
+        <w:t>.</w:t>
+      </w:r>
+      <w:proofErr w:type="gramEnd"/>
       <w:r>
         <w:rPr>
           <w:rFonts w:ascii="ˎ̥" w:hAnsi="ˎ̥" w:hint="eastAsia"/>
           <w:sz w:val="24"/>
           <w:szCs w:val="24"/>
         </w:rPr>
+        <w:t xml:space="preserve"> </w:t>
+      </w:r>
+      <w:r>
+        <w:rPr>
+          <w:rFonts w:ascii="ˎ̥" w:hAnsi="ˎ̥" w:hint="eastAsia"/>
+          <w:sz w:val="24"/>
+          <w:szCs w:val="24"/>
+        </w:rPr>
         <w:t>数学教具</w:t>
       </w:r>
       <w:r>
@@ -3638,14 +4157,34 @@
         </w:rPr>
         <w:t>中国专利</w:t>
       </w:r>
+      <w:proofErr w:type="gramStart"/>
       <w:r>
         <w:rPr>
           <w:rFonts w:ascii="ˎ̥" w:hAnsi="ˎ̥" w:hint="eastAsia"/>
           <w:sz w:val="24"/>
           <w:szCs w:val="24"/>
         </w:rPr>
-        <w:t>: CN103854541A, 2014-06-11.</w:t>
-      </w:r>
+        <w:t>: CN103854541A</w:t>
+      </w:r>
+      <w:proofErr w:type="gramEnd"/>
+      <w:r>
+        <w:rPr>
+          <w:rFonts w:ascii="ˎ̥" w:hAnsi="ˎ̥" w:hint="eastAsia"/>
+          <w:sz w:val="24"/>
+          <w:szCs w:val="24"/>
+        </w:rPr>
+        <w:t xml:space="preserve">, </w:t>
+      </w:r>
+      <w:proofErr w:type="gramStart"/>
+      <w:r>
+        <w:rPr>
+          <w:rFonts w:ascii="ˎ̥" w:hAnsi="ˎ̥" w:hint="eastAsia"/>
+          <w:sz w:val="24"/>
+          <w:szCs w:val="24"/>
+        </w:rPr>
+        <w:t>2014-06-11.</w:t>
+      </w:r>
+      <w:proofErr w:type="gramEnd"/>
     </w:p>
     <w:p>
       <w:pPr>
@@ -3693,37 +4232,39 @@
     </w:p>
     <w:p>
       <w:pPr>
-        <w:pStyle w:val="a1"/>
+        <w:pStyle w:val="afc"/>
         <w:spacing w:before="240" w:after="0" w:line="360" w:lineRule="auto"/>
         <w:rPr>
-          <w:rFonts w:ascii="Times New Roman" w:eastAsia="SimSun" w:hAnsi="Times New Roman" w:cs="Times New Roman"/>
+          <w:rFonts w:ascii="Times New Roman" w:eastAsia="宋体" w:hAnsi="Times New Roman" w:cs="Times New Roman"/>
         </w:rPr>
       </w:pPr>
       <w:bookmarkStart w:id="126" w:name="_Toc19549"/>
       <w:bookmarkStart w:id="127" w:name="_Toc10813"/>
       <w:bookmarkStart w:id="128" w:name="_Toc22295"/>
-      <w:r>
-        <w:rPr>
-          <w:rFonts w:ascii="Times New Roman" w:eastAsia="SimSun" w:hAnsi="Times New Roman" w:cs="Times New Roman"/>
+      <w:proofErr w:type="gramStart"/>
+      <w:r>
+        <w:rPr>
+          <w:rFonts w:ascii="Times New Roman" w:eastAsia="宋体" w:hAnsi="Times New Roman" w:cs="Times New Roman"/>
         </w:rPr>
         <w:lastRenderedPageBreak/>
         <w:t>致</w:t>
       </w:r>
       <w:r>
         <w:rPr>
-          <w:rFonts w:ascii="Times New Roman" w:eastAsia="SimSun" w:hAnsi="Times New Roman" w:cs="Times New Roman" w:hint="eastAsia"/>
+          <w:rFonts w:ascii="Times New Roman" w:eastAsia="宋体" w:hAnsi="Times New Roman" w:cs="Times New Roman" w:hint="eastAsia"/>
         </w:rPr>
         <w:t xml:space="preserve">  </w:t>
       </w:r>
       <w:r>
         <w:rPr>
-          <w:rFonts w:ascii="Times New Roman" w:eastAsia="SimSun" w:hAnsi="Times New Roman" w:cs="Times New Roman"/>
+          <w:rFonts w:ascii="Times New Roman" w:eastAsia="宋体" w:hAnsi="Times New Roman" w:cs="Times New Roman"/>
         </w:rPr>
         <w:t>谢</w:t>
       </w:r>
       <w:bookmarkEnd w:id="126"/>
       <w:bookmarkEnd w:id="127"/>
       <w:bookmarkEnd w:id="128"/>
+      <w:proofErr w:type="gramEnd"/>
     </w:p>
     <w:p>
       <w:pPr>
@@ -3860,10 +4401,10 @@
     </w:p>
     <w:p>
       <w:pPr>
-        <w:pStyle w:val="a1"/>
+        <w:pStyle w:val="afc"/>
         <w:spacing w:before="240" w:after="0" w:line="360" w:lineRule="auto"/>
         <w:rPr>
-          <w:rFonts w:ascii="Times New Roman" w:eastAsia="SimSun" w:hAnsi="Times New Roman" w:cs="Times New Roman"/>
+          <w:rFonts w:ascii="Times New Roman" w:eastAsia="宋体" w:hAnsi="Times New Roman" w:cs="Times New Roman"/>
         </w:rPr>
       </w:pPr>
       <w:bookmarkStart w:id="129" w:name="_Toc211047351"/>
@@ -3873,22 +4414,23 @@
       <w:bookmarkStart w:id="133" w:name="_Toc213577505"/>
       <w:bookmarkStart w:id="134" w:name="_Toc197783524"/>
       <w:bookmarkStart w:id="135" w:name="_Toc25441"/>
-      <w:r>
-        <w:rPr>
-          <w:rFonts w:ascii="Times New Roman" w:eastAsia="SimSun" w:hAnsi="Times New Roman" w:cs="Times New Roman"/>
+      <w:proofErr w:type="gramStart"/>
+      <w:r>
+        <w:rPr>
+          <w:rFonts w:ascii="Times New Roman" w:eastAsia="宋体" w:hAnsi="Times New Roman" w:cs="Times New Roman"/>
         </w:rPr>
         <w:lastRenderedPageBreak/>
         <w:t>附</w:t>
       </w:r>
       <w:r>
         <w:rPr>
-          <w:rFonts w:ascii="Times New Roman" w:eastAsia="SimSun" w:hAnsi="Times New Roman" w:cs="Times New Roman" w:hint="eastAsia"/>
+          <w:rFonts w:ascii="Times New Roman" w:eastAsia="宋体" w:hAnsi="Times New Roman" w:cs="Times New Roman" w:hint="eastAsia"/>
         </w:rPr>
         <w:t xml:space="preserve">  </w:t>
       </w:r>
       <w:r>
         <w:rPr>
-          <w:rFonts w:ascii="Times New Roman" w:eastAsia="SimSun" w:hAnsi="Times New Roman" w:cs="Times New Roman"/>
+          <w:rFonts w:ascii="Times New Roman" w:eastAsia="宋体" w:hAnsi="Times New Roman" w:cs="Times New Roman"/>
         </w:rPr>
         <w:t>录</w:t>
       </w:r>
@@ -3899,6 +4441,7 @@
       <w:bookmarkEnd w:id="133"/>
       <w:bookmarkEnd w:id="134"/>
       <w:bookmarkEnd w:id="135"/>
+      <w:proofErr w:type="gramEnd"/>
     </w:p>
     <w:p>
       <w:pPr>
@@ -3999,7 +4542,7 @@
 <w:ftr xmlns:wpc="http://schemas.microsoft.com/office/word/2010/wordprocessingCanvas" xmlns:cx="http://schemas.microsoft.com/office/drawing/2014/chartex" xmlns:cx1="http://schemas.microsoft.com/office/drawing/2015/9/8/chartex" xmlns:cx2="http://schemas.microsoft.com/office/drawing/2015/10/21/chartex" xmlns:cx3="http://schemas.microsoft.com/office/drawing/2016/5/9/chartex" xmlns:cx4="http://schemas.microsoft.com/office/drawing/2016/5/10/chartex" xmlns:cx5="http://schemas.microsoft.com/office/drawing/2016/5/11/chartex" xmlns:cx6="http://schemas.microsoft.com/office/drawing/2016/5/12/chartex" xmlns:cx7="http://schemas.microsoft.com/office/drawing/2016/5/13/chartex" xmlns:cx8="http://schemas.microsoft.com/office/drawing/2016/5/14/chartex" xmlns:mc="http://schemas.openxmlformats.org/markup-compatibility/2006" xmlns:aink="http://schemas.microsoft.com/office/drawing/2016/ink" xmlns:am3d="http://schemas.microsoft.com/office/drawing/2017/model3d" xmlns:o="urn:schemas-microsoft-com:office:office" xmlns:oel="http://schemas.microsoft.com/office/2019/extlst" xmlns:r="http://schemas.openxmlformats.org/officeDocument/2006/relationships" xmlns:m="http://schemas.openxmlformats.org/officeDocument/2006/math" xmlns:v="urn:schemas-microsoft-com:vml" xmlns:wp14="http://schemas.microsoft.com/office/word/2010/wordprocessingDrawing" xmlns:wp="http://schemas.openxmlformats.org/drawingml/2006/wordprocessingDrawing" xmlns:w10="urn:schemas-microsoft-com:office:word" xmlns:w="http://schemas.openxmlformats.org/wordprocessingml/2006/main" xmlns:w14="http://schemas.microsoft.com/office/word/2010/wordml" xmlns:w15="http://schemas.microsoft.com/office/word/2012/wordml" xmlns:w16cex="http://schemas.microsoft.com/office/word/2018/wordml/cex" xmlns:w16cid="http://schemas.microsoft.com/office/word/2016/wordml/cid" xmlns:w16="http://schemas.microsoft.com/office/word/2018/wordml" xmlns:w16du="http://schemas.microsoft.com/office/word/2023/wordml/word16du" xmlns:w16sdtdh="http://schemas.microsoft.com/office/word/2020/wordml/sdtdatahash" xmlns:w16sdtfl="http://schemas.microsoft.com/office/word/2024/wordml/sdtformatlock" xmlns:w16se="http://schemas.microsoft.com/office/word/2015/wordml/symex" xmlns:wpg="http://schemas.microsoft.com/office/word/2010/wordprocessingGroup" xmlns:wpi="http://schemas.microsoft.com/office/word/2010/wordprocessingInk" xmlns:wne="http://schemas.microsoft.com/office/word/2006/wordml" xmlns:wps="http://schemas.microsoft.com/office/word/2010/wordprocessingShape" mc:Ignorable="w14 w15 w16se w16cid w16 w16cex w16sdtdh w16sdtfl w16du wp14">
   <w:p>
     <w:pPr>
-      <w:pStyle w:val="Footer"/>
+      <w:pStyle w:val="ac"/>
       <w:ind w:right="360" w:firstLine="360"/>
       <w:jc w:val="center"/>
       <w:rPr>
@@ -4079,38 +4622,38 @@
                       <w:txbxContent>
                         <w:p>
                           <w:pPr>
-                            <w:pStyle w:val="Footer"/>
+                            <w:pStyle w:val="ac"/>
                             <w:rPr>
-                              <w:rStyle w:val="PageNumber"/>
+                              <w:rStyle w:val="af4"/>
                             </w:rPr>
                           </w:pPr>
                           <w:r>
                             <w:rPr>
-                              <w:rStyle w:val="PageNumber"/>
+                              <w:rStyle w:val="af4"/>
                             </w:rPr>
                             <w:fldChar w:fldCharType="begin"/>
                           </w:r>
                           <w:r>
                             <w:rPr>
-                              <w:rStyle w:val="PageNumber"/>
+                              <w:rStyle w:val="af4"/>
                             </w:rPr>
                             <w:instrText xml:space="preserve">PAGE  </w:instrText>
                           </w:r>
                           <w:r>
                             <w:rPr>
-                              <w:rStyle w:val="PageNumber"/>
+                              <w:rStyle w:val="af4"/>
                             </w:rPr>
                             <w:fldChar w:fldCharType="separate"/>
                           </w:r>
                           <w:r>
                             <w:rPr>
-                              <w:rStyle w:val="PageNumber"/>
+                              <w:rStyle w:val="af4"/>
                             </w:rPr>
                             <w:t>II</w:t>
                           </w:r>
                           <w:r>
                             <w:rPr>
-                              <w:rStyle w:val="PageNumber"/>
+                              <w:rStyle w:val="af4"/>
                             </w:rPr>
                             <w:fldChar w:fldCharType="end"/>
                           </w:r>
@@ -4188,7 +4731,7 @@
 <w:ftr xmlns:wpc="http://schemas.microsoft.com/office/word/2010/wordprocessingCanvas" xmlns:cx="http://schemas.microsoft.com/office/drawing/2014/chartex" xmlns:cx1="http://schemas.microsoft.com/office/drawing/2015/9/8/chartex" xmlns:cx2="http://schemas.microsoft.com/office/drawing/2015/10/21/chartex" xmlns:cx3="http://schemas.microsoft.com/office/drawing/2016/5/9/chartex" xmlns:cx4="http://schemas.microsoft.com/office/drawing/2016/5/10/chartex" xmlns:cx5="http://schemas.microsoft.com/office/drawing/2016/5/11/chartex" xmlns:cx6="http://schemas.microsoft.com/office/drawing/2016/5/12/chartex" xmlns:cx7="http://schemas.microsoft.com/office/drawing/2016/5/13/chartex" xmlns:cx8="http://schemas.microsoft.com/office/drawing/2016/5/14/chartex" xmlns:mc="http://schemas.openxmlformats.org/markup-compatibility/2006" xmlns:aink="http://schemas.microsoft.com/office/drawing/2016/ink" xmlns:am3d="http://schemas.microsoft.com/office/drawing/2017/model3d" xmlns:o="urn:schemas-microsoft-com:office:office" xmlns:oel="http://schemas.microsoft.com/office/2019/extlst" xmlns:r="http://schemas.openxmlformats.org/officeDocument/2006/relationships" xmlns:m="http://schemas.openxmlformats.org/officeDocument/2006/math" xmlns:v="urn:schemas-microsoft-com:vml" xmlns:wp14="http://schemas.microsoft.com/office/word/2010/wordprocessingDrawing" xmlns:wp="http://schemas.openxmlformats.org/drawingml/2006/wordprocessingDrawing" xmlns:w10="urn:schemas-microsoft-com:office:word" xmlns:w="http://schemas.openxmlformats.org/wordprocessingml/2006/main" xmlns:w14="http://schemas.microsoft.com/office/word/2010/wordml" xmlns:w15="http://schemas.microsoft.com/office/word/2012/wordml" xmlns:w16cex="http://schemas.microsoft.com/office/word/2018/wordml/cex" xmlns:w16cid="http://schemas.microsoft.com/office/word/2016/wordml/cid" xmlns:w16="http://schemas.microsoft.com/office/word/2018/wordml" xmlns:w16du="http://schemas.microsoft.com/office/word/2023/wordml/word16du" xmlns:w16sdtdh="http://schemas.microsoft.com/office/word/2020/wordml/sdtdatahash" xmlns:w16sdtfl="http://schemas.microsoft.com/office/word/2024/wordml/sdtformatlock" xmlns:w16se="http://schemas.microsoft.com/office/word/2015/wordml/symex" xmlns:wpg="http://schemas.microsoft.com/office/word/2010/wordprocessingGroup" xmlns:wpi="http://schemas.microsoft.com/office/word/2010/wordprocessingInk" xmlns:wne="http://schemas.microsoft.com/office/word/2006/wordml" xmlns:wps="http://schemas.microsoft.com/office/word/2010/wordprocessingShape" mc:Ignorable="w14 w15 w16se w16cid w16 w16cex w16sdtdh w16sdtfl w16du wp14">
   <w:p>
     <w:pPr>
-      <w:pStyle w:val="Footer"/>
+      <w:pStyle w:val="ac"/>
       <w:ind w:right="360"/>
     </w:pPr>
   </w:p>
@@ -4199,7 +4742,7 @@
 <w:ftr xmlns:wpc="http://schemas.microsoft.com/office/word/2010/wordprocessingCanvas" xmlns:cx="http://schemas.microsoft.com/office/drawing/2014/chartex" xmlns:cx1="http://schemas.microsoft.com/office/drawing/2015/9/8/chartex" xmlns:cx2="http://schemas.microsoft.com/office/drawing/2015/10/21/chartex" xmlns:cx3="http://schemas.microsoft.com/office/drawing/2016/5/9/chartex" xmlns:cx4="http://schemas.microsoft.com/office/drawing/2016/5/10/chartex" xmlns:cx5="http://schemas.microsoft.com/office/drawing/2016/5/11/chartex" xmlns:cx6="http://schemas.microsoft.com/office/drawing/2016/5/12/chartex" xmlns:cx7="http://schemas.microsoft.com/office/drawing/2016/5/13/chartex" xmlns:cx8="http://schemas.microsoft.com/office/drawing/2016/5/14/chartex" xmlns:mc="http://schemas.openxmlformats.org/markup-compatibility/2006" xmlns:aink="http://schemas.microsoft.com/office/drawing/2016/ink" xmlns:am3d="http://schemas.microsoft.com/office/drawing/2017/model3d" xmlns:o="urn:schemas-microsoft-com:office:office" xmlns:oel="http://schemas.microsoft.com/office/2019/extlst" xmlns:r="http://schemas.openxmlformats.org/officeDocument/2006/relationships" xmlns:m="http://schemas.openxmlformats.org/officeDocument/2006/math" xmlns:v="urn:schemas-microsoft-com:vml" xmlns:wp14="http://schemas.microsoft.com/office/word/2010/wordprocessingDrawing" xmlns:wp="http://schemas.openxmlformats.org/drawingml/2006/wordprocessingDrawing" xmlns:w10="urn:schemas-microsoft-com:office:word" xmlns:w="http://schemas.openxmlformats.org/wordprocessingml/2006/main" xmlns:w14="http://schemas.microsoft.com/office/word/2010/wordml" xmlns:w15="http://schemas.microsoft.com/office/word/2012/wordml" xmlns:w16cex="http://schemas.microsoft.com/office/word/2018/wordml/cex" xmlns:w16cid="http://schemas.microsoft.com/office/word/2016/wordml/cid" xmlns:w16="http://schemas.microsoft.com/office/word/2018/wordml" xmlns:w16du="http://schemas.microsoft.com/office/word/2023/wordml/word16du" xmlns:w16sdtdh="http://schemas.microsoft.com/office/word/2020/wordml/sdtdatahash" xmlns:w16sdtfl="http://schemas.microsoft.com/office/word/2024/wordml/sdtformatlock" xmlns:w16se="http://schemas.microsoft.com/office/word/2015/wordml/symex" xmlns:wpg="http://schemas.microsoft.com/office/word/2010/wordprocessingGroup" xmlns:wpi="http://schemas.microsoft.com/office/word/2010/wordprocessingInk" xmlns:wne="http://schemas.microsoft.com/office/word/2006/wordml" xmlns:wps="http://schemas.microsoft.com/office/word/2010/wordprocessingShape" mc:Ignorable="w14 w15 w16se w16cid w16 w16cex w16sdtdh w16sdtfl w16du wp14">
   <w:p>
     <w:pPr>
-      <w:pStyle w:val="Footer"/>
+      <w:pStyle w:val="ac"/>
       <w:jc w:val="center"/>
       <w:rPr>
         <w:sz w:val="21"/>
@@ -4208,31 +4751,31 @@
     </w:pPr>
     <w:r>
       <w:rPr>
-        <w:rStyle w:val="PageNumber"/>
+        <w:rStyle w:val="af4"/>
       </w:rPr>
       <w:fldChar w:fldCharType="begin"/>
     </w:r>
     <w:r>
       <w:rPr>
-        <w:rStyle w:val="PageNumber"/>
+        <w:rStyle w:val="af4"/>
       </w:rPr>
       <w:instrText xml:space="preserve"> PAGE </w:instrText>
     </w:r>
     <w:r>
       <w:rPr>
-        <w:rStyle w:val="PageNumber"/>
+        <w:rStyle w:val="af4"/>
       </w:rPr>
       <w:fldChar w:fldCharType="separate"/>
     </w:r>
     <w:r>
       <w:rPr>
-        <w:rStyle w:val="PageNumber"/>
+        <w:rStyle w:val="af4"/>
       </w:rPr>
       <w:t>II</w:t>
     </w:r>
     <w:r>
       <w:rPr>
-        <w:rStyle w:val="PageNumber"/>
+        <w:rStyle w:val="af4"/>
       </w:rPr>
       <w:fldChar w:fldCharType="end"/>
     </w:r>
@@ -4244,7 +4787,7 @@
 <w:ftr xmlns:wpc="http://schemas.microsoft.com/office/word/2010/wordprocessingCanvas" xmlns:cx="http://schemas.microsoft.com/office/drawing/2014/chartex" xmlns:cx1="http://schemas.microsoft.com/office/drawing/2015/9/8/chartex" xmlns:cx2="http://schemas.microsoft.com/office/drawing/2015/10/21/chartex" xmlns:cx3="http://schemas.microsoft.com/office/drawing/2016/5/9/chartex" xmlns:cx4="http://schemas.microsoft.com/office/drawing/2016/5/10/chartex" xmlns:cx5="http://schemas.microsoft.com/office/drawing/2016/5/11/chartex" xmlns:cx6="http://schemas.microsoft.com/office/drawing/2016/5/12/chartex" xmlns:cx7="http://schemas.microsoft.com/office/drawing/2016/5/13/chartex" xmlns:cx8="http://schemas.microsoft.com/office/drawing/2016/5/14/chartex" xmlns:mc="http://schemas.openxmlformats.org/markup-compatibility/2006" xmlns:aink="http://schemas.microsoft.com/office/drawing/2016/ink" xmlns:am3d="http://schemas.microsoft.com/office/drawing/2017/model3d" xmlns:o="urn:schemas-microsoft-com:office:office" xmlns:oel="http://schemas.microsoft.com/office/2019/extlst" xmlns:r="http://schemas.openxmlformats.org/officeDocument/2006/relationships" xmlns:m="http://schemas.openxmlformats.org/officeDocument/2006/math" xmlns:v="urn:schemas-microsoft-com:vml" xmlns:wp14="http://schemas.microsoft.com/office/word/2010/wordprocessingDrawing" xmlns:wp="http://schemas.openxmlformats.org/drawingml/2006/wordprocessingDrawing" xmlns:w10="urn:schemas-microsoft-com:office:word" xmlns:w="http://schemas.openxmlformats.org/wordprocessingml/2006/main" xmlns:w14="http://schemas.microsoft.com/office/word/2010/wordml" xmlns:w15="http://schemas.microsoft.com/office/word/2012/wordml" xmlns:w16cex="http://schemas.microsoft.com/office/word/2018/wordml/cex" xmlns:w16cid="http://schemas.microsoft.com/office/word/2016/wordml/cid" xmlns:w16="http://schemas.microsoft.com/office/word/2018/wordml" xmlns:w16du="http://schemas.microsoft.com/office/word/2023/wordml/word16du" xmlns:w16sdtdh="http://schemas.microsoft.com/office/word/2020/wordml/sdtdatahash" xmlns:w16sdtfl="http://schemas.microsoft.com/office/word/2024/wordml/sdtformatlock" xmlns:w16se="http://schemas.microsoft.com/office/word/2015/wordml/symex" xmlns:wpg="http://schemas.microsoft.com/office/word/2010/wordprocessingGroup" xmlns:wpi="http://schemas.microsoft.com/office/word/2010/wordprocessingInk" xmlns:wne="http://schemas.microsoft.com/office/word/2006/wordml" xmlns:wps="http://schemas.microsoft.com/office/word/2010/wordprocessingShape" mc:Ignorable="w14 w15 w16se w16cid w16 w16cex w16sdtdh w16sdtfl w16du wp14">
   <w:p>
     <w:pPr>
-      <w:pStyle w:val="Footer"/>
+      <w:pStyle w:val="ac"/>
       <w:ind w:right="360" w:firstLine="360"/>
       <w:jc w:val="center"/>
       <w:rPr>
@@ -4308,38 +4851,38 @@
                       <w:txbxContent>
                         <w:p>
                           <w:pPr>
-                            <w:pStyle w:val="Footer"/>
+                            <w:pStyle w:val="ac"/>
                             <w:rPr>
-                              <w:rStyle w:val="PageNumber"/>
+                              <w:rStyle w:val="af4"/>
                             </w:rPr>
                           </w:pPr>
                           <w:r>
                             <w:rPr>
-                              <w:rStyle w:val="PageNumber"/>
+                              <w:rStyle w:val="af4"/>
                             </w:rPr>
                             <w:fldChar w:fldCharType="begin"/>
                           </w:r>
                           <w:r>
                             <w:rPr>
-                              <w:rStyle w:val="PageNumber"/>
+                              <w:rStyle w:val="af4"/>
                             </w:rPr>
                             <w:instrText xml:space="preserve">PAGE  </w:instrText>
                           </w:r>
                           <w:r>
                             <w:rPr>
-                              <w:rStyle w:val="PageNumber"/>
+                              <w:rStyle w:val="af4"/>
                             </w:rPr>
                             <w:fldChar w:fldCharType="separate"/>
                           </w:r>
                           <w:r>
                             <w:rPr>
-                              <w:rStyle w:val="PageNumber"/>
+                              <w:rStyle w:val="af4"/>
                             </w:rPr>
                             <w:t>8</w:t>
                           </w:r>
                           <w:r>
                             <w:rPr>
-                              <w:rStyle w:val="PageNumber"/>
+                              <w:rStyle w:val="af4"/>
                             </w:rPr>
                             <w:fldChar w:fldCharType="end"/>
                           </w:r>
@@ -4417,7 +4960,7 @@
 <w:ftr xmlns:wpc="http://schemas.microsoft.com/office/word/2010/wordprocessingCanvas" xmlns:cx="http://schemas.microsoft.com/office/drawing/2014/chartex" xmlns:cx1="http://schemas.microsoft.com/office/drawing/2015/9/8/chartex" xmlns:cx2="http://schemas.microsoft.com/office/drawing/2015/10/21/chartex" xmlns:cx3="http://schemas.microsoft.com/office/drawing/2016/5/9/chartex" xmlns:cx4="http://schemas.microsoft.com/office/drawing/2016/5/10/chartex" xmlns:cx5="http://schemas.microsoft.com/office/drawing/2016/5/11/chartex" xmlns:cx6="http://schemas.microsoft.com/office/drawing/2016/5/12/chartex" xmlns:cx7="http://schemas.microsoft.com/office/drawing/2016/5/13/chartex" xmlns:cx8="http://schemas.microsoft.com/office/drawing/2016/5/14/chartex" xmlns:mc="http://schemas.openxmlformats.org/markup-compatibility/2006" xmlns:aink="http://schemas.microsoft.com/office/drawing/2016/ink" xmlns:am3d="http://schemas.microsoft.com/office/drawing/2017/model3d" xmlns:o="urn:schemas-microsoft-com:office:office" xmlns:oel="http://schemas.microsoft.com/office/2019/extlst" xmlns:r="http://schemas.openxmlformats.org/officeDocument/2006/relationships" xmlns:m="http://schemas.openxmlformats.org/officeDocument/2006/math" xmlns:v="urn:schemas-microsoft-com:vml" xmlns:wp14="http://schemas.microsoft.com/office/word/2010/wordprocessingDrawing" xmlns:wp="http://schemas.openxmlformats.org/drawingml/2006/wordprocessingDrawing" xmlns:w10="urn:schemas-microsoft-com:office:word" xmlns:w="http://schemas.openxmlformats.org/wordprocessingml/2006/main" xmlns:w14="http://schemas.microsoft.com/office/word/2010/wordml" xmlns:w15="http://schemas.microsoft.com/office/word/2012/wordml" xmlns:w16cex="http://schemas.microsoft.com/office/word/2018/wordml/cex" xmlns:w16cid="http://schemas.microsoft.com/office/word/2016/wordml/cid" xmlns:w16="http://schemas.microsoft.com/office/word/2018/wordml" xmlns:w16du="http://schemas.microsoft.com/office/word/2023/wordml/word16du" xmlns:w16sdtdh="http://schemas.microsoft.com/office/word/2020/wordml/sdtdatahash" xmlns:w16sdtfl="http://schemas.microsoft.com/office/word/2024/wordml/sdtformatlock" xmlns:w16se="http://schemas.microsoft.com/office/word/2015/wordml/symex" xmlns:wpg="http://schemas.microsoft.com/office/word/2010/wordprocessingGroup" xmlns:wpi="http://schemas.microsoft.com/office/word/2010/wordprocessingInk" xmlns:wne="http://schemas.microsoft.com/office/word/2006/wordml" xmlns:wps="http://schemas.microsoft.com/office/word/2010/wordprocessingShape" mc:Ignorable="w14 w15 w16se w16cid w16 w16cex w16sdtdh w16sdtfl w16du wp14">
   <w:p>
     <w:pPr>
-      <w:pStyle w:val="Footer"/>
+      <w:pStyle w:val="ac"/>
       <w:ind w:right="360" w:firstLine="360"/>
       <w:jc w:val="center"/>
     </w:pPr>
@@ -4476,38 +5019,38 @@
                       <w:txbxContent>
                         <w:p>
                           <w:pPr>
-                            <w:pStyle w:val="Footer"/>
+                            <w:pStyle w:val="ac"/>
                             <w:rPr>
-                              <w:rStyle w:val="PageNumber"/>
+                              <w:rStyle w:val="af4"/>
                             </w:rPr>
                           </w:pPr>
                           <w:r>
                             <w:rPr>
-                              <w:rStyle w:val="PageNumber"/>
+                              <w:rStyle w:val="af4"/>
                             </w:rPr>
                             <w:fldChar w:fldCharType="begin"/>
                           </w:r>
                           <w:r>
                             <w:rPr>
-                              <w:rStyle w:val="PageNumber"/>
+                              <w:rStyle w:val="af4"/>
                             </w:rPr>
                             <w:instrText xml:space="preserve">PAGE  </w:instrText>
                           </w:r>
                           <w:r>
                             <w:rPr>
-                              <w:rStyle w:val="PageNumber"/>
+                              <w:rStyle w:val="af4"/>
                             </w:rPr>
                             <w:fldChar w:fldCharType="separate"/>
                           </w:r>
                           <w:r>
                             <w:rPr>
-                              <w:rStyle w:val="PageNumber"/>
+                              <w:rStyle w:val="af4"/>
                             </w:rPr>
                             <w:t>I</w:t>
                           </w:r>
                           <w:r>
                             <w:rPr>
-                              <w:rStyle w:val="PageNumber"/>
+                              <w:rStyle w:val="af4"/>
                             </w:rPr>
                             <w:fldChar w:fldCharType="end"/>
                           </w:r>
@@ -4591,7 +5134,7 @@
 <w:ftr xmlns:wpc="http://schemas.microsoft.com/office/word/2010/wordprocessingCanvas" xmlns:cx="http://schemas.microsoft.com/office/drawing/2014/chartex" xmlns:cx1="http://schemas.microsoft.com/office/drawing/2015/9/8/chartex" xmlns:cx2="http://schemas.microsoft.com/office/drawing/2015/10/21/chartex" xmlns:cx3="http://schemas.microsoft.com/office/drawing/2016/5/9/chartex" xmlns:cx4="http://schemas.microsoft.com/office/drawing/2016/5/10/chartex" xmlns:cx5="http://schemas.microsoft.com/office/drawing/2016/5/11/chartex" xmlns:cx6="http://schemas.microsoft.com/office/drawing/2016/5/12/chartex" xmlns:cx7="http://schemas.microsoft.com/office/drawing/2016/5/13/chartex" xmlns:cx8="http://schemas.microsoft.com/office/drawing/2016/5/14/chartex" xmlns:mc="http://schemas.openxmlformats.org/markup-compatibility/2006" xmlns:aink="http://schemas.microsoft.com/office/drawing/2016/ink" xmlns:am3d="http://schemas.microsoft.com/office/drawing/2017/model3d" xmlns:o="urn:schemas-microsoft-com:office:office" xmlns:oel="http://schemas.microsoft.com/office/2019/extlst" xmlns:r="http://schemas.openxmlformats.org/officeDocument/2006/relationships" xmlns:m="http://schemas.openxmlformats.org/officeDocument/2006/math" xmlns:v="urn:schemas-microsoft-com:vml" xmlns:wp14="http://schemas.microsoft.com/office/word/2010/wordprocessingDrawing" xmlns:wp="http://schemas.openxmlformats.org/drawingml/2006/wordprocessingDrawing" xmlns:w10="urn:schemas-microsoft-com:office:word" xmlns:w="http://schemas.openxmlformats.org/wordprocessingml/2006/main" xmlns:w14="http://schemas.microsoft.com/office/word/2010/wordml" xmlns:w15="http://schemas.microsoft.com/office/word/2012/wordml" xmlns:w16cex="http://schemas.microsoft.com/office/word/2018/wordml/cex" xmlns:w16cid="http://schemas.microsoft.com/office/word/2016/wordml/cid" xmlns:w16="http://schemas.microsoft.com/office/word/2018/wordml" xmlns:w16du="http://schemas.microsoft.com/office/word/2023/wordml/word16du" xmlns:w16sdtdh="http://schemas.microsoft.com/office/word/2020/wordml/sdtdatahash" xmlns:w16sdtfl="http://schemas.microsoft.com/office/word/2024/wordml/sdtformatlock" xmlns:w16se="http://schemas.microsoft.com/office/word/2015/wordml/symex" xmlns:wpg="http://schemas.microsoft.com/office/word/2010/wordprocessingGroup" xmlns:wpi="http://schemas.microsoft.com/office/word/2010/wordprocessingInk" xmlns:wne="http://schemas.microsoft.com/office/word/2006/wordml" xmlns:wps="http://schemas.microsoft.com/office/word/2010/wordprocessingShape" mc:Ignorable="w14 w15 w16se w16cid w16 w16cex w16sdtdh w16sdtfl w16du wp14">
   <w:p>
     <w:pPr>
-      <w:pStyle w:val="Footer"/>
+      <w:pStyle w:val="ac"/>
       <w:ind w:right="360" w:firstLine="360"/>
       <w:jc w:val="center"/>
       <w:rPr>
@@ -4655,38 +5198,38 @@
                       <w:txbxContent>
                         <w:p>
                           <w:pPr>
-                            <w:pStyle w:val="Footer"/>
+                            <w:pStyle w:val="ac"/>
                             <w:rPr>
-                              <w:rStyle w:val="PageNumber"/>
+                              <w:rStyle w:val="af4"/>
                             </w:rPr>
                           </w:pPr>
                           <w:r>
                             <w:rPr>
-                              <w:rStyle w:val="PageNumber"/>
+                              <w:rStyle w:val="af4"/>
                             </w:rPr>
                             <w:fldChar w:fldCharType="begin"/>
                           </w:r>
                           <w:r>
                             <w:rPr>
-                              <w:rStyle w:val="PageNumber"/>
+                              <w:rStyle w:val="af4"/>
                             </w:rPr>
                             <w:instrText xml:space="preserve">PAGE  </w:instrText>
                           </w:r>
                           <w:r>
                             <w:rPr>
-                              <w:rStyle w:val="PageNumber"/>
+                              <w:rStyle w:val="af4"/>
                             </w:rPr>
                             <w:fldChar w:fldCharType="separate"/>
                           </w:r>
                           <w:r>
                             <w:rPr>
-                              <w:rStyle w:val="PageNumber"/>
+                              <w:rStyle w:val="af4"/>
                             </w:rPr>
                             <w:t>8</w:t>
                           </w:r>
                           <w:r>
                             <w:rPr>
-                              <w:rStyle w:val="PageNumber"/>
+                              <w:rStyle w:val="af4"/>
                             </w:rPr>
                             <w:fldChar w:fldCharType="end"/>
                           </w:r>
@@ -4764,7 +5307,7 @@
 <w:ftr xmlns:wpc="http://schemas.microsoft.com/office/word/2010/wordprocessingCanvas" xmlns:cx="http://schemas.microsoft.com/office/drawing/2014/chartex" xmlns:cx1="http://schemas.microsoft.com/office/drawing/2015/9/8/chartex" xmlns:cx2="http://schemas.microsoft.com/office/drawing/2015/10/21/chartex" xmlns:cx3="http://schemas.microsoft.com/office/drawing/2016/5/9/chartex" xmlns:cx4="http://schemas.microsoft.com/office/drawing/2016/5/10/chartex" xmlns:cx5="http://schemas.microsoft.com/office/drawing/2016/5/11/chartex" xmlns:cx6="http://schemas.microsoft.com/office/drawing/2016/5/12/chartex" xmlns:cx7="http://schemas.microsoft.com/office/drawing/2016/5/13/chartex" xmlns:cx8="http://schemas.microsoft.com/office/drawing/2016/5/14/chartex" xmlns:mc="http://schemas.openxmlformats.org/markup-compatibility/2006" xmlns:aink="http://schemas.microsoft.com/office/drawing/2016/ink" xmlns:am3d="http://schemas.microsoft.com/office/drawing/2017/model3d" xmlns:o="urn:schemas-microsoft-com:office:office" xmlns:oel="http://schemas.microsoft.com/office/2019/extlst" xmlns:r="http://schemas.openxmlformats.org/officeDocument/2006/relationships" xmlns:m="http://schemas.openxmlformats.org/officeDocument/2006/math" xmlns:v="urn:schemas-microsoft-com:vml" xmlns:wp14="http://schemas.microsoft.com/office/word/2010/wordprocessingDrawing" xmlns:wp="http://schemas.openxmlformats.org/drawingml/2006/wordprocessingDrawing" xmlns:w10="urn:schemas-microsoft-com:office:word" xmlns:w="http://schemas.openxmlformats.org/wordprocessingml/2006/main" xmlns:w14="http://schemas.microsoft.com/office/word/2010/wordml" xmlns:w15="http://schemas.microsoft.com/office/word/2012/wordml" xmlns:w16cex="http://schemas.microsoft.com/office/word/2018/wordml/cex" xmlns:w16cid="http://schemas.microsoft.com/office/word/2016/wordml/cid" xmlns:w16="http://schemas.microsoft.com/office/word/2018/wordml" xmlns:w16du="http://schemas.microsoft.com/office/word/2023/wordml/word16du" xmlns:w16sdtdh="http://schemas.microsoft.com/office/word/2020/wordml/sdtdatahash" xmlns:w16sdtfl="http://schemas.microsoft.com/office/word/2024/wordml/sdtformatlock" xmlns:w16se="http://schemas.microsoft.com/office/word/2015/wordml/symex" xmlns:wpg="http://schemas.microsoft.com/office/word/2010/wordprocessingGroup" xmlns:wpi="http://schemas.microsoft.com/office/word/2010/wordprocessingInk" xmlns:wne="http://schemas.microsoft.com/office/word/2006/wordml" xmlns:wps="http://schemas.microsoft.com/office/word/2010/wordprocessingShape" mc:Ignorable="w14 w15 w16se w16cid w16 w16cex w16sdtdh w16sdtfl w16du wp14">
   <w:p>
     <w:pPr>
-      <w:pStyle w:val="Footer"/>
+      <w:pStyle w:val="ac"/>
       <w:ind w:right="360" w:firstLine="360"/>
       <w:jc w:val="center"/>
     </w:pPr>
@@ -4823,38 +5366,38 @@
                       <w:txbxContent>
                         <w:p>
                           <w:pPr>
-                            <w:pStyle w:val="Footer"/>
+                            <w:pStyle w:val="ac"/>
                             <w:rPr>
-                              <w:rStyle w:val="PageNumber"/>
+                              <w:rStyle w:val="af4"/>
                             </w:rPr>
                           </w:pPr>
                           <w:r>
                             <w:rPr>
-                              <w:rStyle w:val="PageNumber"/>
+                              <w:rStyle w:val="af4"/>
                             </w:rPr>
                             <w:fldChar w:fldCharType="begin"/>
                           </w:r>
                           <w:r>
                             <w:rPr>
-                              <w:rStyle w:val="PageNumber"/>
+                              <w:rStyle w:val="af4"/>
                             </w:rPr>
                             <w:instrText xml:space="preserve">PAGE  </w:instrText>
                           </w:r>
                           <w:r>
                             <w:rPr>
-                              <w:rStyle w:val="PageNumber"/>
+                              <w:rStyle w:val="af4"/>
                             </w:rPr>
                             <w:fldChar w:fldCharType="separate"/>
                           </w:r>
                           <w:r>
                             <w:rPr>
-                              <w:rStyle w:val="PageNumber"/>
+                              <w:rStyle w:val="af4"/>
                             </w:rPr>
                             <w:t>9</w:t>
                           </w:r>
                           <w:r>
                             <w:rPr>
-                              <w:rStyle w:val="PageNumber"/>
+                              <w:rStyle w:val="af4"/>
                             </w:rPr>
                             <w:fldChar w:fldCharType="end"/>
                           </w:r>
@@ -4926,31 +5469,31 @@
     </w:r>
     <w:r>
       <w:rPr>
-        <w:rStyle w:val="PageNumber"/>
+        <w:rStyle w:val="af4"/>
       </w:rPr>
       <w:fldChar w:fldCharType="begin"/>
     </w:r>
     <w:r>
       <w:rPr>
-        <w:rStyle w:val="PageNumber"/>
+        <w:rStyle w:val="af4"/>
       </w:rPr>
       <w:instrText xml:space="preserve"> PAGE </w:instrText>
     </w:r>
     <w:r>
       <w:rPr>
-        <w:rStyle w:val="PageNumber"/>
+        <w:rStyle w:val="af4"/>
       </w:rPr>
       <w:fldChar w:fldCharType="separate"/>
     </w:r>
     <w:r>
       <w:rPr>
-        <w:rStyle w:val="PageNumber"/>
+        <w:rStyle w:val="af4"/>
       </w:rPr>
       <w:t>9</w:t>
     </w:r>
     <w:r>
       <w:rPr>
-        <w:rStyle w:val="PageNumber"/>
+        <w:rStyle w:val="af4"/>
       </w:rPr>
       <w:fldChar w:fldCharType="end"/>
     </w:r>
@@ -4977,11 +5520,11 @@
   <w:footnote w:id="1">
     <w:p>
       <w:pPr>
-        <w:pStyle w:val="FootnoteText"/>
-      </w:pPr>
-      <w:r>
-        <w:rPr>
-          <w:rStyle w:val="FootnoteReference"/>
+        <w:pStyle w:val="ae"/>
+      </w:pPr>
+      <w:r>
+        <w:rPr>
+          <w:rStyle w:val="af9"/>
           <w:szCs w:val="18"/>
         </w:rPr>
         <w:footnoteRef/>
@@ -5007,7 +5550,7 @@
 <w:hdr xmlns:wpc="http://schemas.microsoft.com/office/word/2010/wordprocessingCanvas" xmlns:cx="http://schemas.microsoft.com/office/drawing/2014/chartex" xmlns:cx1="http://schemas.microsoft.com/office/drawing/2015/9/8/chartex" xmlns:cx2="http://schemas.microsoft.com/office/drawing/2015/10/21/chartex" xmlns:cx3="http://schemas.microsoft.com/office/drawing/2016/5/9/chartex" xmlns:cx4="http://schemas.microsoft.com/office/drawing/2016/5/10/chartex" xmlns:cx5="http://schemas.microsoft.com/office/drawing/2016/5/11/chartex" xmlns:cx6="http://schemas.microsoft.com/office/drawing/2016/5/12/chartex" xmlns:cx7="http://schemas.microsoft.com/office/drawing/2016/5/13/chartex" xmlns:cx8="http://schemas.microsoft.com/office/drawing/2016/5/14/chartex" xmlns:mc="http://schemas.openxmlformats.org/markup-compatibility/2006" xmlns:aink="http://schemas.microsoft.com/office/drawing/2016/ink" xmlns:am3d="http://schemas.microsoft.com/office/drawing/2017/model3d" xmlns:o="urn:schemas-microsoft-com:office:office" xmlns:oel="http://schemas.microsoft.com/office/2019/extlst" xmlns:r="http://schemas.openxmlformats.org/officeDocument/2006/relationships" xmlns:m="http://schemas.openxmlformats.org/officeDocument/2006/math" xmlns:v="urn:schemas-microsoft-com:vml" xmlns:wp14="http://schemas.microsoft.com/office/word/2010/wordprocessingDrawing" xmlns:wp="http://schemas.openxmlformats.org/drawingml/2006/wordprocessingDrawing" xmlns:w10="urn:schemas-microsoft-com:office:word" xmlns:w="http://schemas.openxmlformats.org/wordprocessingml/2006/main" xmlns:w14="http://schemas.microsoft.com/office/word/2010/wordml" xmlns:w15="http://schemas.microsoft.com/office/word/2012/wordml" xmlns:w16cex="http://schemas.microsoft.com/office/word/2018/wordml/cex" xmlns:w16cid="http://schemas.microsoft.com/office/word/2016/wordml/cid" xmlns:w16="http://schemas.microsoft.com/office/word/2018/wordml" xmlns:w16du="http://schemas.microsoft.com/office/word/2023/wordml/word16du" xmlns:w16sdtdh="http://schemas.microsoft.com/office/word/2020/wordml/sdtdatahash" xmlns:w16sdtfl="http://schemas.microsoft.com/office/word/2024/wordml/sdtformatlock" xmlns:w16se="http://schemas.microsoft.com/office/word/2015/wordml/symex" xmlns:wpg="http://schemas.microsoft.com/office/word/2010/wordprocessingGroup" xmlns:wpi="http://schemas.microsoft.com/office/word/2010/wordprocessingInk" xmlns:wne="http://schemas.microsoft.com/office/word/2006/wordml" xmlns:wps="http://schemas.microsoft.com/office/word/2010/wordprocessingShape" mc:Ignorable="w14 w15 w16se w16cid w16 w16cex w16sdtdh w16sdtfl w16du wp14">
   <w:p>
     <w:pPr>
-      <w:pStyle w:val="Header"/>
+      <w:pStyle w:val="ad"/>
       <w:pBdr>
         <w:bottom w:val="none" w:sz="0" w:space="1" w:color="auto"/>
       </w:pBdr>
@@ -5020,7 +5563,7 @@
 <w:hdr xmlns:wpc="http://schemas.microsoft.com/office/word/2010/wordprocessingCanvas" xmlns:cx="http://schemas.microsoft.com/office/drawing/2014/chartex" xmlns:cx1="http://schemas.microsoft.com/office/drawing/2015/9/8/chartex" xmlns:cx2="http://schemas.microsoft.com/office/drawing/2015/10/21/chartex" xmlns:cx3="http://schemas.microsoft.com/office/drawing/2016/5/9/chartex" xmlns:cx4="http://schemas.microsoft.com/office/drawing/2016/5/10/chartex" xmlns:cx5="http://schemas.microsoft.com/office/drawing/2016/5/11/chartex" xmlns:cx6="http://schemas.microsoft.com/office/drawing/2016/5/12/chartex" xmlns:cx7="http://schemas.microsoft.com/office/drawing/2016/5/13/chartex" xmlns:cx8="http://schemas.microsoft.com/office/drawing/2016/5/14/chartex" xmlns:mc="http://schemas.openxmlformats.org/markup-compatibility/2006" xmlns:aink="http://schemas.microsoft.com/office/drawing/2016/ink" xmlns:am3d="http://schemas.microsoft.com/office/drawing/2017/model3d" xmlns:o="urn:schemas-microsoft-com:office:office" xmlns:oel="http://schemas.microsoft.com/office/2019/extlst" xmlns:r="http://schemas.openxmlformats.org/officeDocument/2006/relationships" xmlns:m="http://schemas.openxmlformats.org/officeDocument/2006/math" xmlns:v="urn:schemas-microsoft-com:vml" xmlns:wp14="http://schemas.microsoft.com/office/word/2010/wordprocessingDrawing" xmlns:wp="http://schemas.openxmlformats.org/drawingml/2006/wordprocessingDrawing" xmlns:w10="urn:schemas-microsoft-com:office:word" xmlns:w="http://schemas.openxmlformats.org/wordprocessingml/2006/main" xmlns:w14="http://schemas.microsoft.com/office/word/2010/wordml" xmlns:w15="http://schemas.microsoft.com/office/word/2012/wordml" xmlns:w16cex="http://schemas.microsoft.com/office/word/2018/wordml/cex" xmlns:w16cid="http://schemas.microsoft.com/office/word/2016/wordml/cid" xmlns:w16="http://schemas.microsoft.com/office/word/2018/wordml" xmlns:w16du="http://schemas.microsoft.com/office/word/2023/wordml/word16du" xmlns:w16sdtdh="http://schemas.microsoft.com/office/word/2020/wordml/sdtdatahash" xmlns:w16sdtfl="http://schemas.microsoft.com/office/word/2024/wordml/sdtformatlock" xmlns:w16se="http://schemas.microsoft.com/office/word/2015/wordml/symex" xmlns:wpg="http://schemas.microsoft.com/office/word/2010/wordprocessingGroup" xmlns:wpi="http://schemas.microsoft.com/office/word/2010/wordprocessingInk" xmlns:wne="http://schemas.microsoft.com/office/word/2006/wordml" xmlns:wps="http://schemas.microsoft.com/office/word/2010/wordprocessingShape" mc:Ignorable="w14 w15 w16se w16cid w16 w16cex w16sdtdh w16sdtfl w16du wp14">
   <w:p>
     <w:pPr>
-      <w:pStyle w:val="Header"/>
+      <w:pStyle w:val="ad"/>
       <w:pBdr>
         <w:bottom w:val="single" w:sz="6" w:space="0" w:color="auto"/>
       </w:pBdr>
@@ -5043,7 +5586,7 @@
 <w:hdr xmlns:wpc="http://schemas.microsoft.com/office/word/2010/wordprocessingCanvas" xmlns:cx="http://schemas.microsoft.com/office/drawing/2014/chartex" xmlns:cx1="http://schemas.microsoft.com/office/drawing/2015/9/8/chartex" xmlns:cx2="http://schemas.microsoft.com/office/drawing/2015/10/21/chartex" xmlns:cx3="http://schemas.microsoft.com/office/drawing/2016/5/9/chartex" xmlns:cx4="http://schemas.microsoft.com/office/drawing/2016/5/10/chartex" xmlns:cx5="http://schemas.microsoft.com/office/drawing/2016/5/11/chartex" xmlns:cx6="http://schemas.microsoft.com/office/drawing/2016/5/12/chartex" xmlns:cx7="http://schemas.microsoft.com/office/drawing/2016/5/13/chartex" xmlns:cx8="http://schemas.microsoft.com/office/drawing/2016/5/14/chartex" xmlns:mc="http://schemas.openxmlformats.org/markup-compatibility/2006" xmlns:aink="http://schemas.microsoft.com/office/drawing/2016/ink" xmlns:am3d="http://schemas.microsoft.com/office/drawing/2017/model3d" xmlns:o="urn:schemas-microsoft-com:office:office" xmlns:oel="http://schemas.microsoft.com/office/2019/extlst" xmlns:r="http://schemas.openxmlformats.org/officeDocument/2006/relationships" xmlns:m="http://schemas.openxmlformats.org/officeDocument/2006/math" xmlns:v="urn:schemas-microsoft-com:vml" xmlns:wp14="http://schemas.microsoft.com/office/word/2010/wordprocessingDrawing" xmlns:wp="http://schemas.openxmlformats.org/drawingml/2006/wordprocessingDrawing" xmlns:w10="urn:schemas-microsoft-com:office:word" xmlns:w="http://schemas.openxmlformats.org/wordprocessingml/2006/main" xmlns:w14="http://schemas.microsoft.com/office/word/2010/wordml" xmlns:w15="http://schemas.microsoft.com/office/word/2012/wordml" xmlns:w16cex="http://schemas.microsoft.com/office/word/2018/wordml/cex" xmlns:w16cid="http://schemas.microsoft.com/office/word/2016/wordml/cid" xmlns:w16="http://schemas.microsoft.com/office/word/2018/wordml" xmlns:w16du="http://schemas.microsoft.com/office/word/2023/wordml/word16du" xmlns:w16sdtdh="http://schemas.microsoft.com/office/word/2020/wordml/sdtdatahash" xmlns:w16sdtfl="http://schemas.microsoft.com/office/word/2024/wordml/sdtformatlock" xmlns:w16se="http://schemas.microsoft.com/office/word/2015/wordml/symex" xmlns:wpg="http://schemas.microsoft.com/office/word/2010/wordprocessingGroup" xmlns:wpi="http://schemas.microsoft.com/office/word/2010/wordprocessingInk" xmlns:wne="http://schemas.microsoft.com/office/word/2006/wordml" xmlns:wps="http://schemas.microsoft.com/office/word/2010/wordprocessingShape" mc:Ignorable="w14 w15 w16se w16cid w16 w16cex w16sdtdh w16sdtfl w16du wp14">
   <w:p>
     <w:pPr>
-      <w:pStyle w:val="Header"/>
+      <w:pStyle w:val="ad"/>
       <w:pBdr>
         <w:bottom w:val="single" w:sz="6" w:space="0" w:color="auto"/>
       </w:pBdr>
@@ -5055,7 +5598,7 @@
     </w:pPr>
     <w:r>
       <w:rPr>
-        <w:rFonts w:cs="SimSun" w:hint="eastAsia"/>
+        <w:rFonts w:cs="宋体" w:hint="eastAsia"/>
         <w:sz w:val="21"/>
         <w:szCs w:val="21"/>
       </w:rPr>
@@ -5069,11 +5612,11 @@
 <w:hdr xmlns:wpc="http://schemas.microsoft.com/office/word/2010/wordprocessingCanvas" xmlns:cx="http://schemas.microsoft.com/office/drawing/2014/chartex" xmlns:cx1="http://schemas.microsoft.com/office/drawing/2015/9/8/chartex" xmlns:cx2="http://schemas.microsoft.com/office/drawing/2015/10/21/chartex" xmlns:cx3="http://schemas.microsoft.com/office/drawing/2016/5/9/chartex" xmlns:cx4="http://schemas.microsoft.com/office/drawing/2016/5/10/chartex" xmlns:cx5="http://schemas.microsoft.com/office/drawing/2016/5/11/chartex" xmlns:cx6="http://schemas.microsoft.com/office/drawing/2016/5/12/chartex" xmlns:cx7="http://schemas.microsoft.com/office/drawing/2016/5/13/chartex" xmlns:cx8="http://schemas.microsoft.com/office/drawing/2016/5/14/chartex" xmlns:mc="http://schemas.openxmlformats.org/markup-compatibility/2006" xmlns:aink="http://schemas.microsoft.com/office/drawing/2016/ink" xmlns:am3d="http://schemas.microsoft.com/office/drawing/2017/model3d" xmlns:o="urn:schemas-microsoft-com:office:office" xmlns:oel="http://schemas.microsoft.com/office/2019/extlst" xmlns:r="http://schemas.openxmlformats.org/officeDocument/2006/relationships" xmlns:m="http://schemas.openxmlformats.org/officeDocument/2006/math" xmlns:v="urn:schemas-microsoft-com:vml" xmlns:wp14="http://schemas.microsoft.com/office/word/2010/wordprocessingDrawing" xmlns:wp="http://schemas.openxmlformats.org/drawingml/2006/wordprocessingDrawing" xmlns:w10="urn:schemas-microsoft-com:office:word" xmlns:w="http://schemas.openxmlformats.org/wordprocessingml/2006/main" xmlns:w14="http://schemas.microsoft.com/office/word/2010/wordml" xmlns:w15="http://schemas.microsoft.com/office/word/2012/wordml" xmlns:w16cex="http://schemas.microsoft.com/office/word/2018/wordml/cex" xmlns:w16cid="http://schemas.microsoft.com/office/word/2016/wordml/cid" xmlns:w16="http://schemas.microsoft.com/office/word/2018/wordml" xmlns:w16du="http://schemas.microsoft.com/office/word/2023/wordml/word16du" xmlns:w16sdtdh="http://schemas.microsoft.com/office/word/2020/wordml/sdtdatahash" xmlns:w16sdtfl="http://schemas.microsoft.com/office/word/2024/wordml/sdtformatlock" xmlns:w16se="http://schemas.microsoft.com/office/word/2015/wordml/symex" xmlns:wpg="http://schemas.microsoft.com/office/word/2010/wordprocessingGroup" xmlns:wpi="http://schemas.microsoft.com/office/word/2010/wordprocessingInk" xmlns:wne="http://schemas.microsoft.com/office/word/2006/wordml" xmlns:wps="http://schemas.microsoft.com/office/word/2010/wordprocessingShape" mc:Ignorable="w14 w15 w16se w16cid w16 w16cex w16sdtdh w16sdtfl w16du wp14">
   <w:p>
     <w:pPr>
-      <w:pStyle w:val="Header"/>
+      <w:pStyle w:val="ad"/>
     </w:pPr>
     <w:r>
       <w:rPr>
-        <w:rFonts w:cs="SimSun" w:hint="eastAsia"/>
+        <w:rFonts w:cs="宋体" w:hint="eastAsia"/>
       </w:rPr>
       <w:t>附录</w:t>
     </w:r>
@@ -5085,7 +5628,7 @@
 <w:hdr xmlns:wpc="http://schemas.microsoft.com/office/word/2010/wordprocessingCanvas" xmlns:cx="http://schemas.microsoft.com/office/drawing/2014/chartex" xmlns:cx1="http://schemas.microsoft.com/office/drawing/2015/9/8/chartex" xmlns:cx2="http://schemas.microsoft.com/office/drawing/2015/10/21/chartex" xmlns:cx3="http://schemas.microsoft.com/office/drawing/2016/5/9/chartex" xmlns:cx4="http://schemas.microsoft.com/office/drawing/2016/5/10/chartex" xmlns:cx5="http://schemas.microsoft.com/office/drawing/2016/5/11/chartex" xmlns:cx6="http://schemas.microsoft.com/office/drawing/2016/5/12/chartex" xmlns:cx7="http://schemas.microsoft.com/office/drawing/2016/5/13/chartex" xmlns:cx8="http://schemas.microsoft.com/office/drawing/2016/5/14/chartex" xmlns:mc="http://schemas.openxmlformats.org/markup-compatibility/2006" xmlns:aink="http://schemas.microsoft.com/office/drawing/2016/ink" xmlns:am3d="http://schemas.microsoft.com/office/drawing/2017/model3d" xmlns:o="urn:schemas-microsoft-com:office:office" xmlns:oel="http://schemas.microsoft.com/office/2019/extlst" xmlns:r="http://schemas.openxmlformats.org/officeDocument/2006/relationships" xmlns:m="http://schemas.openxmlformats.org/officeDocument/2006/math" xmlns:v="urn:schemas-microsoft-com:vml" xmlns:wp14="http://schemas.microsoft.com/office/word/2010/wordprocessingDrawing" xmlns:wp="http://schemas.openxmlformats.org/drawingml/2006/wordprocessingDrawing" xmlns:w10="urn:schemas-microsoft-com:office:word" xmlns:w="http://schemas.openxmlformats.org/wordprocessingml/2006/main" xmlns:w14="http://schemas.microsoft.com/office/word/2010/wordml" xmlns:w15="http://schemas.microsoft.com/office/word/2012/wordml" xmlns:w16cex="http://schemas.microsoft.com/office/word/2018/wordml/cex" xmlns:w16cid="http://schemas.microsoft.com/office/word/2016/wordml/cid" xmlns:w16="http://schemas.microsoft.com/office/word/2018/wordml" xmlns:w16du="http://schemas.microsoft.com/office/word/2023/wordml/word16du" xmlns:w16sdtdh="http://schemas.microsoft.com/office/word/2020/wordml/sdtdatahash" xmlns:w16sdtfl="http://schemas.microsoft.com/office/word/2024/wordml/sdtformatlock" xmlns:w16se="http://schemas.microsoft.com/office/word/2015/wordml/symex" xmlns:wpg="http://schemas.microsoft.com/office/word/2010/wordprocessingGroup" xmlns:wpi="http://schemas.microsoft.com/office/word/2010/wordprocessingInk" xmlns:wne="http://schemas.microsoft.com/office/word/2006/wordml" xmlns:wps="http://schemas.microsoft.com/office/word/2010/wordprocessingShape" mc:Ignorable="w14 w15 w16se w16cid w16 w16cex w16sdtdh w16sdtfl w16du wp14">
   <w:p>
     <w:pPr>
-      <w:pStyle w:val="Header"/>
+      <w:pStyle w:val="ad"/>
       <w:pBdr>
         <w:bottom w:val="none" w:sz="0" w:space="1" w:color="auto"/>
       </w:pBdr>
@@ -5098,7 +5641,7 @@
 <w:hdr xmlns:wpc="http://schemas.microsoft.com/office/word/2010/wordprocessingCanvas" xmlns:cx="http://schemas.microsoft.com/office/drawing/2014/chartex" xmlns:cx1="http://schemas.microsoft.com/office/drawing/2015/9/8/chartex" xmlns:cx2="http://schemas.microsoft.com/office/drawing/2015/10/21/chartex" xmlns:cx3="http://schemas.microsoft.com/office/drawing/2016/5/9/chartex" xmlns:cx4="http://schemas.microsoft.com/office/drawing/2016/5/10/chartex" xmlns:cx5="http://schemas.microsoft.com/office/drawing/2016/5/11/chartex" xmlns:cx6="http://schemas.microsoft.com/office/drawing/2016/5/12/chartex" xmlns:cx7="http://schemas.microsoft.com/office/drawing/2016/5/13/chartex" xmlns:cx8="http://schemas.microsoft.com/office/drawing/2016/5/14/chartex" xmlns:mc="http://schemas.openxmlformats.org/markup-compatibility/2006" xmlns:aink="http://schemas.microsoft.com/office/drawing/2016/ink" xmlns:am3d="http://schemas.microsoft.com/office/drawing/2017/model3d" xmlns:o="urn:schemas-microsoft-com:office:office" xmlns:oel="http://schemas.microsoft.com/office/2019/extlst" xmlns:r="http://schemas.openxmlformats.org/officeDocument/2006/relationships" xmlns:m="http://schemas.openxmlformats.org/officeDocument/2006/math" xmlns:v="urn:schemas-microsoft-com:vml" xmlns:wp14="http://schemas.microsoft.com/office/word/2010/wordprocessingDrawing" xmlns:wp="http://schemas.openxmlformats.org/drawingml/2006/wordprocessingDrawing" xmlns:w10="urn:schemas-microsoft-com:office:word" xmlns:w="http://schemas.openxmlformats.org/wordprocessingml/2006/main" xmlns:w14="http://schemas.microsoft.com/office/word/2010/wordml" xmlns:w15="http://schemas.microsoft.com/office/word/2012/wordml" xmlns:w16cex="http://schemas.microsoft.com/office/word/2018/wordml/cex" xmlns:w16cid="http://schemas.microsoft.com/office/word/2016/wordml/cid" xmlns:w16="http://schemas.microsoft.com/office/word/2018/wordml" xmlns:w16du="http://schemas.microsoft.com/office/word/2023/wordml/word16du" xmlns:w16sdtdh="http://schemas.microsoft.com/office/word/2020/wordml/sdtdatahash" xmlns:w16sdtfl="http://schemas.microsoft.com/office/word/2024/wordml/sdtformatlock" xmlns:w16se="http://schemas.microsoft.com/office/word/2015/wordml/symex" xmlns:wpg="http://schemas.microsoft.com/office/word/2010/wordprocessingGroup" xmlns:wpi="http://schemas.microsoft.com/office/word/2010/wordprocessingInk" xmlns:wne="http://schemas.microsoft.com/office/word/2006/wordml" xmlns:wps="http://schemas.microsoft.com/office/word/2010/wordprocessingShape" mc:Ignorable="w14 w15 w16se w16cid w16 w16cex w16sdtdh w16sdtfl w16du wp14">
   <w:p>
     <w:pPr>
-      <w:pStyle w:val="Header"/>
+      <w:pStyle w:val="ad"/>
       <w:pBdr>
         <w:bottom w:val="single" w:sz="6" w:space="3" w:color="auto"/>
       </w:pBdr>
@@ -5112,17 +5655,17 @@
 <w:hdr xmlns:wpc="http://schemas.microsoft.com/office/word/2010/wordprocessingCanvas" xmlns:cx="http://schemas.microsoft.com/office/drawing/2014/chartex" xmlns:cx1="http://schemas.microsoft.com/office/drawing/2015/9/8/chartex" xmlns:cx2="http://schemas.microsoft.com/office/drawing/2015/10/21/chartex" xmlns:cx3="http://schemas.microsoft.com/office/drawing/2016/5/9/chartex" xmlns:cx4="http://schemas.microsoft.com/office/drawing/2016/5/10/chartex" xmlns:cx5="http://schemas.microsoft.com/office/drawing/2016/5/11/chartex" xmlns:cx6="http://schemas.microsoft.com/office/drawing/2016/5/12/chartex" xmlns:cx7="http://schemas.microsoft.com/office/drawing/2016/5/13/chartex" xmlns:cx8="http://schemas.microsoft.com/office/drawing/2016/5/14/chartex" xmlns:mc="http://schemas.openxmlformats.org/markup-compatibility/2006" xmlns:aink="http://schemas.microsoft.com/office/drawing/2016/ink" xmlns:am3d="http://schemas.microsoft.com/office/drawing/2017/model3d" xmlns:o="urn:schemas-microsoft-com:office:office" xmlns:oel="http://schemas.microsoft.com/office/2019/extlst" xmlns:r="http://schemas.openxmlformats.org/officeDocument/2006/relationships" xmlns:m="http://schemas.openxmlformats.org/officeDocument/2006/math" xmlns:v="urn:schemas-microsoft-com:vml" xmlns:wp14="http://schemas.microsoft.com/office/word/2010/wordprocessingDrawing" xmlns:wp="http://schemas.openxmlformats.org/drawingml/2006/wordprocessingDrawing" xmlns:w10="urn:schemas-microsoft-com:office:word" xmlns:w="http://schemas.openxmlformats.org/wordprocessingml/2006/main" xmlns:w14="http://schemas.microsoft.com/office/word/2010/wordml" xmlns:w15="http://schemas.microsoft.com/office/word/2012/wordml" xmlns:w16cex="http://schemas.microsoft.com/office/word/2018/wordml/cex" xmlns:w16cid="http://schemas.microsoft.com/office/word/2016/wordml/cid" xmlns:w16="http://schemas.microsoft.com/office/word/2018/wordml" xmlns:w16du="http://schemas.microsoft.com/office/word/2023/wordml/word16du" xmlns:w16sdtdh="http://schemas.microsoft.com/office/word/2020/wordml/sdtdatahash" xmlns:w16sdtfl="http://schemas.microsoft.com/office/word/2024/wordml/sdtformatlock" xmlns:w16se="http://schemas.microsoft.com/office/word/2015/wordml/symex" xmlns:wpg="http://schemas.microsoft.com/office/word/2010/wordprocessingGroup" xmlns:wpi="http://schemas.microsoft.com/office/word/2010/wordprocessingInk" xmlns:wne="http://schemas.microsoft.com/office/word/2006/wordml" xmlns:wps="http://schemas.microsoft.com/office/word/2010/wordprocessingShape" mc:Ignorable="w14 w15 w16se w16cid w16 w16cex w16sdtdh w16sdtfl w16du wp14">
   <w:p>
     <w:pPr>
-      <w:pStyle w:val="Header"/>
+      <w:pStyle w:val="ad"/>
       <w:pBdr>
         <w:bottom w:val="none" w:sz="0" w:space="1" w:color="auto"/>
       </w:pBdr>
       <w:rPr>
-        <w:rFonts w:ascii="SimSun" w:hAnsi="SimSun" w:cs="SimSun"/>
+        <w:rFonts w:ascii="宋体" w:hAnsi="宋体" w:cs="宋体"/>
       </w:rPr>
     </w:pPr>
     <w:r>
       <w:rPr>
-        <w:rFonts w:ascii="SimSun" w:hAnsi="SimSun" w:cs="SimSun" w:hint="eastAsia"/>
+        <w:rFonts w:ascii="宋体" w:hAnsi="宋体" w:cs="宋体" w:hint="eastAsia"/>
       </w:rPr>
       <w:t>第二届浙江中学生哲学大会中文论文样例</w:t>
     </w:r>
@@ -5134,29 +5677,29 @@
 <w:hdr xmlns:wpc="http://schemas.microsoft.com/office/word/2010/wordprocessingCanvas" xmlns:cx="http://schemas.microsoft.com/office/drawing/2014/chartex" xmlns:cx1="http://schemas.microsoft.com/office/drawing/2015/9/8/chartex" xmlns:cx2="http://schemas.microsoft.com/office/drawing/2015/10/21/chartex" xmlns:cx3="http://schemas.microsoft.com/office/drawing/2016/5/9/chartex" xmlns:cx4="http://schemas.microsoft.com/office/drawing/2016/5/10/chartex" xmlns:cx5="http://schemas.microsoft.com/office/drawing/2016/5/11/chartex" xmlns:cx6="http://schemas.microsoft.com/office/drawing/2016/5/12/chartex" xmlns:cx7="http://schemas.microsoft.com/office/drawing/2016/5/13/chartex" xmlns:cx8="http://schemas.microsoft.com/office/drawing/2016/5/14/chartex" xmlns:mc="http://schemas.openxmlformats.org/markup-compatibility/2006" xmlns:aink="http://schemas.microsoft.com/office/drawing/2016/ink" xmlns:am3d="http://schemas.microsoft.com/office/drawing/2017/model3d" xmlns:o="urn:schemas-microsoft-com:office:office" xmlns:oel="http://schemas.microsoft.com/office/2019/extlst" xmlns:r="http://schemas.openxmlformats.org/officeDocument/2006/relationships" xmlns:m="http://schemas.openxmlformats.org/officeDocument/2006/math" xmlns:v="urn:schemas-microsoft-com:vml" xmlns:wp14="http://schemas.microsoft.com/office/word/2010/wordprocessingDrawing" xmlns:wp="http://schemas.openxmlformats.org/drawingml/2006/wordprocessingDrawing" xmlns:w10="urn:schemas-microsoft-com:office:word" xmlns:w="http://schemas.openxmlformats.org/wordprocessingml/2006/main" xmlns:w14="http://schemas.microsoft.com/office/word/2010/wordml" xmlns:w15="http://schemas.microsoft.com/office/word/2012/wordml" xmlns:w16cex="http://schemas.microsoft.com/office/word/2018/wordml/cex" xmlns:w16cid="http://schemas.microsoft.com/office/word/2016/wordml/cid" xmlns:w16="http://schemas.microsoft.com/office/word/2018/wordml" xmlns:w16du="http://schemas.microsoft.com/office/word/2023/wordml/word16du" xmlns:w16sdtdh="http://schemas.microsoft.com/office/word/2020/wordml/sdtdatahash" xmlns:w16sdtfl="http://schemas.microsoft.com/office/word/2024/wordml/sdtformatlock" xmlns:w16se="http://schemas.microsoft.com/office/word/2015/wordml/symex" xmlns:wpg="http://schemas.microsoft.com/office/word/2010/wordprocessingGroup" xmlns:wpi="http://schemas.microsoft.com/office/word/2010/wordprocessingInk" xmlns:wne="http://schemas.microsoft.com/office/word/2006/wordml" xmlns:wps="http://schemas.microsoft.com/office/word/2010/wordprocessingShape" mc:Ignorable="w14 w15 w16se w16cid w16 w16cex w16sdtdh w16sdtfl w16du wp14">
   <w:p>
     <w:pPr>
-      <w:pStyle w:val="Header"/>
+      <w:pStyle w:val="ad"/>
       <w:pBdr>
         <w:bottom w:val="none" w:sz="0" w:space="1" w:color="auto"/>
       </w:pBdr>
       <w:rPr>
-        <w:rFonts w:ascii="SimSun" w:hAnsi="SimSun" w:cs="SimSun"/>
+        <w:rFonts w:ascii="宋体" w:hAnsi="宋体" w:cs="宋体"/>
       </w:rPr>
     </w:pPr>
     <w:r>
       <w:rPr>
-        <w:rFonts w:ascii="SimSun" w:hAnsi="SimSun" w:cs="SimSun" w:hint="eastAsia"/>
+        <w:rFonts w:ascii="宋体" w:hAnsi="宋体" w:cs="宋体" w:hint="eastAsia"/>
       </w:rPr>
       <w:t>第</w:t>
     </w:r>
     <w:r>
       <w:rPr>
-        <w:rFonts w:ascii="SimSun" w:hAnsi="SimSun" w:cs="SimSun" w:hint="eastAsia"/>
+        <w:rFonts w:ascii="宋体" w:hAnsi="宋体" w:cs="宋体" w:hint="eastAsia"/>
       </w:rPr>
       <w:t>三</w:t>
     </w:r>
     <w:r>
       <w:rPr>
-        <w:rFonts w:ascii="SimSun" w:hAnsi="SimSun" w:cs="SimSun" w:hint="eastAsia"/>
+        <w:rFonts w:ascii="宋体" w:hAnsi="宋体" w:cs="宋体" w:hint="eastAsia"/>
       </w:rPr>
       <w:t>届浙江中学生哲学大会中文论文样例</w:t>
     </w:r>
@@ -5168,29 +5711,29 @@
 <w:hdr xmlns:wpc="http://schemas.microsoft.com/office/word/2010/wordprocessingCanvas" xmlns:cx="http://schemas.microsoft.com/office/drawing/2014/chartex" xmlns:cx1="http://schemas.microsoft.com/office/drawing/2015/9/8/chartex" xmlns:cx2="http://schemas.microsoft.com/office/drawing/2015/10/21/chartex" xmlns:cx3="http://schemas.microsoft.com/office/drawing/2016/5/9/chartex" xmlns:cx4="http://schemas.microsoft.com/office/drawing/2016/5/10/chartex" xmlns:cx5="http://schemas.microsoft.com/office/drawing/2016/5/11/chartex" xmlns:cx6="http://schemas.microsoft.com/office/drawing/2016/5/12/chartex" xmlns:cx7="http://schemas.microsoft.com/office/drawing/2016/5/13/chartex" xmlns:cx8="http://schemas.microsoft.com/office/drawing/2016/5/14/chartex" xmlns:mc="http://schemas.openxmlformats.org/markup-compatibility/2006" xmlns:aink="http://schemas.microsoft.com/office/drawing/2016/ink" xmlns:am3d="http://schemas.microsoft.com/office/drawing/2017/model3d" xmlns:o="urn:schemas-microsoft-com:office:office" xmlns:oel="http://schemas.microsoft.com/office/2019/extlst" xmlns:r="http://schemas.openxmlformats.org/officeDocument/2006/relationships" xmlns:m="http://schemas.openxmlformats.org/officeDocument/2006/math" xmlns:v="urn:schemas-microsoft-com:vml" xmlns:wp14="http://schemas.microsoft.com/office/word/2010/wordprocessingDrawing" xmlns:wp="http://schemas.openxmlformats.org/drawingml/2006/wordprocessingDrawing" xmlns:w10="urn:schemas-microsoft-com:office:word" xmlns:w="http://schemas.openxmlformats.org/wordprocessingml/2006/main" xmlns:w14="http://schemas.microsoft.com/office/word/2010/wordml" xmlns:w15="http://schemas.microsoft.com/office/word/2012/wordml" xmlns:w16cex="http://schemas.microsoft.com/office/word/2018/wordml/cex" xmlns:w16cid="http://schemas.microsoft.com/office/word/2016/wordml/cid" xmlns:w16="http://schemas.microsoft.com/office/word/2018/wordml" xmlns:w16du="http://schemas.microsoft.com/office/word/2023/wordml/word16du" xmlns:w16sdtdh="http://schemas.microsoft.com/office/word/2020/wordml/sdtdatahash" xmlns:w16sdtfl="http://schemas.microsoft.com/office/word/2024/wordml/sdtformatlock" xmlns:w16se="http://schemas.microsoft.com/office/word/2015/wordml/symex" xmlns:wpg="http://schemas.microsoft.com/office/word/2010/wordprocessingGroup" xmlns:wpi="http://schemas.microsoft.com/office/word/2010/wordprocessingInk" xmlns:wne="http://schemas.microsoft.com/office/word/2006/wordml" xmlns:wps="http://schemas.microsoft.com/office/word/2010/wordprocessingShape" mc:Ignorable="w14 w15 w16se w16cid w16 w16cex w16sdtdh w16sdtfl w16du wp14">
   <w:p>
     <w:pPr>
-      <w:pStyle w:val="Header"/>
+      <w:pStyle w:val="ad"/>
       <w:pBdr>
         <w:bottom w:val="none" w:sz="0" w:space="1" w:color="auto"/>
       </w:pBdr>
       <w:rPr>
-        <w:rFonts w:ascii="SimSun" w:hAnsi="SimSun" w:cs="SimSun"/>
+        <w:rFonts w:ascii="宋体" w:hAnsi="宋体" w:cs="宋体"/>
       </w:rPr>
     </w:pPr>
     <w:r>
       <w:rPr>
-        <w:rFonts w:ascii="SimSun" w:hAnsi="SimSun" w:cs="SimSun" w:hint="eastAsia"/>
+        <w:rFonts w:ascii="宋体" w:hAnsi="宋体" w:cs="宋体" w:hint="eastAsia"/>
       </w:rPr>
       <w:t>第</w:t>
     </w:r>
     <w:r>
       <w:rPr>
-        <w:rFonts w:ascii="SimSun" w:hAnsi="SimSun" w:cs="SimSun" w:hint="eastAsia"/>
+        <w:rFonts w:ascii="宋体" w:hAnsi="宋体" w:cs="宋体" w:hint="eastAsia"/>
       </w:rPr>
       <w:t>三</w:t>
     </w:r>
     <w:r>
       <w:rPr>
-        <w:rFonts w:ascii="SimSun" w:hAnsi="SimSun" w:cs="SimSun" w:hint="eastAsia"/>
+        <w:rFonts w:ascii="宋体" w:hAnsi="宋体" w:cs="宋体" w:hint="eastAsia"/>
       </w:rPr>
       <w:t>届浙江中学生哲学大会中文论文样例</w:t>
     </w:r>
@@ -5202,7 +5745,7 @@
 <w:hdr xmlns:wpc="http://schemas.microsoft.com/office/word/2010/wordprocessingCanvas" xmlns:cx="http://schemas.microsoft.com/office/drawing/2014/chartex" xmlns:cx1="http://schemas.microsoft.com/office/drawing/2015/9/8/chartex" xmlns:cx2="http://schemas.microsoft.com/office/drawing/2015/10/21/chartex" xmlns:cx3="http://schemas.microsoft.com/office/drawing/2016/5/9/chartex" xmlns:cx4="http://schemas.microsoft.com/office/drawing/2016/5/10/chartex" xmlns:cx5="http://schemas.microsoft.com/office/drawing/2016/5/11/chartex" xmlns:cx6="http://schemas.microsoft.com/office/drawing/2016/5/12/chartex" xmlns:cx7="http://schemas.microsoft.com/office/drawing/2016/5/13/chartex" xmlns:cx8="http://schemas.microsoft.com/office/drawing/2016/5/14/chartex" xmlns:mc="http://schemas.openxmlformats.org/markup-compatibility/2006" xmlns:aink="http://schemas.microsoft.com/office/drawing/2016/ink" xmlns:am3d="http://schemas.microsoft.com/office/drawing/2017/model3d" xmlns:o="urn:schemas-microsoft-com:office:office" xmlns:oel="http://schemas.microsoft.com/office/2019/extlst" xmlns:r="http://schemas.openxmlformats.org/officeDocument/2006/relationships" xmlns:m="http://schemas.openxmlformats.org/officeDocument/2006/math" xmlns:v="urn:schemas-microsoft-com:vml" xmlns:wp14="http://schemas.microsoft.com/office/word/2010/wordprocessingDrawing" xmlns:wp="http://schemas.openxmlformats.org/drawingml/2006/wordprocessingDrawing" xmlns:w10="urn:schemas-microsoft-com:office:word" xmlns:w="http://schemas.openxmlformats.org/wordprocessingml/2006/main" xmlns:w14="http://schemas.microsoft.com/office/word/2010/wordml" xmlns:w15="http://schemas.microsoft.com/office/word/2012/wordml" xmlns:w16cex="http://schemas.microsoft.com/office/word/2018/wordml/cex" xmlns:w16cid="http://schemas.microsoft.com/office/word/2016/wordml/cid" xmlns:w16="http://schemas.microsoft.com/office/word/2018/wordml" xmlns:w16du="http://schemas.microsoft.com/office/word/2023/wordml/word16du" xmlns:w16sdtdh="http://schemas.microsoft.com/office/word/2020/wordml/sdtdatahash" xmlns:w16sdtfl="http://schemas.microsoft.com/office/word/2024/wordml/sdtformatlock" xmlns:w16se="http://schemas.microsoft.com/office/word/2015/wordml/symex" xmlns:wpg="http://schemas.microsoft.com/office/word/2010/wordprocessingGroup" xmlns:wpi="http://schemas.microsoft.com/office/word/2010/wordprocessingInk" xmlns:wne="http://schemas.microsoft.com/office/word/2006/wordml" xmlns:wps="http://schemas.microsoft.com/office/word/2010/wordprocessingShape" mc:Ignorable="w14 w15 w16se w16cid w16 w16cex w16sdtdh w16sdtfl w16du wp14">
   <w:p>
     <w:pPr>
-      <w:pStyle w:val="Header"/>
+      <w:pStyle w:val="ad"/>
       <w:ind w:rightChars="33" w:right="69"/>
     </w:pPr>
     <w:r>
@@ -5219,7 +5762,7 @@
 <w:hdr xmlns:wpc="http://schemas.microsoft.com/office/word/2010/wordprocessingCanvas" xmlns:cx="http://schemas.microsoft.com/office/drawing/2014/chartex" xmlns:cx1="http://schemas.microsoft.com/office/drawing/2015/9/8/chartex" xmlns:cx2="http://schemas.microsoft.com/office/drawing/2015/10/21/chartex" xmlns:cx3="http://schemas.microsoft.com/office/drawing/2016/5/9/chartex" xmlns:cx4="http://schemas.microsoft.com/office/drawing/2016/5/10/chartex" xmlns:cx5="http://schemas.microsoft.com/office/drawing/2016/5/11/chartex" xmlns:cx6="http://schemas.microsoft.com/office/drawing/2016/5/12/chartex" xmlns:cx7="http://schemas.microsoft.com/office/drawing/2016/5/13/chartex" xmlns:cx8="http://schemas.microsoft.com/office/drawing/2016/5/14/chartex" xmlns:mc="http://schemas.openxmlformats.org/markup-compatibility/2006" xmlns:aink="http://schemas.microsoft.com/office/drawing/2016/ink" xmlns:am3d="http://schemas.microsoft.com/office/drawing/2017/model3d" xmlns:o="urn:schemas-microsoft-com:office:office" xmlns:oel="http://schemas.microsoft.com/office/2019/extlst" xmlns:r="http://schemas.openxmlformats.org/officeDocument/2006/relationships" xmlns:m="http://schemas.openxmlformats.org/officeDocument/2006/math" xmlns:v="urn:schemas-microsoft-com:vml" xmlns:wp14="http://schemas.microsoft.com/office/word/2010/wordprocessingDrawing" xmlns:wp="http://schemas.openxmlformats.org/drawingml/2006/wordprocessingDrawing" xmlns:w10="urn:schemas-microsoft-com:office:word" xmlns:w="http://schemas.openxmlformats.org/wordprocessingml/2006/main" xmlns:w14="http://schemas.microsoft.com/office/word/2010/wordml" xmlns:w15="http://schemas.microsoft.com/office/word/2012/wordml" xmlns:w16cex="http://schemas.microsoft.com/office/word/2018/wordml/cex" xmlns:w16cid="http://schemas.microsoft.com/office/word/2016/wordml/cid" xmlns:w16="http://schemas.microsoft.com/office/word/2018/wordml" xmlns:w16du="http://schemas.microsoft.com/office/word/2023/wordml/word16du" xmlns:w16sdtdh="http://schemas.microsoft.com/office/word/2020/wordml/sdtdatahash" xmlns:w16sdtfl="http://schemas.microsoft.com/office/word/2024/wordml/sdtformatlock" xmlns:w16se="http://schemas.microsoft.com/office/word/2015/wordml/symex" xmlns:wpg="http://schemas.microsoft.com/office/word/2010/wordprocessingGroup" xmlns:wpi="http://schemas.microsoft.com/office/word/2010/wordprocessingInk" xmlns:wne="http://schemas.microsoft.com/office/word/2006/wordml" xmlns:wps="http://schemas.microsoft.com/office/word/2010/wordprocessingShape" mc:Ignorable="w14 w15 w16se w16cid w16 w16cex w16sdtdh w16sdtfl w16du wp14">
   <w:p>
     <w:pPr>
-      <w:pStyle w:val="Header"/>
+      <w:pStyle w:val="ad"/>
       <w:pBdr>
         <w:bottom w:val="single" w:sz="6" w:space="0" w:color="auto"/>
       </w:pBdr>
@@ -5242,12 +5785,12 @@
 <w:hdr xmlns:wpc="http://schemas.microsoft.com/office/word/2010/wordprocessingCanvas" xmlns:cx="http://schemas.microsoft.com/office/drawing/2014/chartex" xmlns:cx1="http://schemas.microsoft.com/office/drawing/2015/9/8/chartex" xmlns:cx2="http://schemas.microsoft.com/office/drawing/2015/10/21/chartex" xmlns:cx3="http://schemas.microsoft.com/office/drawing/2016/5/9/chartex" xmlns:cx4="http://schemas.microsoft.com/office/drawing/2016/5/10/chartex" xmlns:cx5="http://schemas.microsoft.com/office/drawing/2016/5/11/chartex" xmlns:cx6="http://schemas.microsoft.com/office/drawing/2016/5/12/chartex" xmlns:cx7="http://schemas.microsoft.com/office/drawing/2016/5/13/chartex" xmlns:cx8="http://schemas.microsoft.com/office/drawing/2016/5/14/chartex" xmlns:mc="http://schemas.openxmlformats.org/markup-compatibility/2006" xmlns:aink="http://schemas.microsoft.com/office/drawing/2016/ink" xmlns:am3d="http://schemas.microsoft.com/office/drawing/2017/model3d" xmlns:o="urn:schemas-microsoft-com:office:office" xmlns:oel="http://schemas.microsoft.com/office/2019/extlst" xmlns:r="http://schemas.openxmlformats.org/officeDocument/2006/relationships" xmlns:m="http://schemas.openxmlformats.org/officeDocument/2006/math" xmlns:v="urn:schemas-microsoft-com:vml" xmlns:wp14="http://schemas.microsoft.com/office/word/2010/wordprocessingDrawing" xmlns:wp="http://schemas.openxmlformats.org/drawingml/2006/wordprocessingDrawing" xmlns:w10="urn:schemas-microsoft-com:office:word" xmlns:w="http://schemas.openxmlformats.org/wordprocessingml/2006/main" xmlns:w14="http://schemas.microsoft.com/office/word/2010/wordml" xmlns:w15="http://schemas.microsoft.com/office/word/2012/wordml" xmlns:w16cex="http://schemas.microsoft.com/office/word/2018/wordml/cex" xmlns:w16cid="http://schemas.microsoft.com/office/word/2016/wordml/cid" xmlns:w16="http://schemas.microsoft.com/office/word/2018/wordml" xmlns:w16du="http://schemas.microsoft.com/office/word/2023/wordml/word16du" xmlns:w16sdtdh="http://schemas.microsoft.com/office/word/2020/wordml/sdtdatahash" xmlns:w16sdtfl="http://schemas.microsoft.com/office/word/2024/wordml/sdtformatlock" xmlns:w16se="http://schemas.microsoft.com/office/word/2015/wordml/symex" xmlns:wpg="http://schemas.microsoft.com/office/word/2010/wordprocessingGroup" xmlns:wpi="http://schemas.microsoft.com/office/word/2010/wordprocessingInk" xmlns:wne="http://schemas.microsoft.com/office/word/2006/wordml" xmlns:wps="http://schemas.microsoft.com/office/word/2010/wordprocessingShape" mc:Ignorable="w14 w15 w16se w16cid w16 w16cex w16sdtdh w16sdtfl w16du wp14">
   <w:p>
     <w:pPr>
-      <w:pStyle w:val="Header"/>
+      <w:pStyle w:val="ad"/>
       <w:ind w:rightChars="33" w:right="69"/>
     </w:pPr>
     <w:r>
       <w:rPr>
-        <w:rFonts w:cs="SimSun" w:hint="eastAsia"/>
+        <w:rFonts w:cs="宋体" w:hint="eastAsia"/>
       </w:rPr>
       <w:t>致谢</w:t>
     </w:r>
@@ -5280,8 +5823,8 @@
   <w:docDefaults>
     <w:rPrDefault>
       <w:rPr>
-        <w:rFonts w:ascii="Times New Roman" w:eastAsia="SimSun" w:hAnsi="Times New Roman" w:cs="Times New Roman"/>
-        <w:lang w:eastAsia="zh-CN" w:bidi="ar-SA"/>
+        <w:rFonts w:ascii="Times New Roman" w:eastAsia="宋体" w:hAnsi="Times New Roman" w:cs="Times New Roman"/>
+        <w:lang w:val="en-US" w:eastAsia="zh-CN" w:bidi="ar-SA"/>
       </w:rPr>
     </w:rPrDefault>
     <w:pPrDefault/>
@@ -5603,7 +6146,7 @@
     <w:lsdException w:name="Unresolved Mention" w:semiHidden="1" w:uiPriority="99" w:unhideWhenUsed="1"/>
     <w:lsdException w:name="Smart Link" w:semiHidden="1" w:uiPriority="99" w:unhideWhenUsed="1"/>
   </w:latentStyles>
-  <w:style w:type="paragraph" w:default="1" w:styleId="Normal">
+  <w:style w:type="paragraph" w:default="1" w:styleId="a">
     <w:name w:val="Normal"/>
     <w:qFormat/>
     <w:pPr>
@@ -5614,13 +6157,12 @@
       <w:kern w:val="2"/>
       <w:sz w:val="21"/>
       <w:szCs w:val="21"/>
-      <w:lang w:val="en-US"/>
     </w:rPr>
   </w:style>
-  <w:style w:type="paragraph" w:styleId="Heading1">
+  <w:style w:type="paragraph" w:styleId="1">
     <w:name w:val="heading 1"/>
-    <w:basedOn w:val="Normal"/>
-    <w:next w:val="Normal"/>
+    <w:basedOn w:val="a"/>
+    <w:next w:val="a"/>
     <w:qFormat/>
     <w:pPr>
       <w:keepNext/>
@@ -5632,7 +6174,7 @@
       <w:outlineLvl w:val="0"/>
     </w:pPr>
     <w:rPr>
-      <w:rFonts w:ascii="SimSun" w:hAnsi="SimSun" w:cs="SimSun"/>
+      <w:rFonts w:ascii="宋体" w:hAnsi="宋体" w:cs="宋体"/>
       <w:b/>
       <w:bCs/>
       <w:kern w:val="0"/>
@@ -5640,10 +6182,10 @@
       <w:szCs w:val="28"/>
     </w:rPr>
   </w:style>
-  <w:style w:type="paragraph" w:styleId="Heading2">
+  <w:style w:type="paragraph" w:styleId="2">
     <w:name w:val="heading 2"/>
-    <w:basedOn w:val="Normal"/>
-    <w:next w:val="Normal"/>
+    <w:basedOn w:val="a"/>
+    <w:next w:val="a"/>
     <w:qFormat/>
     <w:pPr>
       <w:keepNext/>
@@ -5660,10 +6202,10 @@
       <w:szCs w:val="28"/>
     </w:rPr>
   </w:style>
-  <w:style w:type="paragraph" w:styleId="Heading3">
+  <w:style w:type="paragraph" w:styleId="3">
     <w:name w:val="heading 3"/>
-    <w:basedOn w:val="Normal"/>
-    <w:next w:val="Normal"/>
+    <w:basedOn w:val="a"/>
+    <w:next w:val="a"/>
     <w:qFormat/>
     <w:pPr>
       <w:keepNext/>
@@ -5681,10 +6223,10 @@
       <w:szCs w:val="32"/>
     </w:rPr>
   </w:style>
-  <w:style w:type="paragraph" w:styleId="Heading4">
+  <w:style w:type="paragraph" w:styleId="4">
     <w:name w:val="heading 4"/>
-    <w:basedOn w:val="Normal"/>
-    <w:next w:val="Normal"/>
+    <w:basedOn w:val="a"/>
+    <w:next w:val="a"/>
     <w:qFormat/>
     <w:pPr>
       <w:keepNext/>
@@ -5695,7 +6237,7 @@
       <w:outlineLvl w:val="3"/>
     </w:pPr>
     <w:rPr>
-      <w:rFonts w:ascii="Arial" w:eastAsia="SimHei" w:hAnsi="Arial" w:cs="Arial"/>
+      <w:rFonts w:ascii="Arial" w:eastAsia="黑体" w:hAnsi="Arial" w:cs="Arial"/>
       <w:b/>
       <w:bCs/>
       <w:kern w:val="0"/>
@@ -5703,10 +6245,10 @@
       <w:szCs w:val="28"/>
     </w:rPr>
   </w:style>
-  <w:style w:type="paragraph" w:styleId="Heading5">
+  <w:style w:type="paragraph" w:styleId="5">
     <w:name w:val="heading 5"/>
-    <w:basedOn w:val="Normal"/>
-    <w:next w:val="Normal"/>
+    <w:basedOn w:val="a"/>
+    <w:next w:val="a"/>
     <w:qFormat/>
     <w:pPr>
       <w:keepNext/>
@@ -5721,13 +6263,13 @@
       <w:szCs w:val="28"/>
     </w:rPr>
   </w:style>
-  <w:style w:type="character" w:default="1" w:styleId="DefaultParagraphFont">
+  <w:style w:type="character" w:default="1" w:styleId="a0">
     <w:name w:val="Default Paragraph Font"/>
     <w:uiPriority w:val="1"/>
     <w:semiHidden/>
     <w:unhideWhenUsed/>
   </w:style>
-  <w:style w:type="table" w:default="1" w:styleId="TableNormal">
+  <w:style w:type="table" w:default="1" w:styleId="a1">
     <w:name w:val="Normal Table"/>
     <w:uiPriority w:val="99"/>
     <w:semiHidden/>
@@ -5742,7 +6284,7 @@
       </w:tblCellMar>
     </w:tblPr>
   </w:style>
-  <w:style w:type="numbering" w:default="1" w:styleId="NoList">
+  <w:style w:type="numbering" w:default="1" w:styleId="a2">
     <w:name w:val="No List"/>
     <w:uiPriority w:val="99"/>
     <w:semiHidden/>
@@ -5750,8 +6292,8 @@
   </w:style>
   <w:style w:type="paragraph" w:styleId="TOC7">
     <w:name w:val="toc 7"/>
-    <w:basedOn w:val="Normal"/>
-    <w:next w:val="Normal"/>
+    <w:basedOn w:val="a"/>
+    <w:next w:val="a"/>
     <w:semiHidden/>
     <w:qFormat/>
     <w:pPr>
@@ -5763,9 +6305,9 @@
       <w:szCs w:val="18"/>
     </w:rPr>
   </w:style>
-  <w:style w:type="paragraph" w:styleId="DocumentMap">
+  <w:style w:type="paragraph" w:styleId="a3">
     <w:name w:val="Document Map"/>
-    <w:basedOn w:val="Normal"/>
+    <w:basedOn w:val="a"/>
     <w:semiHidden/>
     <w:qFormat/>
     <w:pPr>
@@ -5779,9 +6321,9 @@
       <w:szCs w:val="20"/>
     </w:rPr>
   </w:style>
-  <w:style w:type="paragraph" w:styleId="CommentText">
+  <w:style w:type="paragraph" w:styleId="a4">
     <w:name w:val="annotation text"/>
-    <w:basedOn w:val="Normal"/>
+    <w:basedOn w:val="a"/>
     <w:semiHidden/>
     <w:qFormat/>
     <w:pPr>
@@ -5791,9 +6333,9 @@
       <w:szCs w:val="24"/>
     </w:rPr>
   </w:style>
-  <w:style w:type="paragraph" w:styleId="BodyText">
+  <w:style w:type="paragraph" w:styleId="a5">
     <w:name w:val="Body Text"/>
-    <w:basedOn w:val="Normal"/>
+    <w:basedOn w:val="a"/>
     <w:qFormat/>
     <w:pPr>
       <w:widowControl/>
@@ -5805,9 +6347,9 @@
       <w:szCs w:val="20"/>
     </w:rPr>
   </w:style>
-  <w:style w:type="paragraph" w:styleId="BodyTextIndent">
+  <w:style w:type="paragraph" w:styleId="a6">
     <w:name w:val="Body Text Indent"/>
-    <w:basedOn w:val="Normal"/>
+    <w:basedOn w:val="a"/>
     <w:qFormat/>
     <w:pPr>
       <w:spacing w:after="120"/>
@@ -5816,8 +6358,8 @@
   </w:style>
   <w:style w:type="paragraph" w:styleId="TOC5">
     <w:name w:val="toc 5"/>
-    <w:basedOn w:val="Normal"/>
-    <w:next w:val="Normal"/>
+    <w:basedOn w:val="a"/>
+    <w:next w:val="a"/>
     <w:semiHidden/>
     <w:qFormat/>
     <w:pPr>
@@ -5831,8 +6373,8 @@
   </w:style>
   <w:style w:type="paragraph" w:styleId="TOC3">
     <w:name w:val="toc 3"/>
-    <w:basedOn w:val="Normal"/>
-    <w:next w:val="Normal"/>
+    <w:basedOn w:val="a"/>
+    <w:next w:val="a"/>
     <w:semiHidden/>
     <w:qFormat/>
     <w:pPr>
@@ -5844,14 +6386,14 @@
       <w:jc w:val="left"/>
     </w:pPr>
     <w:rPr>
-      <w:rFonts w:ascii="SimHei"/>
+      <w:rFonts w:ascii="黑体"/>
       <w:iCs/>
     </w:rPr>
   </w:style>
   <w:style w:type="paragraph" w:styleId="TOC8">
     <w:name w:val="toc 8"/>
-    <w:basedOn w:val="Normal"/>
-    <w:next w:val="Normal"/>
+    <w:basedOn w:val="a"/>
+    <w:next w:val="a"/>
     <w:semiHidden/>
     <w:qFormat/>
     <w:pPr>
@@ -5863,19 +6405,19 @@
       <w:szCs w:val="18"/>
     </w:rPr>
   </w:style>
-  <w:style w:type="paragraph" w:styleId="Date">
+  <w:style w:type="paragraph" w:styleId="a7">
     <w:name w:val="Date"/>
-    <w:basedOn w:val="Normal"/>
-    <w:next w:val="Normal"/>
+    <w:basedOn w:val="a"/>
+    <w:next w:val="a"/>
     <w:qFormat/>
     <w:pPr>
       <w:ind w:leftChars="2500" w:left="100"/>
     </w:pPr>
   </w:style>
-  <w:style w:type="paragraph" w:styleId="EndnoteText">
+  <w:style w:type="paragraph" w:styleId="a8">
     <w:name w:val="endnote text"/>
-    <w:basedOn w:val="Normal"/>
-    <w:link w:val="EndnoteTextChar"/>
+    <w:basedOn w:val="a"/>
+    <w:link w:val="a9"/>
     <w:semiHidden/>
     <w:qFormat/>
     <w:pPr>
@@ -5886,19 +6428,19 @@
       <w:szCs w:val="20"/>
     </w:rPr>
   </w:style>
-  <w:style w:type="paragraph" w:styleId="BalloonText">
+  <w:style w:type="paragraph" w:styleId="aa">
     <w:name w:val="Balloon Text"/>
-    <w:basedOn w:val="Normal"/>
-    <w:link w:val="BalloonTextChar"/>
+    <w:basedOn w:val="a"/>
+    <w:link w:val="ab"/>
     <w:qFormat/>
     <w:rPr>
       <w:sz w:val="18"/>
       <w:szCs w:val="18"/>
     </w:rPr>
   </w:style>
-  <w:style w:type="paragraph" w:styleId="Footer">
+  <w:style w:type="paragraph" w:styleId="ac">
     <w:name w:val="footer"/>
-    <w:basedOn w:val="Normal"/>
+    <w:basedOn w:val="a"/>
     <w:qFormat/>
     <w:pPr>
       <w:widowControl/>
@@ -5915,9 +6457,9 @@
       <w:szCs w:val="18"/>
     </w:rPr>
   </w:style>
-  <w:style w:type="paragraph" w:styleId="Header">
+  <w:style w:type="paragraph" w:styleId="ad">
     <w:name w:val="header"/>
-    <w:basedOn w:val="Normal"/>
+    <w:basedOn w:val="a"/>
     <w:qFormat/>
     <w:pPr>
       <w:widowControl/>
@@ -5939,8 +6481,8 @@
   </w:style>
   <w:style w:type="paragraph" w:styleId="TOC1">
     <w:name w:val="toc 1"/>
-    <w:basedOn w:val="Normal"/>
-    <w:next w:val="Normal"/>
+    <w:basedOn w:val="a"/>
+    <w:next w:val="a"/>
     <w:semiHidden/>
     <w:qFormat/>
     <w:pPr>
@@ -5959,8 +6501,8 @@
   </w:style>
   <w:style w:type="paragraph" w:styleId="TOC4">
     <w:name w:val="toc 4"/>
-    <w:basedOn w:val="Normal"/>
-    <w:next w:val="Normal"/>
+    <w:basedOn w:val="a"/>
+    <w:next w:val="a"/>
     <w:semiHidden/>
     <w:qFormat/>
     <w:pPr>
@@ -5972,9 +6514,9 @@
       <w:szCs w:val="18"/>
     </w:rPr>
   </w:style>
-  <w:style w:type="paragraph" w:styleId="FootnoteText">
+  <w:style w:type="paragraph" w:styleId="ae">
     <w:name w:val="footnote text"/>
-    <w:basedOn w:val="Normal"/>
+    <w:basedOn w:val="a"/>
     <w:qFormat/>
     <w:pPr>
       <w:snapToGrid w:val="0"/>
@@ -5986,8 +6528,8 @@
   </w:style>
   <w:style w:type="paragraph" w:styleId="TOC6">
     <w:name w:val="toc 6"/>
-    <w:basedOn w:val="Normal"/>
-    <w:next w:val="Normal"/>
+    <w:basedOn w:val="a"/>
+    <w:next w:val="a"/>
     <w:semiHidden/>
     <w:qFormat/>
     <w:pPr>
@@ -5999,21 +6541,21 @@
       <w:szCs w:val="18"/>
     </w:rPr>
   </w:style>
-  <w:style w:type="paragraph" w:styleId="BodyTextIndent3">
+  <w:style w:type="paragraph" w:styleId="30">
     <w:name w:val="Body Text Indent 3"/>
-    <w:basedOn w:val="Normal"/>
+    <w:basedOn w:val="a"/>
     <w:qFormat/>
     <w:pPr>
       <w:ind w:firstLine="435"/>
     </w:pPr>
     <w:rPr>
-      <w:rFonts w:ascii="SimSun" w:hAnsi="SimSun" w:cs="SimSun"/>
+      <w:rFonts w:ascii="宋体" w:hAnsi="宋体" w:cs="宋体"/>
     </w:rPr>
   </w:style>
-  <w:style w:type="paragraph" w:styleId="TableofFigures">
+  <w:style w:type="paragraph" w:styleId="af">
     <w:name w:val="table of figures"/>
-    <w:basedOn w:val="Normal"/>
-    <w:next w:val="Normal"/>
+    <w:basedOn w:val="a"/>
+    <w:next w:val="a"/>
     <w:semiHidden/>
     <w:qFormat/>
     <w:pPr>
@@ -6022,8 +6564,8 @@
   </w:style>
   <w:style w:type="paragraph" w:styleId="TOC2">
     <w:name w:val="toc 2"/>
-    <w:basedOn w:val="Normal"/>
-    <w:next w:val="Normal"/>
+    <w:basedOn w:val="a"/>
+    <w:next w:val="a"/>
     <w:semiHidden/>
     <w:qFormat/>
     <w:pPr>
@@ -6035,7 +6577,7 @@
       <w:jc w:val="left"/>
     </w:pPr>
     <w:rPr>
-      <w:rFonts w:ascii="SimSun" w:hAnsi="SimSun"/>
+      <w:rFonts w:ascii="宋体" w:hAnsi="宋体"/>
       <w:smallCaps/>
       <w:sz w:val="24"/>
       <w:szCs w:val="24"/>
@@ -6043,8 +6585,8 @@
   </w:style>
   <w:style w:type="paragraph" w:styleId="TOC9">
     <w:name w:val="toc 9"/>
-    <w:basedOn w:val="Normal"/>
-    <w:next w:val="Normal"/>
+    <w:basedOn w:val="a"/>
+    <w:next w:val="a"/>
     <w:semiHidden/>
     <w:qFormat/>
     <w:pPr>
@@ -6056,9 +6598,9 @@
       <w:szCs w:val="18"/>
     </w:rPr>
   </w:style>
-  <w:style w:type="paragraph" w:styleId="BodyText2">
+  <w:style w:type="paragraph" w:styleId="20">
     <w:name w:val="Body Text 2"/>
-    <w:basedOn w:val="Normal"/>
+    <w:basedOn w:val="a"/>
     <w:qFormat/>
     <w:pPr>
       <w:widowControl/>
@@ -6069,7 +6611,7 @@
       <w:kern w:val="0"/>
     </w:rPr>
   </w:style>
-  <w:style w:type="paragraph" w:styleId="NormalWeb">
+  <w:style w:type="paragraph" w:styleId="af0">
     <w:name w:val="Normal (Web)"/>
     <w:basedOn w:val="Default"/>
     <w:next w:val="Default"/>
@@ -6091,18 +6633,17 @@
       <w:adjustRightInd w:val="0"/>
     </w:pPr>
     <w:rPr>
-      <w:rFonts w:ascii="SimSun" w:cs="SimSun"/>
+      <w:rFonts w:ascii="宋体" w:cs="宋体"/>
       <w:color w:val="000000"/>
       <w:sz w:val="24"/>
       <w:szCs w:val="24"/>
-      <w:lang w:val="en-US"/>
     </w:rPr>
   </w:style>
-  <w:style w:type="paragraph" w:styleId="Title">
+  <w:style w:type="paragraph" w:styleId="af1">
     <w:name w:val="Title"/>
-    <w:basedOn w:val="Normal"/>
-    <w:next w:val="Normal"/>
-    <w:link w:val="TitleChar"/>
+    <w:basedOn w:val="a"/>
+    <w:next w:val="a"/>
+    <w:link w:val="af2"/>
     <w:qFormat/>
     <w:pPr>
       <w:contextualSpacing/>
@@ -6115,9 +6656,9 @@
       <w:szCs w:val="56"/>
     </w:rPr>
   </w:style>
-  <w:style w:type="table" w:styleId="TableGrid">
+  <w:style w:type="table" w:styleId="af3">
     <w:name w:val="Table Grid"/>
-    <w:basedOn w:val="TableNormal"/>
+    <w:basedOn w:val="a1"/>
     <w:qFormat/>
     <w:pPr>
       <w:widowControl w:val="0"/>
@@ -6134,9 +6675,9 @@
       </w:tblBorders>
     </w:tblPr>
   </w:style>
-  <w:style w:type="table" w:styleId="TableClassic2">
+  <w:style w:type="table" w:styleId="21">
     <w:name w:val="Table Classic 2"/>
-    <w:basedOn w:val="TableNormal"/>
+    <w:basedOn w:val="a1"/>
     <w:qFormat/>
     <w:pPr>
       <w:widowControl w:val="0"/>
@@ -6225,31 +6766,31 @@
       </w:tcPr>
     </w:tblStylePr>
   </w:style>
-  <w:style w:type="character" w:styleId="PageNumber">
+  <w:style w:type="character" w:styleId="af4">
     <w:name w:val="page number"/>
-    <w:basedOn w:val="DefaultParagraphFont"/>
+    <w:basedOn w:val="a0"/>
     <w:qFormat/>
   </w:style>
-  <w:style w:type="character" w:styleId="FollowedHyperlink">
+  <w:style w:type="character" w:styleId="af5">
     <w:name w:val="FollowedHyperlink"/>
-    <w:basedOn w:val="DefaultParagraphFont"/>
+    <w:basedOn w:val="a0"/>
     <w:qFormat/>
     <w:rPr>
       <w:color w:val="800080"/>
       <w:u w:val="single"/>
     </w:rPr>
   </w:style>
-  <w:style w:type="character" w:styleId="Emphasis">
+  <w:style w:type="character" w:styleId="af6">
     <w:name w:val="Emphasis"/>
-    <w:basedOn w:val="DefaultParagraphFont"/>
+    <w:basedOn w:val="a0"/>
     <w:qFormat/>
     <w:rPr>
       <w:i/>
     </w:rPr>
   </w:style>
-  <w:style w:type="character" w:styleId="Hyperlink">
+  <w:style w:type="character" w:styleId="af7">
     <w:name w:val="Hyperlink"/>
-    <w:basedOn w:val="DefaultParagraphFont"/>
+    <w:basedOn w:val="a0"/>
     <w:qFormat/>
     <w:rPr>
       <w:color w:val="FF0000"/>
@@ -6258,9 +6799,9 @@
       <w:u w:val="none"/>
     </w:rPr>
   </w:style>
-  <w:style w:type="character" w:styleId="CommentReference">
+  <w:style w:type="character" w:styleId="af8">
     <w:name w:val="annotation reference"/>
-    <w:basedOn w:val="DefaultParagraphFont"/>
+    <w:basedOn w:val="a0"/>
     <w:semiHidden/>
     <w:qFormat/>
     <w:rPr>
@@ -6268,9 +6809,9 @@
       <w:szCs w:val="21"/>
     </w:rPr>
   </w:style>
-  <w:style w:type="character" w:styleId="FootnoteReference">
+  <w:style w:type="character" w:styleId="af9">
     <w:name w:val="footnote reference"/>
-    <w:basedOn w:val="DefaultParagraphFont"/>
+    <w:basedOn w:val="a0"/>
     <w:qFormat/>
     <w:rPr>
       <w:vertAlign w:val="superscript"/>
@@ -6278,10 +6819,10 @@
   </w:style>
   <w:style w:type="character" w:customStyle="1" w:styleId="CharChar">
     <w:name w:val="Char Char"/>
-    <w:basedOn w:val="DefaultParagraphFont"/>
+    <w:basedOn w:val="a0"/>
     <w:qFormat/>
     <w:rPr>
-      <w:rFonts w:ascii="Arial" w:eastAsia="SimHei" w:hAnsi="Arial" w:cs="Arial"/>
+      <w:rFonts w:ascii="Arial" w:eastAsia="黑体" w:hAnsi="Arial" w:cs="Arial"/>
       <w:b/>
       <w:bCs/>
       <w:sz w:val="28"/>
@@ -6289,10 +6830,10 @@
       <w:lang w:val="en-US" w:eastAsia="zh-CN"/>
     </w:rPr>
   </w:style>
-  <w:style w:type="paragraph" w:customStyle="1" w:styleId="a">
+  <w:style w:type="paragraph" w:customStyle="1" w:styleId="afa">
     <w:name w:val="文档编号"/>
-    <w:basedOn w:val="Normal"/>
-    <w:next w:val="Normal"/>
+    <w:basedOn w:val="a"/>
+    <w:next w:val="a"/>
     <w:qFormat/>
     <w:pPr>
       <w:adjustRightInd w:val="0"/>
@@ -6301,7 +6842,7 @@
       <w:textAlignment w:val="baseline"/>
     </w:pPr>
     <w:rPr>
-      <w:rFonts w:ascii="SimSun" w:cs="SimSun"/>
+      <w:rFonts w:ascii="宋体" w:cs="宋体"/>
       <w:kern w:val="0"/>
       <w:sz w:val="20"/>
       <w:szCs w:val="20"/>
@@ -6309,7 +6850,7 @@
   </w:style>
   <w:style w:type="paragraph" w:customStyle="1" w:styleId="textnomal">
     <w:name w:val="textnomal"/>
-    <w:basedOn w:val="Normal"/>
+    <w:basedOn w:val="a"/>
     <w:qFormat/>
     <w:pPr>
       <w:widowControl/>
@@ -6324,7 +6865,7 @@
   </w:style>
   <w:style w:type="character" w:customStyle="1" w:styleId="nava1">
     <w:name w:val="nava1"/>
-    <w:basedOn w:val="DefaultParagraphFont"/>
+    <w:basedOn w:val="a0"/>
     <w:qFormat/>
     <w:rPr>
       <w:sz w:val="18"/>
@@ -6333,7 +6874,7 @@
   </w:style>
   <w:style w:type="character" w:customStyle="1" w:styleId="textnomal1">
     <w:name w:val="textnomal1"/>
-    <w:basedOn w:val="DefaultParagraphFont"/>
+    <w:basedOn w:val="a0"/>
     <w:qFormat/>
     <w:rPr>
       <w:sz w:val="19"/>
@@ -6342,7 +6883,7 @@
   </w:style>
   <w:style w:type="character" w:customStyle="1" w:styleId="cpx12hei21">
     <w:name w:val="cpx12hei21"/>
-    <w:basedOn w:val="DefaultParagraphFont"/>
+    <w:basedOn w:val="a0"/>
     <w:qFormat/>
     <w:rPr>
       <w:color w:val="auto"/>
@@ -6353,8 +6894,8 @@
   </w:style>
   <w:style w:type="paragraph" w:customStyle="1" w:styleId="MTDisplayEquation">
     <w:name w:val="MTDisplayEquation"/>
-    <w:basedOn w:val="Normal"/>
-    <w:next w:val="Normal"/>
+    <w:basedOn w:val="a"/>
+    <w:next w:val="a"/>
     <w:qFormat/>
     <w:pPr>
       <w:widowControl/>
@@ -6373,7 +6914,7 @@
   </w:style>
   <w:style w:type="paragraph" w:customStyle="1" w:styleId="common">
     <w:name w:val="common"/>
-    <w:basedOn w:val="Normal"/>
+    <w:basedOn w:val="a"/>
     <w:qFormat/>
     <w:pPr>
       <w:widowControl/>
@@ -6381,15 +6922,15 @@
       <w:jc w:val="left"/>
     </w:pPr>
     <w:rPr>
-      <w:rFonts w:ascii="SimSun" w:hAnsi="SimSun" w:cs="SimSun"/>
+      <w:rFonts w:ascii="宋体" w:hAnsi="宋体" w:cs="宋体"/>
       <w:kern w:val="0"/>
       <w:sz w:val="24"/>
       <w:szCs w:val="24"/>
     </w:rPr>
   </w:style>
-  <w:style w:type="paragraph" w:customStyle="1" w:styleId="a0">
+  <w:style w:type="paragraph" w:customStyle="1" w:styleId="afb">
     <w:name w:val="三级标题"/>
-    <w:basedOn w:val="Normal"/>
+    <w:basedOn w:val="a"/>
     <w:qFormat/>
     <w:pPr>
       <w:keepNext/>
@@ -6397,7 +6938,7 @@
       <w:outlineLvl w:val="2"/>
     </w:pPr>
     <w:rPr>
-      <w:rFonts w:eastAsia="SimHei"/>
+      <w:rFonts w:eastAsia="黑体"/>
       <w:b/>
       <w:bCs/>
       <w:kern w:val="24"/>
@@ -6405,9 +6946,9 @@
       <w:szCs w:val="24"/>
     </w:rPr>
   </w:style>
-  <w:style w:type="paragraph" w:customStyle="1" w:styleId="a1">
+  <w:style w:type="paragraph" w:customStyle="1" w:styleId="afc">
     <w:name w:val="一级标题"/>
-    <w:basedOn w:val="Normal"/>
+    <w:basedOn w:val="a"/>
     <w:qFormat/>
     <w:pPr>
       <w:keepNext/>
@@ -6420,16 +6961,16 @@
       <w:outlineLvl w:val="0"/>
     </w:pPr>
     <w:rPr>
-      <w:rFonts w:ascii="Arial" w:eastAsia="SimHei" w:hAnsi="Arial" w:cs="Arial"/>
+      <w:rFonts w:ascii="Arial" w:eastAsia="黑体" w:hAnsi="Arial" w:cs="Arial"/>
       <w:b/>
       <w:kern w:val="32"/>
       <w:sz w:val="32"/>
       <w:szCs w:val="32"/>
     </w:rPr>
   </w:style>
-  <w:style w:type="paragraph" w:customStyle="1" w:styleId="a2">
+  <w:style w:type="paragraph" w:customStyle="1" w:styleId="afd">
     <w:name w:val="二级标题"/>
-    <w:basedOn w:val="Heading2"/>
+    <w:basedOn w:val="2"/>
     <w:qFormat/>
     <w:pPr>
       <w:widowControl/>
@@ -6449,7 +6990,7 @@
   </w:style>
   <w:style w:type="paragraph" w:customStyle="1" w:styleId="new">
     <w:name w:val="正文new"/>
-    <w:basedOn w:val="Normal"/>
+    <w:basedOn w:val="a"/>
     <w:qFormat/>
     <w:pPr>
       <w:widowControl/>
@@ -6457,7 +6998,7 @@
       <w:ind w:firstLineChars="202" w:firstLine="566"/>
     </w:pPr>
     <w:rPr>
-      <w:rFonts w:ascii="SimSun" w:hAnsi="SimSun" w:cs="SimSun"/>
+      <w:rFonts w:ascii="宋体" w:hAnsi="宋体" w:cs="宋体"/>
       <w:kern w:val="24"/>
       <w:sz w:val="28"/>
       <w:szCs w:val="28"/>
@@ -6465,10 +7006,10 @@
   </w:style>
   <w:style w:type="character" w:customStyle="1" w:styleId="newChar">
     <w:name w:val="正文new Char"/>
-    <w:basedOn w:val="DefaultParagraphFont"/>
+    <w:basedOn w:val="a0"/>
     <w:qFormat/>
     <w:rPr>
-      <w:rFonts w:ascii="SimSun" w:eastAsia="SimSun" w:hAnsi="SimSun" w:cs="SimSun"/>
+      <w:rFonts w:ascii="宋体" w:eastAsia="宋体" w:hAnsi="宋体" w:cs="宋体"/>
       <w:kern w:val="24"/>
       <w:sz w:val="28"/>
       <w:szCs w:val="28"/>
@@ -6477,7 +7018,7 @@
   </w:style>
   <w:style w:type="paragraph" w:customStyle="1" w:styleId="newTimesNewRoman">
     <w:name w:val="样式 正文new + Times New Roman"/>
-    <w:basedOn w:val="Normal"/>
+    <w:basedOn w:val="a"/>
     <w:qFormat/>
     <w:pPr>
       <w:widowControl/>
@@ -6491,10 +7032,10 @@
   </w:style>
   <w:style w:type="character" w:customStyle="1" w:styleId="newTimesNewRomanChar">
     <w:name w:val="样式 正文new + Times New Roman Char"/>
-    <w:basedOn w:val="DefaultParagraphFont"/>
+    <w:basedOn w:val="a0"/>
     <w:qFormat/>
     <w:rPr>
-      <w:rFonts w:eastAsia="SimSun"/>
+      <w:rFonts w:eastAsia="宋体"/>
       <w:lang w:val="en-US" w:eastAsia="zh-CN"/>
     </w:rPr>
   </w:style>
@@ -6516,23 +7057,23 @@
     <w:basedOn w:val="newChar"/>
     <w:qFormat/>
     <w:rPr>
-      <w:rFonts w:ascii="SimSun" w:eastAsia="SimSun" w:hAnsi="SimSun" w:cs="SimSun"/>
+      <w:rFonts w:ascii="宋体" w:eastAsia="宋体" w:hAnsi="宋体" w:cs="宋体"/>
       <w:kern w:val="24"/>
       <w:sz w:val="24"/>
       <w:szCs w:val="24"/>
       <w:lang w:val="en-US" w:eastAsia="zh-CN"/>
     </w:rPr>
   </w:style>
-  <w:style w:type="paragraph" w:customStyle="1" w:styleId="a3">
+  <w:style w:type="paragraph" w:customStyle="1" w:styleId="afe">
     <w:name w:val="四级标题"/>
-    <w:basedOn w:val="Heading4"/>
+    <w:basedOn w:val="4"/>
     <w:qFormat/>
     <w:pPr>
       <w:spacing w:before="0" w:after="0" w:line="300" w:lineRule="auto"/>
       <w:jc w:val="both"/>
     </w:pPr>
     <w:rPr>
-      <w:rFonts w:ascii="SimHei" w:hAnsi="Times New Roman" w:cs="SimHei"/>
+      <w:rFonts w:ascii="黑体" w:hAnsi="Times New Roman" w:cs="黑体"/>
       <w:b w:val="0"/>
       <w:bCs w:val="0"/>
       <w:kern w:val="24"/>
@@ -6545,7 +7086,7 @@
     <w:basedOn w:val="CharChar"/>
     <w:qFormat/>
     <w:rPr>
-      <w:rFonts w:ascii="SimHei" w:eastAsia="SimHei" w:hAnsi="Arial" w:cs="SimHei"/>
+      <w:rFonts w:ascii="黑体" w:eastAsia="黑体" w:hAnsi="Arial" w:cs="黑体"/>
       <w:b/>
       <w:bCs/>
       <w:kern w:val="24"/>
@@ -6554,22 +7095,22 @@
       <w:lang w:val="en-US" w:eastAsia="zh-CN"/>
     </w:rPr>
   </w:style>
-  <w:style w:type="paragraph" w:customStyle="1" w:styleId="a4">
+  <w:style w:type="paragraph" w:customStyle="1" w:styleId="aff">
     <w:name w:val="正文内容"/>
-    <w:basedOn w:val="Normal"/>
+    <w:basedOn w:val="a"/>
     <w:qFormat/>
     <w:pPr>
       <w:spacing w:line="300" w:lineRule="auto"/>
     </w:pPr>
     <w:rPr>
-      <w:rFonts w:ascii="SimSun" w:hAnsi="SimSun" w:cs="SimSun"/>
+      <w:rFonts w:ascii="宋体" w:hAnsi="宋体" w:cs="宋体"/>
       <w:sz w:val="24"/>
       <w:szCs w:val="24"/>
     </w:rPr>
   </w:style>
   <w:style w:type="character" w:customStyle="1" w:styleId="datatitle1">
     <w:name w:val="datatitle1"/>
-    <w:basedOn w:val="DefaultParagraphFont"/>
+    <w:basedOn w:val="a0"/>
     <w:qFormat/>
     <w:rPr>
       <w:b/>
@@ -6581,29 +7122,29 @@
   </w:style>
   <w:style w:type="character" w:customStyle="1" w:styleId="txt">
     <w:name w:val="txt"/>
-    <w:basedOn w:val="DefaultParagraphFont"/>
+    <w:basedOn w:val="a0"/>
     <w:qFormat/>
   </w:style>
   <w:style w:type="character" w:customStyle="1" w:styleId="postbody">
     <w:name w:val="postbody"/>
-    <w:basedOn w:val="DefaultParagraphFont"/>
+    <w:basedOn w:val="a0"/>
     <w:qFormat/>
   </w:style>
   <w:style w:type="paragraph" w:customStyle="1" w:styleId="context">
     <w:name w:val="context"/>
-    <w:basedOn w:val="a4"/>
+    <w:basedOn w:val="aff"/>
     <w:qFormat/>
     <w:pPr>
       <w:ind w:firstLineChars="257" w:firstLine="617"/>
     </w:pPr>
   </w:style>
-  <w:style w:type="character" w:customStyle="1" w:styleId="EndnoteTextChar">
-    <w:name w:val="Endnote Text Char"/>
-    <w:basedOn w:val="DefaultParagraphFont"/>
-    <w:link w:val="EndnoteText"/>
+  <w:style w:type="character" w:customStyle="1" w:styleId="a9">
+    <w:name w:val="尾注文本 字符"/>
+    <w:basedOn w:val="a0"/>
+    <w:link w:val="a8"/>
     <w:qFormat/>
     <w:rPr>
-      <w:rFonts w:eastAsia="SimSun"/>
+      <w:rFonts w:eastAsia="宋体"/>
       <w:kern w:val="2"/>
       <w:sz w:val="21"/>
       <w:lang w:val="en-US" w:eastAsia="zh-CN" w:bidi="ar-SA"/>
@@ -6611,7 +7152,7 @@
   </w:style>
   <w:style w:type="character" w:customStyle="1" w:styleId="medblacktext1">
     <w:name w:val="medblacktext1"/>
-    <w:basedOn w:val="DefaultParagraphFont"/>
+    <w:basedOn w:val="a0"/>
     <w:qFormat/>
     <w:rPr>
       <w:rFonts w:ascii="Arial" w:hAnsi="Arial" w:cs="Arial" w:hint="default"/>
@@ -6620,10 +7161,10 @@
       <w:szCs w:val="18"/>
     </w:rPr>
   </w:style>
-  <w:style w:type="paragraph" w:customStyle="1" w:styleId="1">
+  <w:style w:type="paragraph" w:customStyle="1" w:styleId="10">
     <w:name w:val="1"/>
-    <w:basedOn w:val="Normal"/>
-    <w:next w:val="NormalWeb"/>
+    <w:basedOn w:val="a"/>
+    <w:next w:val="af0"/>
     <w:qFormat/>
     <w:pPr>
       <w:widowControl/>
@@ -6631,16 +7172,16 @@
       <w:jc w:val="left"/>
     </w:pPr>
     <w:rPr>
-      <w:rFonts w:ascii="SimSun" w:hAnsi="SimSun" w:cs="SimSun"/>
+      <w:rFonts w:ascii="宋体" w:hAnsi="宋体" w:cs="宋体"/>
       <w:kern w:val="0"/>
       <w:sz w:val="24"/>
       <w:szCs w:val="24"/>
     </w:rPr>
   </w:style>
-  <w:style w:type="character" w:customStyle="1" w:styleId="BalloonTextChar">
-    <w:name w:val="Balloon Text Char"/>
-    <w:basedOn w:val="DefaultParagraphFont"/>
-    <w:link w:val="BalloonText"/>
+  <w:style w:type="character" w:customStyle="1" w:styleId="ab">
+    <w:name w:val="批注框文本 字符"/>
+    <w:basedOn w:val="a0"/>
+    <w:link w:val="aa"/>
     <w:qFormat/>
     <w:rPr>
       <w:kern w:val="2"/>
@@ -6648,9 +7189,9 @@
       <w:szCs w:val="18"/>
     </w:rPr>
   </w:style>
-  <w:style w:type="paragraph" w:styleId="ListParagraph">
+  <w:style w:type="paragraph" w:styleId="aff0">
     <w:name w:val="List Paragraph"/>
-    <w:basedOn w:val="Normal"/>
+    <w:basedOn w:val="a"/>
     <w:uiPriority w:val="99"/>
     <w:unhideWhenUsed/>
     <w:pPr>
@@ -6658,10 +7199,10 @@
       <w:contextualSpacing/>
     </w:pPr>
   </w:style>
-  <w:style w:type="character" w:customStyle="1" w:styleId="TitleChar">
-    <w:name w:val="Title Char"/>
-    <w:basedOn w:val="DefaultParagraphFont"/>
-    <w:link w:val="Title"/>
+  <w:style w:type="character" w:customStyle="1" w:styleId="af2">
+    <w:name w:val="标题 字符"/>
+    <w:basedOn w:val="a0"/>
+    <w:link w:val="af1"/>
     <w:rPr>
       <w:rFonts w:asciiTheme="majorHAnsi" w:eastAsiaTheme="majorEastAsia" w:hAnsiTheme="majorHAnsi" w:cstheme="majorBidi"/>
       <w:spacing w:val="-10"/>
@@ -6960,10 +7501,6 @@
 </file>
 
 <file path=customXml/item1.xml><?xml version="1.0" encoding="utf-8"?>
-<b:Sources xmlns:b="http://schemas.openxmlformats.org/officeDocument/2006/bibliography" xmlns="http://schemas.openxmlformats.org/officeDocument/2006/bibliography" SelectedStyle="/APASixthEditionOfficeOnline.xsl" StyleName="APA" Version="6"/>
-</file>
-
-<file path=customXml/item2.xml><?xml version="1.0" encoding="utf-8"?>
 <s:customData xmlns="http://www.wps.cn/officeDocument/2013/wpsCustomData" xmlns:s="http://www.wps.cn/officeDocument/2013/wpsCustomData">
   <customSectProps>
     <customSectPr/>
@@ -6981,18 +7518,22 @@
 </s:customData>
 </file>
 
+<file path=customXml/item2.xml><?xml version="1.0" encoding="utf-8"?>
+<b:Sources xmlns:b="http://schemas.openxmlformats.org/officeDocument/2006/bibliography" xmlns="http://schemas.openxmlformats.org/officeDocument/2006/bibliography" SelectedStyle="/APASixthEditionOfficeOnline.xsl" StyleName="APA" Version="6"/>
+</file>
+
 <file path=customXml/itemProps1.xml><?xml version="1.0" encoding="utf-8"?>
+<ds:datastoreItem xmlns:ds="http://schemas.openxmlformats.org/officeDocument/2006/customXml" ds:itemID="{B1977F7D-205B-4081-913C-38D41E755F92}">
+  <ds:schemaRefs>
+    <ds:schemaRef ds:uri="http://www.wps.cn/officeDocument/2013/wpsCustomData"/>
+  </ds:schemaRefs>
+</ds:datastoreItem>
+</file>
+
+<file path=customXml/itemProps2.xml><?xml version="1.0" encoding="utf-8"?>
 <ds:datastoreItem xmlns:ds="http://schemas.openxmlformats.org/officeDocument/2006/customXml" ds:itemID="{11CDBEC3-2698-B243-AB0D-920A0D5B5B8C}">
   <ds:schemaRefs>
     <ds:schemaRef ds:uri="http://schemas.openxmlformats.org/officeDocument/2006/bibliography"/>
   </ds:schemaRefs>
 </ds:datastoreItem>
-</file>
-
-<file path=customXml/itemProps2.xml><?xml version="1.0" encoding="utf-8"?>
-<ds:datastoreItem xmlns:ds="http://schemas.openxmlformats.org/officeDocument/2006/customXml" ds:itemID="{B1977F7D-205B-4081-913C-38D41E755F92}">
-  <ds:schemaRefs>
-    <ds:schemaRef ds:uri="http://www.wps.cn/officeDocument/2013/wpsCustomData"/>
-  </ds:schemaRefs>
-</ds:datastoreItem>
 </file>